--- a/Review_Of_Rwanda_Analytical-rule.docx
+++ b/Review_Of_Rwanda_Analytical-rule.docx
@@ -1131,86 +1131,174 @@
         <w:rPr>
           <w:rFonts w:ascii="Aptos" w:hAnsi="Aptos"/>
         </w:rPr>
-        <w:t xml:space="preserve">Successful </w:t>
-      </w:r>
-      <w:proofErr w:type="spellStart"/>
-      <w:r>
+        <w:t>Successful Signin From Non-Compliant Device</w:t>
+      </w:r>
+      <w:bookmarkEnd w:id="4"/>
+    </w:p>
+    <w:p>
+      <w:pPr>
         <w:rPr>
           <w:rFonts w:ascii="Aptos" w:hAnsi="Aptos"/>
         </w:rPr>
-        <w:t>Signin</w:t>
-      </w:r>
-      <w:proofErr w:type="spellEnd"/>
+      </w:pPr>
       <w:r>
         <w:rPr>
           <w:rFonts w:ascii="Aptos" w:hAnsi="Aptos"/>
         </w:rPr>
-        <w:t xml:space="preserve"> From Non-Compliant Device</w:t>
-      </w:r>
-      <w:bookmarkEnd w:id="4"/>
-    </w:p>
-    <w:p>
-      <w:pPr>
+        <w:t xml:space="preserve">The Analytical rule </w:t>
+      </w:r>
+      <w:r>
         <w:rPr>
           <w:rFonts w:ascii="Aptos" w:hAnsi="Aptos"/>
         </w:rPr>
-      </w:pPr>
+        <w:t>Detects successful sign</w:t>
+      </w:r>
       <w:r>
         <w:rPr>
           <w:rFonts w:ascii="Aptos" w:hAnsi="Aptos"/>
         </w:rPr>
-        <w:t xml:space="preserve">The Analytical rule </w:t>
+        <w:t>-</w:t>
       </w:r>
       <w:r>
         <w:rPr>
           <w:rFonts w:ascii="Aptos" w:hAnsi="Aptos"/>
         </w:rPr>
-        <w:t>Detects successful sign</w:t>
+        <w:t xml:space="preserve">ins from devices marked </w:t>
       </w:r>
       <w:r>
         <w:rPr>
           <w:rFonts w:ascii="Aptos" w:hAnsi="Aptos"/>
         </w:rPr>
-        <w:t>-</w:t>
+        <w:t>as “</w:t>
       </w:r>
       <w:r>
         <w:rPr>
           <w:rFonts w:ascii="Aptos" w:hAnsi="Aptos"/>
         </w:rPr>
-        <w:t xml:space="preserve">ins from devices marked </w:t>
+        <w:t>non-compliant</w:t>
       </w:r>
       <w:r>
         <w:rPr>
           <w:rFonts w:ascii="Aptos" w:hAnsi="Aptos"/>
         </w:rPr>
-        <w:t>as “</w:t>
+        <w:t>”</w:t>
       </w:r>
       <w:r>
         <w:rPr>
           <w:rFonts w:ascii="Aptos" w:hAnsi="Aptos"/>
         </w:rPr>
-        <w:t>non-compliant</w:t>
+        <w:t>.</w:t>
       </w:r>
       <w:r>
         <w:rPr>
           <w:rFonts w:ascii="Aptos" w:hAnsi="Aptos"/>
         </w:rPr>
+        <w:t xml:space="preserve"> This rule uses the</w:t>
+      </w:r>
+      <w:r>
+        <w:rPr>
+          <w:rFonts w:ascii="Aptos" w:hAnsi="Aptos"/>
+        </w:rPr>
+        <w:t xml:space="preserve"> “</w:t>
+      </w:r>
+      <w:r>
+        <w:rPr>
+          <w:rFonts w:ascii="Aptos" w:hAnsi="Aptos"/>
+        </w:rPr>
+        <w:t>DeviceDetail.isCompliant</w:t>
+      </w:r>
+      <w:r>
+        <w:rPr>
+          <w:rFonts w:ascii="Aptos" w:hAnsi="Aptos"/>
+        </w:rPr>
         <w:t>”</w:t>
       </w:r>
       <w:r>
         <w:rPr>
           <w:rFonts w:ascii="Aptos" w:hAnsi="Aptos"/>
         </w:rPr>
-        <w:t xml:space="preserve">. </w:t>
+        <w:t xml:space="preserve"> (isCompliant) column of the </w:t>
       </w:r>
       <w:r>
         <w:rPr>
           <w:rFonts w:ascii="Aptos" w:hAnsi="Aptos"/>
         </w:rPr>
+        <w:t>“</w:t>
+      </w:r>
+      <w:r>
+        <w:rPr>
+          <w:rFonts w:ascii="Aptos" w:hAnsi="Aptos"/>
+        </w:rPr>
+        <w:t>SigninLogs</w:t>
+      </w:r>
+      <w:r>
+        <w:rPr>
+          <w:rFonts w:ascii="Aptos" w:hAnsi="Aptos"/>
+        </w:rPr>
+        <w:t>”</w:t>
+      </w:r>
+      <w:r>
+        <w:rPr>
+          <w:rFonts w:ascii="Aptos" w:hAnsi="Aptos"/>
+        </w:rPr>
+        <w:t xml:space="preserve"> Table. The “isCompliant” column assumes that the devices are being managed by Microsoft intune. </w:t>
+      </w:r>
+      <w:r>
+        <w:rPr>
+          <w:rFonts w:ascii="Aptos" w:hAnsi="Aptos"/>
+        </w:rPr>
+        <w:t>Microsoft supports compliance reporting through Intune and integrated third-party compliance partners.</w:t>
+      </w:r>
+      <w:r>
+        <w:rPr>
+          <w:rFonts w:ascii="Aptos" w:hAnsi="Aptos"/>
+        </w:rPr>
+        <w:t xml:space="preserve"> </w:t>
+      </w:r>
+      <w:r>
+        <w:rPr>
+          <w:rFonts w:ascii="Aptos" w:hAnsi="Aptos"/>
+        </w:rPr>
+        <w:t>The rule may therefore flag routine successful sign-ins from legitimate devices.</w:t>
+      </w:r>
+      <w:r>
+        <w:rPr>
+          <w:rFonts w:ascii="Aptos" w:hAnsi="Aptos"/>
+        </w:rPr>
+        <w:br/>
+      </w:r>
+      <w:r>
+        <w:rPr>
+          <w:rFonts w:ascii="Aptos" w:hAnsi="Aptos"/>
+        </w:rPr>
+        <w:br/>
+      </w:r>
+      <w:r>
+        <w:rPr>
+          <w:rFonts w:ascii="Aptos" w:hAnsi="Aptos"/>
+        </w:rPr>
         <w:t xml:space="preserve">It is noted that the environment does not use Intune to manage its devices, </w:t>
       </w:r>
     </w:p>
-    <w:p/>
+    <w:p>
+      <w:pPr>
+        <w:rPr>
+          <w:rFonts w:ascii="Aptos" w:hAnsi="Aptos"/>
+        </w:rPr>
+      </w:pPr>
+      <w:r>
+        <w:rPr>
+          <w:rFonts w:ascii="Aptos" w:hAnsi="Aptos"/>
+        </w:rPr>
+        <w:t xml:space="preserve">The recommendation is to </w:t>
+      </w:r>
+      <w:r>
+        <w:rPr>
+          <w:rFonts w:ascii="Aptos" w:hAnsi="Aptos"/>
+        </w:rPr>
+        <w:t>drop the “Analytical rule” and replace it with a risk-based sig-in detection</w:t>
+      </w:r>
+    </w:p>
     <w:p/>
     <w:p>
       <w:pPr>
@@ -1227,7 +1315,6 @@
           <w:szCs w:val="18"/>
         </w:rPr>
       </w:pPr>
-      <w:proofErr w:type="spellStart"/>
       <w:r>
         <w:rPr>
           <w:rFonts w:ascii="Candara" w:hAnsi="Candara"/>
@@ -1236,7 +1323,6 @@
         </w:rPr>
         <w:t>SigninLogs</w:t>
       </w:r>
-      <w:proofErr w:type="spellEnd"/>
     </w:p>
     <w:p>
       <w:pPr>
@@ -1259,25 +1345,7 @@
           <w:sz w:val="18"/>
           <w:szCs w:val="18"/>
         </w:rPr>
-        <w:t xml:space="preserve">  | where </w:t>
-      </w:r>
-      <w:proofErr w:type="spellStart"/>
-      <w:r>
-        <w:rPr>
-          <w:rFonts w:ascii="Candara" w:hAnsi="Candara"/>
-          <w:sz w:val="18"/>
-          <w:szCs w:val="18"/>
-        </w:rPr>
-        <w:t>ResultType</w:t>
-      </w:r>
-      <w:proofErr w:type="spellEnd"/>
-      <w:r>
-        <w:rPr>
-          <w:rFonts w:ascii="Candara" w:hAnsi="Candara"/>
-          <w:sz w:val="18"/>
-          <w:szCs w:val="18"/>
-        </w:rPr>
-        <w:t xml:space="preserve"> == 0</w:t>
+        <w:t xml:space="preserve">  | where ResultType == 0</w:t>
       </w:r>
     </w:p>
     <w:p>
@@ -1303,7 +1371,6 @@
         </w:rPr>
         <w:t xml:space="preserve">  | where </w:t>
       </w:r>
-      <w:proofErr w:type="spellStart"/>
       <w:r>
         <w:rPr>
           <w:rFonts w:ascii="Candara" w:hAnsi="Candara"/>
@@ -1312,40 +1379,7 @@
           <w:sz w:val="18"/>
           <w:szCs w:val="18"/>
         </w:rPr>
-        <w:t>tostring</w:t>
-      </w:r>
-      <w:proofErr w:type="spellEnd"/>
-      <w:r>
-        <w:rPr>
-          <w:rFonts w:ascii="Candara" w:hAnsi="Candara"/>
-          <w:b/>
-          <w:bCs/>
-          <w:sz w:val="18"/>
-          <w:szCs w:val="18"/>
-        </w:rPr>
-        <w:t>(</w:t>
-      </w:r>
-      <w:proofErr w:type="spellStart"/>
-      <w:r>
-        <w:rPr>
-          <w:rFonts w:ascii="Candara" w:hAnsi="Candara"/>
-          <w:b/>
-          <w:bCs/>
-          <w:sz w:val="18"/>
-          <w:szCs w:val="18"/>
-        </w:rPr>
-        <w:t>DeviceDetail.isCompliant</w:t>
-      </w:r>
-      <w:proofErr w:type="spellEnd"/>
-      <w:r>
-        <w:rPr>
-          <w:rFonts w:ascii="Candara" w:hAnsi="Candara"/>
-          <w:b/>
-          <w:bCs/>
-          <w:sz w:val="18"/>
-          <w:szCs w:val="18"/>
-        </w:rPr>
-        <w:t>) == "false"</w:t>
+        <w:t>tostring(DeviceDetail.isCompliant) == "false"</w:t>
       </w:r>
     </w:p>
     <w:p>
@@ -1369,43 +1403,7 @@
           <w:sz w:val="18"/>
           <w:szCs w:val="18"/>
         </w:rPr>
-        <w:t xml:space="preserve">  | extend Account_0_Name = </w:t>
-      </w:r>
-      <w:proofErr w:type="spellStart"/>
-      <w:r>
-        <w:rPr>
-          <w:rFonts w:ascii="Candara" w:hAnsi="Candara"/>
-          <w:sz w:val="18"/>
-          <w:szCs w:val="18"/>
-        </w:rPr>
-        <w:t>tolower</w:t>
-      </w:r>
-      <w:proofErr w:type="spellEnd"/>
-      <w:r>
-        <w:rPr>
-          <w:rFonts w:ascii="Candara" w:hAnsi="Candara"/>
-          <w:sz w:val="18"/>
-          <w:szCs w:val="18"/>
-        </w:rPr>
-        <w:t>(</w:t>
-      </w:r>
-      <w:proofErr w:type="spellStart"/>
-      <w:r>
-        <w:rPr>
-          <w:rFonts w:ascii="Candara" w:hAnsi="Candara"/>
-          <w:sz w:val="18"/>
-          <w:szCs w:val="18"/>
-        </w:rPr>
-        <w:t>UserPrincipalName</w:t>
-      </w:r>
-      <w:proofErr w:type="spellEnd"/>
-      <w:r>
-        <w:rPr>
-          <w:rFonts w:ascii="Candara" w:hAnsi="Candara"/>
-          <w:sz w:val="18"/>
-          <w:szCs w:val="18"/>
-        </w:rPr>
-        <w:t>)</w:t>
+        <w:t xml:space="preserve">  | extend Account_0_Name = tolower(UserPrincipalName)</w:t>
       </w:r>
     </w:p>
     <w:p>
@@ -1429,18 +1427,8 @@
           <w:sz w:val="18"/>
           <w:szCs w:val="18"/>
         </w:rPr>
-        <w:t xml:space="preserve">  | extend IP_0_Address = </w:t>
-      </w:r>
-      <w:proofErr w:type="spellStart"/>
-      <w:r>
-        <w:rPr>
-          <w:rFonts w:ascii="Candara" w:hAnsi="Candara"/>
-          <w:sz w:val="18"/>
-          <w:szCs w:val="18"/>
-        </w:rPr>
-        <w:t>IPAddress</w:t>
-      </w:r>
-      <w:proofErr w:type="spellEnd"/>
+        <w:t xml:space="preserve">  | extend IP_0_Address = IPAddress</w:t>
+      </w:r>
     </w:p>
     <w:p>
       <w:pPr>
@@ -1463,25 +1451,7 @@
           <w:sz w:val="18"/>
           <w:szCs w:val="18"/>
         </w:rPr>
-        <w:t xml:space="preserve">  | join kind=</w:t>
-      </w:r>
-      <w:proofErr w:type="spellStart"/>
-      <w:r>
-        <w:rPr>
-          <w:rFonts w:ascii="Candara" w:hAnsi="Candara"/>
-          <w:sz w:val="18"/>
-          <w:szCs w:val="18"/>
-        </w:rPr>
-        <w:t>leftouter</w:t>
-      </w:r>
-      <w:proofErr w:type="spellEnd"/>
-      <w:r>
-        <w:rPr>
-          <w:rFonts w:ascii="Candara" w:hAnsi="Candara"/>
-          <w:sz w:val="18"/>
-          <w:szCs w:val="18"/>
-        </w:rPr>
-        <w:t xml:space="preserve"> (</w:t>
+        <w:t xml:space="preserve">  | join kind=leftouter (</w:t>
       </w:r>
     </w:p>
     <w:p>
@@ -1505,18 +1475,8 @@
           <w:sz w:val="18"/>
           <w:szCs w:val="18"/>
         </w:rPr>
-        <w:t xml:space="preserve">      </w:t>
-      </w:r>
-      <w:proofErr w:type="spellStart"/>
-      <w:r>
-        <w:rPr>
-          <w:rFonts w:ascii="Candara" w:hAnsi="Candara"/>
-          <w:sz w:val="18"/>
-          <w:szCs w:val="18"/>
-        </w:rPr>
-        <w:t>IdentityInfo</w:t>
-      </w:r>
-      <w:proofErr w:type="spellEnd"/>
+        <w:t xml:space="preserve">      IdentityInfo</w:t>
+      </w:r>
     </w:p>
     <w:p>
       <w:pPr>
@@ -1539,72 +1499,8 @@
           <w:sz w:val="18"/>
           <w:szCs w:val="18"/>
         </w:rPr>
-        <w:t xml:space="preserve">      | summarize </w:t>
-      </w:r>
-      <w:proofErr w:type="spellStart"/>
-      <w:r>
-        <w:rPr>
-          <w:rFonts w:ascii="Candara" w:hAnsi="Candara"/>
-          <w:sz w:val="18"/>
-          <w:szCs w:val="18"/>
-        </w:rPr>
-        <w:t>LatestReportTime</w:t>
-      </w:r>
-      <w:proofErr w:type="spellEnd"/>
-      <w:r>
-        <w:rPr>
-          <w:rFonts w:ascii="Candara" w:hAnsi="Candara"/>
-          <w:sz w:val="18"/>
-          <w:szCs w:val="18"/>
-        </w:rPr>
-        <w:t xml:space="preserve"> = </w:t>
-      </w:r>
-      <w:proofErr w:type="spellStart"/>
-      <w:r>
-        <w:rPr>
-          <w:rFonts w:ascii="Candara" w:hAnsi="Candara"/>
-          <w:sz w:val="18"/>
-          <w:szCs w:val="18"/>
-        </w:rPr>
-        <w:t>arg_max</w:t>
-      </w:r>
-      <w:proofErr w:type="spellEnd"/>
-      <w:r>
-        <w:rPr>
-          <w:rFonts w:ascii="Candara" w:hAnsi="Candara"/>
-          <w:sz w:val="18"/>
-          <w:szCs w:val="18"/>
-        </w:rPr>
-        <w:t>(</w:t>
-      </w:r>
-      <w:proofErr w:type="spellStart"/>
-      <w:r>
-        <w:rPr>
-          <w:rFonts w:ascii="Candara" w:hAnsi="Candara"/>
-          <w:sz w:val="18"/>
-          <w:szCs w:val="18"/>
-        </w:rPr>
-        <w:t>TimeGenerated</w:t>
-      </w:r>
-      <w:proofErr w:type="spellEnd"/>
-      <w:r>
-        <w:rPr>
-          <w:rFonts w:ascii="Candara" w:hAnsi="Candara"/>
-          <w:sz w:val="18"/>
-          <w:szCs w:val="18"/>
-        </w:rPr>
-        <w:t xml:space="preserve">, *) by </w:t>
-      </w:r>
-      <w:proofErr w:type="spellStart"/>
-      <w:r>
-        <w:rPr>
-          <w:rFonts w:ascii="Candara" w:hAnsi="Candara"/>
-          <w:sz w:val="18"/>
-          <w:szCs w:val="18"/>
-        </w:rPr>
-        <w:t>AccountUPN</w:t>
-      </w:r>
-      <w:proofErr w:type="spellEnd"/>
+        <w:t xml:space="preserve">      | summarize LatestReportTime = arg_max(TimeGenerated, *) by AccountUPN</w:t>
+      </w:r>
     </w:p>
     <w:p>
       <w:pPr>
@@ -1627,108 +1523,8 @@
           <w:sz w:val="18"/>
           <w:szCs w:val="18"/>
         </w:rPr>
-        <w:t xml:space="preserve">      | project </w:t>
-      </w:r>
-      <w:proofErr w:type="spellStart"/>
-      <w:r>
-        <w:rPr>
-          <w:rFonts w:ascii="Candara" w:hAnsi="Candara"/>
-          <w:sz w:val="18"/>
-          <w:szCs w:val="18"/>
-        </w:rPr>
-        <w:t>AccountUPN</w:t>
-      </w:r>
-      <w:proofErr w:type="spellEnd"/>
-      <w:r>
-        <w:rPr>
-          <w:rFonts w:ascii="Candara" w:hAnsi="Candara"/>
-          <w:sz w:val="18"/>
-          <w:szCs w:val="18"/>
-        </w:rPr>
-        <w:t xml:space="preserve">, Tags, </w:t>
-      </w:r>
-      <w:proofErr w:type="spellStart"/>
-      <w:r>
-        <w:rPr>
-          <w:rFonts w:ascii="Candara" w:hAnsi="Candara"/>
-          <w:sz w:val="18"/>
-          <w:szCs w:val="18"/>
-        </w:rPr>
-        <w:t>JobTitle</w:t>
-      </w:r>
-      <w:proofErr w:type="spellEnd"/>
-      <w:r>
-        <w:rPr>
-          <w:rFonts w:ascii="Candara" w:hAnsi="Candara"/>
-          <w:sz w:val="18"/>
-          <w:szCs w:val="18"/>
-        </w:rPr>
-        <w:t xml:space="preserve">, </w:t>
-      </w:r>
-      <w:proofErr w:type="spellStart"/>
-      <w:r>
-        <w:rPr>
-          <w:rFonts w:ascii="Candara" w:hAnsi="Candara"/>
-          <w:sz w:val="18"/>
-          <w:szCs w:val="18"/>
-        </w:rPr>
-        <w:t>GroupMembership</w:t>
-      </w:r>
-      <w:proofErr w:type="spellEnd"/>
-      <w:r>
-        <w:rPr>
-          <w:rFonts w:ascii="Candara" w:hAnsi="Candara"/>
-          <w:sz w:val="18"/>
-          <w:szCs w:val="18"/>
-        </w:rPr>
-        <w:t xml:space="preserve">, </w:t>
-      </w:r>
-      <w:proofErr w:type="spellStart"/>
-      <w:r>
-        <w:rPr>
-          <w:rFonts w:ascii="Candara" w:hAnsi="Candara"/>
-          <w:sz w:val="18"/>
-          <w:szCs w:val="18"/>
-        </w:rPr>
-        <w:t>AssignedRoles</w:t>
-      </w:r>
-      <w:proofErr w:type="spellEnd"/>
-      <w:r>
-        <w:rPr>
-          <w:rFonts w:ascii="Candara" w:hAnsi="Candara"/>
-          <w:sz w:val="18"/>
-          <w:szCs w:val="18"/>
-        </w:rPr>
-        <w:t xml:space="preserve">, </w:t>
-      </w:r>
-      <w:proofErr w:type="spellStart"/>
-      <w:r>
-        <w:rPr>
-          <w:rFonts w:ascii="Candara" w:hAnsi="Candara"/>
-          <w:sz w:val="18"/>
-          <w:szCs w:val="18"/>
-        </w:rPr>
-        <w:t>UserType</w:t>
-      </w:r>
-      <w:proofErr w:type="spellEnd"/>
-      <w:r>
-        <w:rPr>
-          <w:rFonts w:ascii="Candara" w:hAnsi="Candara"/>
-          <w:sz w:val="18"/>
-          <w:szCs w:val="18"/>
-        </w:rPr>
-        <w:t xml:space="preserve">, </w:t>
-      </w:r>
-      <w:proofErr w:type="spellStart"/>
-      <w:r>
-        <w:rPr>
-          <w:rFonts w:ascii="Candara" w:hAnsi="Candara"/>
-          <w:sz w:val="18"/>
-          <w:szCs w:val="18"/>
-        </w:rPr>
-        <w:t>IsAccountEnabled</w:t>
-      </w:r>
-      <w:proofErr w:type="spellEnd"/>
+        <w:t xml:space="preserve">      | project AccountUPN, Tags, JobTitle, GroupMembership, AssignedRoles, UserType, IsAccountEnabled</w:t>
+      </w:r>
     </w:p>
     <w:p>
       <w:pPr>
@@ -1775,25 +1571,7 @@
           <w:sz w:val="18"/>
           <w:szCs w:val="18"/>
         </w:rPr>
-        <w:t xml:space="preserve">          Tags = </w:t>
-      </w:r>
-      <w:proofErr w:type="spellStart"/>
-      <w:r>
-        <w:rPr>
-          <w:rFonts w:ascii="Candara" w:hAnsi="Candara"/>
-          <w:sz w:val="18"/>
-          <w:szCs w:val="18"/>
-        </w:rPr>
-        <w:t>make_set</w:t>
-      </w:r>
-      <w:proofErr w:type="spellEnd"/>
-      <w:r>
-        <w:rPr>
-          <w:rFonts w:ascii="Candara" w:hAnsi="Candara"/>
-          <w:sz w:val="18"/>
-          <w:szCs w:val="18"/>
-        </w:rPr>
-        <w:t>(Tags, 1000),</w:t>
+        <w:t xml:space="preserve">          Tags = make_set(Tags, 1000),</w:t>
       </w:r>
     </w:p>
     <w:p>
@@ -1817,61 +1595,7 @@
           <w:sz w:val="18"/>
           <w:szCs w:val="18"/>
         </w:rPr>
-        <w:t xml:space="preserve">          </w:t>
-      </w:r>
-      <w:proofErr w:type="spellStart"/>
-      <w:r>
-        <w:rPr>
-          <w:rFonts w:ascii="Candara" w:hAnsi="Candara"/>
-          <w:sz w:val="18"/>
-          <w:szCs w:val="18"/>
-        </w:rPr>
-        <w:t>GroupMembership</w:t>
-      </w:r>
-      <w:proofErr w:type="spellEnd"/>
-      <w:r>
-        <w:rPr>
-          <w:rFonts w:ascii="Candara" w:hAnsi="Candara"/>
-          <w:sz w:val="18"/>
-          <w:szCs w:val="18"/>
-        </w:rPr>
-        <w:t xml:space="preserve"> = </w:t>
-      </w:r>
-      <w:proofErr w:type="spellStart"/>
-      <w:r>
-        <w:rPr>
-          <w:rFonts w:ascii="Candara" w:hAnsi="Candara"/>
-          <w:sz w:val="18"/>
-          <w:szCs w:val="18"/>
-        </w:rPr>
-        <w:t>make_set</w:t>
-      </w:r>
-      <w:proofErr w:type="spellEnd"/>
-      <w:r>
-        <w:rPr>
-          <w:rFonts w:ascii="Candara" w:hAnsi="Candara"/>
-          <w:sz w:val="18"/>
-          <w:szCs w:val="18"/>
-        </w:rPr>
-        <w:t>(</w:t>
-      </w:r>
-      <w:proofErr w:type="spellStart"/>
-      <w:r>
-        <w:rPr>
-          <w:rFonts w:ascii="Candara" w:hAnsi="Candara"/>
-          <w:sz w:val="18"/>
-          <w:szCs w:val="18"/>
-        </w:rPr>
-        <w:t>GroupMembership</w:t>
-      </w:r>
-      <w:proofErr w:type="spellEnd"/>
-      <w:r>
-        <w:rPr>
-          <w:rFonts w:ascii="Candara" w:hAnsi="Candara"/>
-          <w:sz w:val="18"/>
-          <w:szCs w:val="18"/>
-        </w:rPr>
-        <w:t>, 1000),</w:t>
+        <w:t xml:space="preserve">          GroupMembership = make_set(GroupMembership, 1000),</w:t>
       </w:r>
     </w:p>
     <w:p>
@@ -1895,61 +1619,7 @@
           <w:sz w:val="18"/>
           <w:szCs w:val="18"/>
         </w:rPr>
-        <w:t xml:space="preserve">          </w:t>
-      </w:r>
-      <w:proofErr w:type="spellStart"/>
-      <w:r>
-        <w:rPr>
-          <w:rFonts w:ascii="Candara" w:hAnsi="Candara"/>
-          <w:sz w:val="18"/>
-          <w:szCs w:val="18"/>
-        </w:rPr>
-        <w:t>AssignedRoles</w:t>
-      </w:r>
-      <w:proofErr w:type="spellEnd"/>
-      <w:r>
-        <w:rPr>
-          <w:rFonts w:ascii="Candara" w:hAnsi="Candara"/>
-          <w:sz w:val="18"/>
-          <w:szCs w:val="18"/>
-        </w:rPr>
-        <w:t xml:space="preserve"> = </w:t>
-      </w:r>
-      <w:proofErr w:type="spellStart"/>
-      <w:r>
-        <w:rPr>
-          <w:rFonts w:ascii="Candara" w:hAnsi="Candara"/>
-          <w:sz w:val="18"/>
-          <w:szCs w:val="18"/>
-        </w:rPr>
-        <w:t>make_set</w:t>
-      </w:r>
-      <w:proofErr w:type="spellEnd"/>
-      <w:r>
-        <w:rPr>
-          <w:rFonts w:ascii="Candara" w:hAnsi="Candara"/>
-          <w:sz w:val="18"/>
-          <w:szCs w:val="18"/>
-        </w:rPr>
-        <w:t>(</w:t>
-      </w:r>
-      <w:proofErr w:type="spellStart"/>
-      <w:r>
-        <w:rPr>
-          <w:rFonts w:ascii="Candara" w:hAnsi="Candara"/>
-          <w:sz w:val="18"/>
-          <w:szCs w:val="18"/>
-        </w:rPr>
-        <w:t>AssignedRoles</w:t>
-      </w:r>
-      <w:proofErr w:type="spellEnd"/>
-      <w:r>
-        <w:rPr>
-          <w:rFonts w:ascii="Candara" w:hAnsi="Candara"/>
-          <w:sz w:val="18"/>
-          <w:szCs w:val="18"/>
-        </w:rPr>
-        <w:t>, 1000),</w:t>
+        <w:t xml:space="preserve">          AssignedRoles = make_set(AssignedRoles, 1000),</w:t>
       </w:r>
     </w:p>
     <w:p>
@@ -1973,61 +1643,7 @@
           <w:sz w:val="18"/>
           <w:szCs w:val="18"/>
         </w:rPr>
-        <w:t xml:space="preserve">          </w:t>
-      </w:r>
-      <w:proofErr w:type="spellStart"/>
-      <w:r>
-        <w:rPr>
-          <w:rFonts w:ascii="Candara" w:hAnsi="Candara"/>
-          <w:sz w:val="18"/>
-          <w:szCs w:val="18"/>
-        </w:rPr>
-        <w:t>UserType</w:t>
-      </w:r>
-      <w:proofErr w:type="spellEnd"/>
-      <w:r>
-        <w:rPr>
-          <w:rFonts w:ascii="Candara" w:hAnsi="Candara"/>
-          <w:sz w:val="18"/>
-          <w:szCs w:val="18"/>
-        </w:rPr>
-        <w:t xml:space="preserve"> = </w:t>
-      </w:r>
-      <w:proofErr w:type="spellStart"/>
-      <w:r>
-        <w:rPr>
-          <w:rFonts w:ascii="Candara" w:hAnsi="Candara"/>
-          <w:sz w:val="18"/>
-          <w:szCs w:val="18"/>
-        </w:rPr>
-        <w:t>make_set</w:t>
-      </w:r>
-      <w:proofErr w:type="spellEnd"/>
-      <w:r>
-        <w:rPr>
-          <w:rFonts w:ascii="Candara" w:hAnsi="Candara"/>
-          <w:sz w:val="18"/>
-          <w:szCs w:val="18"/>
-        </w:rPr>
-        <w:t>(</w:t>
-      </w:r>
-      <w:proofErr w:type="spellStart"/>
-      <w:r>
-        <w:rPr>
-          <w:rFonts w:ascii="Candara" w:hAnsi="Candara"/>
-          <w:sz w:val="18"/>
-          <w:szCs w:val="18"/>
-        </w:rPr>
-        <w:t>UserType</w:t>
-      </w:r>
-      <w:proofErr w:type="spellEnd"/>
-      <w:r>
-        <w:rPr>
-          <w:rFonts w:ascii="Candara" w:hAnsi="Candara"/>
-          <w:sz w:val="18"/>
-          <w:szCs w:val="18"/>
-        </w:rPr>
-        <w:t>, 1000),</w:t>
+        <w:t xml:space="preserve">          UserType = make_set(UserType, 1000),</w:t>
       </w:r>
     </w:p>
     <w:p>
@@ -2051,61 +1667,7 @@
           <w:sz w:val="18"/>
           <w:szCs w:val="18"/>
         </w:rPr>
-        <w:t xml:space="preserve">          </w:t>
-      </w:r>
-      <w:proofErr w:type="spellStart"/>
-      <w:r>
-        <w:rPr>
-          <w:rFonts w:ascii="Candara" w:hAnsi="Candara"/>
-          <w:sz w:val="18"/>
-          <w:szCs w:val="18"/>
-        </w:rPr>
-        <w:t>UserAccountControl</w:t>
-      </w:r>
-      <w:proofErr w:type="spellEnd"/>
-      <w:r>
-        <w:rPr>
-          <w:rFonts w:ascii="Candara" w:hAnsi="Candara"/>
-          <w:sz w:val="18"/>
-          <w:szCs w:val="18"/>
-        </w:rPr>
-        <w:t xml:space="preserve"> = </w:t>
-      </w:r>
-      <w:proofErr w:type="spellStart"/>
-      <w:r>
-        <w:rPr>
-          <w:rFonts w:ascii="Candara" w:hAnsi="Candara"/>
-          <w:sz w:val="18"/>
-          <w:szCs w:val="18"/>
-        </w:rPr>
-        <w:t>make_set</w:t>
-      </w:r>
-      <w:proofErr w:type="spellEnd"/>
-      <w:r>
-        <w:rPr>
-          <w:rFonts w:ascii="Candara" w:hAnsi="Candara"/>
-          <w:sz w:val="18"/>
-          <w:szCs w:val="18"/>
-        </w:rPr>
-        <w:t>(</w:t>
-      </w:r>
-      <w:proofErr w:type="spellStart"/>
-      <w:r>
-        <w:rPr>
-          <w:rFonts w:ascii="Candara" w:hAnsi="Candara"/>
-          <w:sz w:val="18"/>
-          <w:szCs w:val="18"/>
-        </w:rPr>
-        <w:t>UserType</w:t>
-      </w:r>
-      <w:proofErr w:type="spellEnd"/>
-      <w:r>
-        <w:rPr>
-          <w:rFonts w:ascii="Candara" w:hAnsi="Candara"/>
-          <w:sz w:val="18"/>
-          <w:szCs w:val="18"/>
-        </w:rPr>
-        <w:t>, 1000)</w:t>
+        <w:t xml:space="preserve">          UserAccountControl = make_set(UserType, 1000)</w:t>
       </w:r>
     </w:p>
     <w:p>
@@ -2129,18 +1691,8 @@
           <w:sz w:val="18"/>
           <w:szCs w:val="18"/>
         </w:rPr>
-        <w:t xml:space="preserve">      by </w:t>
-      </w:r>
-      <w:proofErr w:type="spellStart"/>
-      <w:r>
-        <w:rPr>
-          <w:rFonts w:ascii="Candara" w:hAnsi="Candara"/>
-          <w:sz w:val="18"/>
-          <w:szCs w:val="18"/>
-        </w:rPr>
-        <w:t>AccountUPN</w:t>
-      </w:r>
-      <w:proofErr w:type="spellEnd"/>
+        <w:t xml:space="preserve">      by AccountUPN</w:t>
+      </w:r>
     </w:p>
     <w:p>
       <w:pPr>
@@ -2163,43 +1715,7 @@
           <w:sz w:val="18"/>
           <w:szCs w:val="18"/>
         </w:rPr>
-        <w:t xml:space="preserve">      | extend Account_0_Name =</w:t>
-      </w:r>
-      <w:proofErr w:type="spellStart"/>
-      <w:r>
-        <w:rPr>
-          <w:rFonts w:ascii="Candara" w:hAnsi="Candara"/>
-          <w:sz w:val="18"/>
-          <w:szCs w:val="18"/>
-        </w:rPr>
-        <w:t>tolower</w:t>
-      </w:r>
-      <w:proofErr w:type="spellEnd"/>
-      <w:r>
-        <w:rPr>
-          <w:rFonts w:ascii="Candara" w:hAnsi="Candara"/>
-          <w:sz w:val="18"/>
-          <w:szCs w:val="18"/>
-        </w:rPr>
-        <w:t>(</w:t>
-      </w:r>
-      <w:proofErr w:type="spellStart"/>
-      <w:r>
-        <w:rPr>
-          <w:rFonts w:ascii="Candara" w:hAnsi="Candara"/>
-          <w:sz w:val="18"/>
-          <w:szCs w:val="18"/>
-        </w:rPr>
-        <w:t>AccountUPN</w:t>
-      </w:r>
-      <w:proofErr w:type="spellEnd"/>
-      <w:r>
-        <w:rPr>
-          <w:rFonts w:ascii="Candara" w:hAnsi="Candara"/>
-          <w:sz w:val="18"/>
-          <w:szCs w:val="18"/>
-        </w:rPr>
-        <w:t>)</w:t>
+        <w:t xml:space="preserve">      | extend Account_0_Name =tolower(AccountUPN)</w:t>
       </w:r>
     </w:p>
     <w:p>
@@ -2247,25 +1763,7 @@
           <w:sz w:val="18"/>
           <w:szCs w:val="18"/>
         </w:rPr>
-        <w:t xml:space="preserve">  | join kind=</w:t>
-      </w:r>
-      <w:proofErr w:type="spellStart"/>
-      <w:r>
-        <w:rPr>
-          <w:rFonts w:ascii="Candara" w:hAnsi="Candara"/>
-          <w:sz w:val="18"/>
-          <w:szCs w:val="18"/>
-        </w:rPr>
-        <w:t>leftouter</w:t>
-      </w:r>
-      <w:proofErr w:type="spellEnd"/>
-      <w:r>
-        <w:rPr>
-          <w:rFonts w:ascii="Candara" w:hAnsi="Candara"/>
-          <w:sz w:val="18"/>
-          <w:szCs w:val="18"/>
-        </w:rPr>
-        <w:t xml:space="preserve"> (</w:t>
+        <w:t xml:space="preserve">  | join kind=leftouter (</w:t>
       </w:r>
     </w:p>
     <w:p>
@@ -2289,18 +1787,8 @@
           <w:sz w:val="18"/>
           <w:szCs w:val="18"/>
         </w:rPr>
-        <w:t xml:space="preserve">      </w:t>
-      </w:r>
-      <w:proofErr w:type="spellStart"/>
-      <w:r>
-        <w:rPr>
-          <w:rFonts w:ascii="Candara" w:hAnsi="Candara"/>
-          <w:sz w:val="18"/>
-          <w:szCs w:val="18"/>
-        </w:rPr>
-        <w:t>BehaviorAnalytics</w:t>
-      </w:r>
-      <w:proofErr w:type="spellEnd"/>
+        <w:t xml:space="preserve">      BehaviorAnalytics</w:t>
+      </w:r>
     </w:p>
     <w:p>
       <w:pPr>
@@ -2323,61 +1811,7 @@
           <w:sz w:val="18"/>
           <w:szCs w:val="18"/>
         </w:rPr>
-        <w:t xml:space="preserve">      | where </w:t>
-      </w:r>
-      <w:proofErr w:type="spellStart"/>
-      <w:r>
-        <w:rPr>
-          <w:rFonts w:ascii="Candara" w:hAnsi="Candara"/>
-          <w:sz w:val="18"/>
-          <w:szCs w:val="18"/>
-        </w:rPr>
-        <w:t>ActivityType</w:t>
-      </w:r>
-      <w:proofErr w:type="spellEnd"/>
-      <w:r>
-        <w:rPr>
-          <w:rFonts w:ascii="Candara" w:hAnsi="Candara"/>
-          <w:sz w:val="18"/>
-          <w:szCs w:val="18"/>
-        </w:rPr>
-        <w:t xml:space="preserve"> in ("</w:t>
-      </w:r>
-      <w:proofErr w:type="spellStart"/>
-      <w:r>
-        <w:rPr>
-          <w:rFonts w:ascii="Candara" w:hAnsi="Candara"/>
-          <w:sz w:val="18"/>
-          <w:szCs w:val="18"/>
-        </w:rPr>
-        <w:t>FailedLogOn</w:t>
-      </w:r>
-      <w:proofErr w:type="spellEnd"/>
-      <w:r>
-        <w:rPr>
-          <w:rFonts w:ascii="Candara" w:hAnsi="Candara"/>
-          <w:sz w:val="18"/>
-          <w:szCs w:val="18"/>
-        </w:rPr>
-        <w:t>", "</w:t>
-      </w:r>
-      <w:proofErr w:type="spellStart"/>
-      <w:r>
-        <w:rPr>
-          <w:rFonts w:ascii="Candara" w:hAnsi="Candara"/>
-          <w:sz w:val="18"/>
-          <w:szCs w:val="18"/>
-        </w:rPr>
-        <w:t>LogOn</w:t>
-      </w:r>
-      <w:proofErr w:type="spellEnd"/>
-      <w:r>
-        <w:rPr>
-          <w:rFonts w:ascii="Candara" w:hAnsi="Candara"/>
-          <w:sz w:val="18"/>
-          <w:szCs w:val="18"/>
-        </w:rPr>
-        <w:t>")</w:t>
+        <w:t xml:space="preserve">      | where ActivityType in ("FailedLogOn", "LogOn")</w:t>
       </w:r>
     </w:p>
     <w:p>
@@ -2401,43 +1835,7 @@
           <w:sz w:val="18"/>
           <w:szCs w:val="18"/>
         </w:rPr>
-        <w:t xml:space="preserve">      | where </w:t>
-      </w:r>
-      <w:proofErr w:type="spellStart"/>
-      <w:r>
-        <w:rPr>
-          <w:rFonts w:ascii="Candara" w:hAnsi="Candara"/>
-          <w:sz w:val="18"/>
-          <w:szCs w:val="18"/>
-        </w:rPr>
-        <w:t>isnotempty</w:t>
-      </w:r>
-      <w:proofErr w:type="spellEnd"/>
-      <w:r>
-        <w:rPr>
-          <w:rFonts w:ascii="Candara" w:hAnsi="Candara"/>
-          <w:sz w:val="18"/>
-          <w:szCs w:val="18"/>
-        </w:rPr>
-        <w:t>(</w:t>
-      </w:r>
-      <w:proofErr w:type="spellStart"/>
-      <w:r>
-        <w:rPr>
-          <w:rFonts w:ascii="Candara" w:hAnsi="Candara"/>
-          <w:sz w:val="18"/>
-          <w:szCs w:val="18"/>
-        </w:rPr>
-        <w:t>SourceIPAddress</w:t>
-      </w:r>
-      <w:proofErr w:type="spellEnd"/>
-      <w:r>
-        <w:rPr>
-          <w:rFonts w:ascii="Candara" w:hAnsi="Candara"/>
-          <w:sz w:val="18"/>
-          <w:szCs w:val="18"/>
-        </w:rPr>
-        <w:t>)</w:t>
+        <w:t xml:space="preserve">      | where isnotempty(SourceIPAddress)</w:t>
       </w:r>
     </w:p>
     <w:p>
@@ -2461,90 +1859,8 @@
           <w:sz w:val="18"/>
           <w:szCs w:val="18"/>
         </w:rPr>
-        <w:t xml:space="preserve">      | project </w:t>
-      </w:r>
-      <w:proofErr w:type="spellStart"/>
-      <w:r>
-        <w:rPr>
-          <w:rFonts w:ascii="Candara" w:hAnsi="Candara"/>
-          <w:sz w:val="18"/>
-          <w:szCs w:val="18"/>
-        </w:rPr>
-        <w:t>UsersInsights</w:t>
-      </w:r>
-      <w:proofErr w:type="spellEnd"/>
-      <w:r>
-        <w:rPr>
-          <w:rFonts w:ascii="Candara" w:hAnsi="Candara"/>
-          <w:sz w:val="18"/>
-          <w:szCs w:val="18"/>
-        </w:rPr>
-        <w:t xml:space="preserve">, </w:t>
-      </w:r>
-      <w:proofErr w:type="spellStart"/>
-      <w:r>
-        <w:rPr>
-          <w:rFonts w:ascii="Candara" w:hAnsi="Candara"/>
-          <w:sz w:val="18"/>
-          <w:szCs w:val="18"/>
-        </w:rPr>
-        <w:t>DevicesInsights</w:t>
-      </w:r>
-      <w:proofErr w:type="spellEnd"/>
-      <w:r>
-        <w:rPr>
-          <w:rFonts w:ascii="Candara" w:hAnsi="Candara"/>
-          <w:sz w:val="18"/>
-          <w:szCs w:val="18"/>
-        </w:rPr>
-        <w:t xml:space="preserve">, </w:t>
-      </w:r>
-      <w:proofErr w:type="spellStart"/>
-      <w:r>
-        <w:rPr>
-          <w:rFonts w:ascii="Candara" w:hAnsi="Candara"/>
-          <w:sz w:val="18"/>
-          <w:szCs w:val="18"/>
-        </w:rPr>
-        <w:t>ActivityInsights</w:t>
-      </w:r>
-      <w:proofErr w:type="spellEnd"/>
-      <w:r>
-        <w:rPr>
-          <w:rFonts w:ascii="Candara" w:hAnsi="Candara"/>
-          <w:sz w:val="18"/>
-          <w:szCs w:val="18"/>
-        </w:rPr>
-        <w:t xml:space="preserve">, </w:t>
-      </w:r>
-      <w:proofErr w:type="spellStart"/>
-      <w:r>
-        <w:rPr>
-          <w:rFonts w:ascii="Candara" w:hAnsi="Candara"/>
-          <w:sz w:val="18"/>
-          <w:szCs w:val="18"/>
-        </w:rPr>
-        <w:t>InvestigationPriority</w:t>
-      </w:r>
-      <w:proofErr w:type="spellEnd"/>
-      <w:r>
-        <w:rPr>
-          <w:rFonts w:ascii="Candara" w:hAnsi="Candara"/>
-          <w:sz w:val="18"/>
-          <w:szCs w:val="18"/>
-        </w:rPr>
-        <w:t xml:space="preserve">, </w:t>
-      </w:r>
-      <w:proofErr w:type="spellStart"/>
-      <w:r>
-        <w:rPr>
-          <w:rFonts w:ascii="Candara" w:hAnsi="Candara"/>
-          <w:sz w:val="18"/>
-          <w:szCs w:val="18"/>
-        </w:rPr>
-        <w:t>SourceIPAddress</w:t>
-      </w:r>
-      <w:proofErr w:type="spellEnd"/>
+        <w:t xml:space="preserve">      | project UsersInsights, DevicesInsights, ActivityInsights, InvestigationPriority, SourceIPAddress</w:t>
+      </w:r>
     </w:p>
     <w:p>
       <w:pPr>
@@ -2567,18 +1883,8 @@
           <w:sz w:val="18"/>
           <w:szCs w:val="18"/>
         </w:rPr>
-        <w:t xml:space="preserve">      | project-rename IP_0_Address = </w:t>
-      </w:r>
-      <w:proofErr w:type="spellStart"/>
-      <w:r>
-        <w:rPr>
-          <w:rFonts w:ascii="Candara" w:hAnsi="Candara"/>
-          <w:sz w:val="18"/>
-          <w:szCs w:val="18"/>
-        </w:rPr>
-        <w:t>SourceIPAddress</w:t>
-      </w:r>
-      <w:proofErr w:type="spellEnd"/>
+        <w:t xml:space="preserve">      | project-rename IP_0_Address = SourceIPAddress</w:t>
+      </w:r>
     </w:p>
     <w:p>
       <w:pPr>
@@ -2625,61 +1931,7 @@
           <w:sz w:val="18"/>
           <w:szCs w:val="18"/>
         </w:rPr>
-        <w:t xml:space="preserve">        </w:t>
-      </w:r>
-      <w:proofErr w:type="spellStart"/>
-      <w:r>
-        <w:rPr>
-          <w:rFonts w:ascii="Candara" w:hAnsi="Candara"/>
-          <w:sz w:val="18"/>
-          <w:szCs w:val="18"/>
-        </w:rPr>
-        <w:t>UsersInsights</w:t>
-      </w:r>
-      <w:proofErr w:type="spellEnd"/>
-      <w:r>
-        <w:rPr>
-          <w:rFonts w:ascii="Candara" w:hAnsi="Candara"/>
-          <w:sz w:val="18"/>
-          <w:szCs w:val="18"/>
-        </w:rPr>
-        <w:t xml:space="preserve"> = </w:t>
-      </w:r>
-      <w:proofErr w:type="spellStart"/>
-      <w:r>
-        <w:rPr>
-          <w:rFonts w:ascii="Candara" w:hAnsi="Candara"/>
-          <w:sz w:val="18"/>
-          <w:szCs w:val="18"/>
-        </w:rPr>
-        <w:t>make_set</w:t>
-      </w:r>
-      <w:proofErr w:type="spellEnd"/>
-      <w:r>
-        <w:rPr>
-          <w:rFonts w:ascii="Candara" w:hAnsi="Candara"/>
-          <w:sz w:val="18"/>
-          <w:szCs w:val="18"/>
-        </w:rPr>
-        <w:t>(</w:t>
-      </w:r>
-      <w:proofErr w:type="spellStart"/>
-      <w:r>
-        <w:rPr>
-          <w:rFonts w:ascii="Candara" w:hAnsi="Candara"/>
-          <w:sz w:val="18"/>
-          <w:szCs w:val="18"/>
-        </w:rPr>
-        <w:t>UsersInsights</w:t>
-      </w:r>
-      <w:proofErr w:type="spellEnd"/>
-      <w:r>
-        <w:rPr>
-          <w:rFonts w:ascii="Candara" w:hAnsi="Candara"/>
-          <w:sz w:val="18"/>
-          <w:szCs w:val="18"/>
-        </w:rPr>
-        <w:t>, 1000),</w:t>
+        <w:t xml:space="preserve">        UsersInsights = make_set(UsersInsights, 1000),</w:t>
       </w:r>
     </w:p>
     <w:p>
@@ -2703,61 +1955,7 @@
           <w:sz w:val="18"/>
           <w:szCs w:val="18"/>
         </w:rPr>
-        <w:t xml:space="preserve">        </w:t>
-      </w:r>
-      <w:proofErr w:type="spellStart"/>
-      <w:r>
-        <w:rPr>
-          <w:rFonts w:ascii="Candara" w:hAnsi="Candara"/>
-          <w:sz w:val="18"/>
-          <w:szCs w:val="18"/>
-        </w:rPr>
-        <w:t>DevicesInsights</w:t>
-      </w:r>
-      <w:proofErr w:type="spellEnd"/>
-      <w:r>
-        <w:rPr>
-          <w:rFonts w:ascii="Candara" w:hAnsi="Candara"/>
-          <w:sz w:val="18"/>
-          <w:szCs w:val="18"/>
-        </w:rPr>
-        <w:t xml:space="preserve"> = </w:t>
-      </w:r>
-      <w:proofErr w:type="spellStart"/>
-      <w:r>
-        <w:rPr>
-          <w:rFonts w:ascii="Candara" w:hAnsi="Candara"/>
-          <w:sz w:val="18"/>
-          <w:szCs w:val="18"/>
-        </w:rPr>
-        <w:t>make_set</w:t>
-      </w:r>
-      <w:proofErr w:type="spellEnd"/>
-      <w:r>
-        <w:rPr>
-          <w:rFonts w:ascii="Candara" w:hAnsi="Candara"/>
-          <w:sz w:val="18"/>
-          <w:szCs w:val="18"/>
-        </w:rPr>
-        <w:t>(</w:t>
-      </w:r>
-      <w:proofErr w:type="spellStart"/>
-      <w:r>
-        <w:rPr>
-          <w:rFonts w:ascii="Candara" w:hAnsi="Candara"/>
-          <w:sz w:val="18"/>
-          <w:szCs w:val="18"/>
-        </w:rPr>
-        <w:t>DevicesInsights</w:t>
-      </w:r>
-      <w:proofErr w:type="spellEnd"/>
-      <w:r>
-        <w:rPr>
-          <w:rFonts w:ascii="Candara" w:hAnsi="Candara"/>
-          <w:sz w:val="18"/>
-          <w:szCs w:val="18"/>
-        </w:rPr>
-        <w:t>, 1000),</w:t>
+        <w:t xml:space="preserve">        DevicesInsights = make_set(DevicesInsights, 1000),</w:t>
       </w:r>
     </w:p>
     <w:p>
@@ -2781,43 +1979,7 @@
           <w:sz w:val="18"/>
           <w:szCs w:val="18"/>
         </w:rPr>
-        <w:t xml:space="preserve">        </w:t>
-      </w:r>
-      <w:proofErr w:type="spellStart"/>
-      <w:r>
-        <w:rPr>
-          <w:rFonts w:ascii="Candara" w:hAnsi="Candara"/>
-          <w:sz w:val="18"/>
-          <w:szCs w:val="18"/>
-        </w:rPr>
-        <w:t>IPInvestigationPriority</w:t>
-      </w:r>
-      <w:proofErr w:type="spellEnd"/>
-      <w:r>
-        <w:rPr>
-          <w:rFonts w:ascii="Candara" w:hAnsi="Candara"/>
-          <w:sz w:val="18"/>
-          <w:szCs w:val="18"/>
-        </w:rPr>
-        <w:t xml:space="preserve"> = sum(</w:t>
-      </w:r>
-      <w:proofErr w:type="spellStart"/>
-      <w:r>
-        <w:rPr>
-          <w:rFonts w:ascii="Candara" w:hAnsi="Candara"/>
-          <w:sz w:val="18"/>
-          <w:szCs w:val="18"/>
-        </w:rPr>
-        <w:t>InvestigationPriority</w:t>
-      </w:r>
-      <w:proofErr w:type="spellEnd"/>
-      <w:r>
-        <w:rPr>
-          <w:rFonts w:ascii="Candara" w:hAnsi="Candara"/>
-          <w:sz w:val="18"/>
-          <w:szCs w:val="18"/>
-        </w:rPr>
-        <w:t>)</w:t>
+        <w:t xml:space="preserve">        IPInvestigationPriority = sum(InvestigationPriority)</w:t>
       </w:r>
     </w:p>
     <w:p>
@@ -2889,36 +2051,8 @@
           <w:sz w:val="18"/>
           <w:szCs w:val="18"/>
         </w:rPr>
-        <w:t xml:space="preserve">  | extend </w:t>
-      </w:r>
-      <w:proofErr w:type="spellStart"/>
-      <w:r>
-        <w:rPr>
-          <w:rFonts w:ascii="Candara" w:hAnsi="Candara"/>
-          <w:sz w:val="18"/>
-          <w:szCs w:val="18"/>
-        </w:rPr>
-        <w:t>UEBARiskScore</w:t>
-      </w:r>
-      <w:proofErr w:type="spellEnd"/>
-      <w:r>
-        <w:rPr>
-          <w:rFonts w:ascii="Candara" w:hAnsi="Candara"/>
-          <w:sz w:val="18"/>
-          <w:szCs w:val="18"/>
-        </w:rPr>
-        <w:t xml:space="preserve"> = </w:t>
-      </w:r>
-      <w:proofErr w:type="spellStart"/>
-      <w:r>
-        <w:rPr>
-          <w:rFonts w:ascii="Candara" w:hAnsi="Candara"/>
-          <w:sz w:val="18"/>
-          <w:szCs w:val="18"/>
-        </w:rPr>
-        <w:t>IPInvestigationPriority</w:t>
-      </w:r>
-      <w:proofErr w:type="spellEnd"/>
+        <w:t xml:space="preserve">  | extend UEBARiskScore = IPInvestigationPriority</w:t>
+      </w:r>
     </w:p>
     <w:p>
       <w:pPr>
@@ -2941,26 +2075,887 @@
           <w:sz w:val="18"/>
           <w:szCs w:val="18"/>
         </w:rPr>
-        <w:t xml:space="preserve">  | sort by </w:t>
-      </w:r>
-      <w:proofErr w:type="spellStart"/>
-      <w:r>
-        <w:rPr>
-          <w:rFonts w:ascii="Candara" w:hAnsi="Candara"/>
-          <w:sz w:val="18"/>
-          <w:szCs w:val="18"/>
-        </w:rPr>
-        <w:t>UEBARiskScore</w:t>
-      </w:r>
-      <w:proofErr w:type="spellEnd"/>
-      <w:r>
-        <w:rPr>
-          <w:rFonts w:ascii="Candara" w:hAnsi="Candara"/>
-          <w:sz w:val="18"/>
-          <w:szCs w:val="18"/>
-        </w:rPr>
-        <w:t xml:space="preserve"> desc</w:t>
-      </w:r>
+        <w:t xml:space="preserve">  | sort by UEBARiskScore desc</w:t>
+      </w:r>
+    </w:p>
+    <w:p>
+      <w:pPr>
+        <w:rPr>
+          <w:rFonts w:ascii="Aptos" w:hAnsi="Aptos"/>
+        </w:rPr>
+      </w:pPr>
+    </w:p>
+    <w:p>
+      <w:pPr>
+        <w:rPr>
+          <w:rFonts w:ascii="Aptos" w:hAnsi="Aptos"/>
+        </w:rPr>
+      </w:pPr>
+    </w:p>
+    <w:p>
+      <w:pPr>
+        <w:rPr>
+          <w:rFonts w:ascii="Aptos" w:hAnsi="Aptos"/>
+        </w:rPr>
+      </w:pPr>
+    </w:p>
+    <w:p>
+      <w:pPr>
+        <w:rPr>
+          <w:rFonts w:ascii="Aptos" w:hAnsi="Aptos"/>
+        </w:rPr>
+      </w:pPr>
+    </w:p>
+    <w:p>
+      <w:pPr>
+        <w:rPr>
+          <w:rFonts w:ascii="Aptos" w:hAnsi="Aptos"/>
+        </w:rPr>
+      </w:pPr>
+      <w:r>
+        <w:rPr>
+          <w:rFonts w:ascii="Aptos" w:hAnsi="Aptos"/>
+        </w:rPr>
+        <w:lastRenderedPageBreak/>
+        <w:t>The KQL for the “Sucessful Sign-in with Entra Risk Indicators”</w:t>
+      </w:r>
+    </w:p>
+    <w:p>
+      <w:pPr>
+        <w:rPr>
+          <w:rFonts w:ascii="Aptos" w:hAnsi="Aptos"/>
+        </w:rPr>
+      </w:pPr>
+    </w:p>
+    <w:p>
+      <w:pPr>
+        <w:pBdr>
+          <w:top w:val="single" w:sz="4" w:space="1" w:color="auto"/>
+          <w:left w:val="single" w:sz="4" w:space="1" w:color="auto"/>
+          <w:bottom w:val="single" w:sz="4" w:space="1" w:color="auto"/>
+          <w:right w:val="single" w:sz="4" w:space="1" w:color="auto"/>
+        </w:pBdr>
+        <w:spacing w:after="0" w:line="240" w:lineRule="auto"/>
+        <w:rPr>
+          <w:rFonts w:ascii="Candara" w:hAnsi="Candara"/>
+          <w:sz w:val="18"/>
+          <w:szCs w:val="18"/>
+        </w:rPr>
+      </w:pPr>
+      <w:r>
+        <w:rPr>
+          <w:rFonts w:ascii="Candara" w:hAnsi="Candara"/>
+          <w:sz w:val="18"/>
+          <w:szCs w:val="18"/>
+        </w:rPr>
+        <w:t>SigninLogs</w:t>
+      </w:r>
+    </w:p>
+    <w:p>
+      <w:pPr>
+        <w:pBdr>
+          <w:top w:val="single" w:sz="4" w:space="1" w:color="auto"/>
+          <w:left w:val="single" w:sz="4" w:space="1" w:color="auto"/>
+          <w:bottom w:val="single" w:sz="4" w:space="1" w:color="auto"/>
+          <w:right w:val="single" w:sz="4" w:space="1" w:color="auto"/>
+        </w:pBdr>
+        <w:spacing w:after="0" w:line="240" w:lineRule="auto"/>
+        <w:rPr>
+          <w:rFonts w:ascii="Candara" w:hAnsi="Candara"/>
+          <w:sz w:val="18"/>
+          <w:szCs w:val="18"/>
+        </w:rPr>
+      </w:pPr>
+      <w:r>
+        <w:rPr>
+          <w:rFonts w:ascii="Candara" w:hAnsi="Candara"/>
+          <w:sz w:val="18"/>
+          <w:szCs w:val="18"/>
+        </w:rPr>
+        <w:t>| where TimeGenerated &gt;= ago(1h)</w:t>
+      </w:r>
+    </w:p>
+    <w:p>
+      <w:pPr>
+        <w:pBdr>
+          <w:top w:val="single" w:sz="4" w:space="1" w:color="auto"/>
+          <w:left w:val="single" w:sz="4" w:space="1" w:color="auto"/>
+          <w:bottom w:val="single" w:sz="4" w:space="1" w:color="auto"/>
+          <w:right w:val="single" w:sz="4" w:space="1" w:color="auto"/>
+        </w:pBdr>
+        <w:spacing w:after="0" w:line="240" w:lineRule="auto"/>
+        <w:rPr>
+          <w:rFonts w:ascii="Candara" w:hAnsi="Candara"/>
+          <w:sz w:val="18"/>
+          <w:szCs w:val="18"/>
+        </w:rPr>
+      </w:pPr>
+      <w:r>
+        <w:rPr>
+          <w:rFonts w:ascii="Candara" w:hAnsi="Candara"/>
+          <w:sz w:val="18"/>
+          <w:szCs w:val="18"/>
+        </w:rPr>
+        <w:t>| where ResultType == "0"</w:t>
+      </w:r>
+    </w:p>
+    <w:p>
+      <w:pPr>
+        <w:pBdr>
+          <w:top w:val="single" w:sz="4" w:space="1" w:color="auto"/>
+          <w:left w:val="single" w:sz="4" w:space="1" w:color="auto"/>
+          <w:bottom w:val="single" w:sz="4" w:space="1" w:color="auto"/>
+          <w:right w:val="single" w:sz="4" w:space="1" w:color="auto"/>
+        </w:pBdr>
+        <w:spacing w:after="0" w:line="240" w:lineRule="auto"/>
+        <w:rPr>
+          <w:rFonts w:ascii="Candara" w:hAnsi="Candara"/>
+          <w:sz w:val="18"/>
+          <w:szCs w:val="18"/>
+        </w:rPr>
+      </w:pPr>
+      <w:r>
+        <w:rPr>
+          <w:rFonts w:ascii="Candara" w:hAnsi="Candara"/>
+          <w:sz w:val="18"/>
+          <w:szCs w:val="18"/>
+        </w:rPr>
+        <w:t>| where RiskLevelDuringSignIn in~ ("medium", "high")</w:t>
+      </w:r>
+    </w:p>
+    <w:p>
+      <w:pPr>
+        <w:pBdr>
+          <w:top w:val="single" w:sz="4" w:space="1" w:color="auto"/>
+          <w:left w:val="single" w:sz="4" w:space="1" w:color="auto"/>
+          <w:bottom w:val="single" w:sz="4" w:space="1" w:color="auto"/>
+          <w:right w:val="single" w:sz="4" w:space="1" w:color="auto"/>
+        </w:pBdr>
+        <w:spacing w:after="0" w:line="240" w:lineRule="auto"/>
+        <w:rPr>
+          <w:rFonts w:ascii="Candara" w:hAnsi="Candara"/>
+          <w:sz w:val="18"/>
+          <w:szCs w:val="18"/>
+        </w:rPr>
+      </w:pPr>
+      <w:r>
+        <w:rPr>
+          <w:rFonts w:ascii="Candara" w:hAnsi="Candara"/>
+          <w:sz w:val="18"/>
+          <w:szCs w:val="18"/>
+        </w:rPr>
+        <w:t xml:space="preserve">    or RiskLevelAggregated in~ ("medium", "high")</w:t>
+      </w:r>
+    </w:p>
+    <w:p>
+      <w:pPr>
+        <w:pBdr>
+          <w:top w:val="single" w:sz="4" w:space="1" w:color="auto"/>
+          <w:left w:val="single" w:sz="4" w:space="1" w:color="auto"/>
+          <w:bottom w:val="single" w:sz="4" w:space="1" w:color="auto"/>
+          <w:right w:val="single" w:sz="4" w:space="1" w:color="auto"/>
+        </w:pBdr>
+        <w:spacing w:after="0" w:line="240" w:lineRule="auto"/>
+        <w:rPr>
+          <w:rFonts w:ascii="Candara" w:hAnsi="Candara"/>
+          <w:sz w:val="18"/>
+          <w:szCs w:val="18"/>
+        </w:rPr>
+      </w:pPr>
+      <w:r>
+        <w:rPr>
+          <w:rFonts w:ascii="Candara" w:hAnsi="Candara"/>
+          <w:sz w:val="18"/>
+          <w:szCs w:val="18"/>
+        </w:rPr>
+        <w:t xml:space="preserve">    or RiskState in~ ("atRisk", "confirmedCompromised")</w:t>
+      </w:r>
+    </w:p>
+    <w:p>
+      <w:pPr>
+        <w:pBdr>
+          <w:top w:val="single" w:sz="4" w:space="1" w:color="auto"/>
+          <w:left w:val="single" w:sz="4" w:space="1" w:color="auto"/>
+          <w:bottom w:val="single" w:sz="4" w:space="1" w:color="auto"/>
+          <w:right w:val="single" w:sz="4" w:space="1" w:color="auto"/>
+        </w:pBdr>
+        <w:spacing w:after="0" w:line="240" w:lineRule="auto"/>
+        <w:rPr>
+          <w:rFonts w:ascii="Candara" w:hAnsi="Candara"/>
+          <w:sz w:val="18"/>
+          <w:szCs w:val="18"/>
+        </w:rPr>
+      </w:pPr>
+      <w:r>
+        <w:rPr>
+          <w:rFonts w:ascii="Candara" w:hAnsi="Candara"/>
+          <w:sz w:val="18"/>
+          <w:szCs w:val="18"/>
+        </w:rPr>
+        <w:t>// Exclude sign-ins already cleared or remediated</w:t>
+      </w:r>
+    </w:p>
+    <w:p>
+      <w:pPr>
+        <w:pBdr>
+          <w:top w:val="single" w:sz="4" w:space="1" w:color="auto"/>
+          <w:left w:val="single" w:sz="4" w:space="1" w:color="auto"/>
+          <w:bottom w:val="single" w:sz="4" w:space="1" w:color="auto"/>
+          <w:right w:val="single" w:sz="4" w:space="1" w:color="auto"/>
+        </w:pBdr>
+        <w:spacing w:after="0" w:line="240" w:lineRule="auto"/>
+        <w:rPr>
+          <w:rFonts w:ascii="Candara" w:hAnsi="Candara"/>
+          <w:sz w:val="18"/>
+          <w:szCs w:val="18"/>
+        </w:rPr>
+      </w:pPr>
+      <w:r>
+        <w:rPr>
+          <w:rFonts w:ascii="Candara" w:hAnsi="Candara"/>
+          <w:sz w:val="18"/>
+          <w:szCs w:val="18"/>
+        </w:rPr>
+        <w:t>| where RiskState !in~ ("confirmedSafe", "dismissed", "remediated")</w:t>
+      </w:r>
+    </w:p>
+    <w:p>
+      <w:pPr>
+        <w:pBdr>
+          <w:top w:val="single" w:sz="4" w:space="1" w:color="auto"/>
+          <w:left w:val="single" w:sz="4" w:space="1" w:color="auto"/>
+          <w:bottom w:val="single" w:sz="4" w:space="1" w:color="auto"/>
+          <w:right w:val="single" w:sz="4" w:space="1" w:color="auto"/>
+        </w:pBdr>
+        <w:spacing w:after="0" w:line="240" w:lineRule="auto"/>
+        <w:rPr>
+          <w:rFonts w:ascii="Candara" w:hAnsi="Candara"/>
+          <w:sz w:val="18"/>
+          <w:szCs w:val="18"/>
+        </w:rPr>
+      </w:pPr>
+      <w:r>
+        <w:rPr>
+          <w:rFonts w:ascii="Candara" w:hAnsi="Candara"/>
+          <w:sz w:val="18"/>
+          <w:szCs w:val="18"/>
+        </w:rPr>
+        <w:t>| extend</w:t>
+      </w:r>
+    </w:p>
+    <w:p>
+      <w:pPr>
+        <w:pBdr>
+          <w:top w:val="single" w:sz="4" w:space="1" w:color="auto"/>
+          <w:left w:val="single" w:sz="4" w:space="1" w:color="auto"/>
+          <w:bottom w:val="single" w:sz="4" w:space="1" w:color="auto"/>
+          <w:right w:val="single" w:sz="4" w:space="1" w:color="auto"/>
+        </w:pBdr>
+        <w:spacing w:after="0" w:line="240" w:lineRule="auto"/>
+        <w:rPr>
+          <w:rFonts w:ascii="Candara" w:hAnsi="Candara"/>
+          <w:sz w:val="18"/>
+          <w:szCs w:val="18"/>
+        </w:rPr>
+      </w:pPr>
+      <w:r>
+        <w:rPr>
+          <w:rFonts w:ascii="Candara" w:hAnsi="Candara"/>
+          <w:sz w:val="18"/>
+          <w:szCs w:val="18"/>
+        </w:rPr>
+        <w:t xml:space="preserve">    AccountUPN = tolower(UserPrincipalName),</w:t>
+      </w:r>
+    </w:p>
+    <w:p>
+      <w:pPr>
+        <w:pBdr>
+          <w:top w:val="single" w:sz="4" w:space="1" w:color="auto"/>
+          <w:left w:val="single" w:sz="4" w:space="1" w:color="auto"/>
+          <w:bottom w:val="single" w:sz="4" w:space="1" w:color="auto"/>
+          <w:right w:val="single" w:sz="4" w:space="1" w:color="auto"/>
+        </w:pBdr>
+        <w:spacing w:after="0" w:line="240" w:lineRule="auto"/>
+        <w:rPr>
+          <w:rFonts w:ascii="Candara" w:hAnsi="Candara"/>
+          <w:sz w:val="18"/>
+          <w:szCs w:val="18"/>
+        </w:rPr>
+      </w:pPr>
+      <w:r>
+        <w:rPr>
+          <w:rFonts w:ascii="Candara" w:hAnsi="Candara"/>
+          <w:sz w:val="18"/>
+          <w:szCs w:val="18"/>
+        </w:rPr>
+        <w:t xml:space="preserve">    DeviceId = tostring(DeviceDetail.deviceId),</w:t>
+      </w:r>
+    </w:p>
+    <w:p>
+      <w:pPr>
+        <w:pBdr>
+          <w:top w:val="single" w:sz="4" w:space="1" w:color="auto"/>
+          <w:left w:val="single" w:sz="4" w:space="1" w:color="auto"/>
+          <w:bottom w:val="single" w:sz="4" w:space="1" w:color="auto"/>
+          <w:right w:val="single" w:sz="4" w:space="1" w:color="auto"/>
+        </w:pBdr>
+        <w:spacing w:after="0" w:line="240" w:lineRule="auto"/>
+        <w:rPr>
+          <w:rFonts w:ascii="Candara" w:hAnsi="Candara"/>
+          <w:sz w:val="18"/>
+          <w:szCs w:val="18"/>
+        </w:rPr>
+      </w:pPr>
+      <w:r>
+        <w:rPr>
+          <w:rFonts w:ascii="Candara" w:hAnsi="Candara"/>
+          <w:sz w:val="18"/>
+          <w:szCs w:val="18"/>
+        </w:rPr>
+        <w:t xml:space="preserve">    DeviceName = tostring(DeviceDetail.displayName),</w:t>
+      </w:r>
+    </w:p>
+    <w:p>
+      <w:pPr>
+        <w:pBdr>
+          <w:top w:val="single" w:sz="4" w:space="1" w:color="auto"/>
+          <w:left w:val="single" w:sz="4" w:space="1" w:color="auto"/>
+          <w:bottom w:val="single" w:sz="4" w:space="1" w:color="auto"/>
+          <w:right w:val="single" w:sz="4" w:space="1" w:color="auto"/>
+        </w:pBdr>
+        <w:spacing w:after="0" w:line="240" w:lineRule="auto"/>
+        <w:rPr>
+          <w:rFonts w:ascii="Candara" w:hAnsi="Candara"/>
+          <w:sz w:val="18"/>
+          <w:szCs w:val="18"/>
+        </w:rPr>
+      </w:pPr>
+      <w:r>
+        <w:rPr>
+          <w:rFonts w:ascii="Candara" w:hAnsi="Candara"/>
+          <w:sz w:val="18"/>
+          <w:szCs w:val="18"/>
+        </w:rPr>
+        <w:t xml:space="preserve">    DeviceTrustType = tostring(DeviceDetail.trustType),</w:t>
+      </w:r>
+    </w:p>
+    <w:p>
+      <w:pPr>
+        <w:pBdr>
+          <w:top w:val="single" w:sz="4" w:space="1" w:color="auto"/>
+          <w:left w:val="single" w:sz="4" w:space="1" w:color="auto"/>
+          <w:bottom w:val="single" w:sz="4" w:space="1" w:color="auto"/>
+          <w:right w:val="single" w:sz="4" w:space="1" w:color="auto"/>
+        </w:pBdr>
+        <w:spacing w:after="0" w:line="240" w:lineRule="auto"/>
+        <w:rPr>
+          <w:rFonts w:ascii="Candara" w:hAnsi="Candara"/>
+          <w:sz w:val="18"/>
+          <w:szCs w:val="18"/>
+        </w:rPr>
+      </w:pPr>
+      <w:r>
+        <w:rPr>
+          <w:rFonts w:ascii="Candara" w:hAnsi="Candara"/>
+          <w:sz w:val="18"/>
+          <w:szCs w:val="18"/>
+        </w:rPr>
+        <w:t xml:space="preserve">    DeviceCompliance = tostring(DeviceDetail.isCompliant),</w:t>
+      </w:r>
+    </w:p>
+    <w:p>
+      <w:pPr>
+        <w:pBdr>
+          <w:top w:val="single" w:sz="4" w:space="1" w:color="auto"/>
+          <w:left w:val="single" w:sz="4" w:space="1" w:color="auto"/>
+          <w:bottom w:val="single" w:sz="4" w:space="1" w:color="auto"/>
+          <w:right w:val="single" w:sz="4" w:space="1" w:color="auto"/>
+        </w:pBdr>
+        <w:spacing w:after="0" w:line="240" w:lineRule="auto"/>
+        <w:rPr>
+          <w:rFonts w:ascii="Candara" w:hAnsi="Candara"/>
+          <w:sz w:val="18"/>
+          <w:szCs w:val="18"/>
+        </w:rPr>
+      </w:pPr>
+      <w:r>
+        <w:rPr>
+          <w:rFonts w:ascii="Candara" w:hAnsi="Candara"/>
+          <w:sz w:val="18"/>
+          <w:szCs w:val="18"/>
+        </w:rPr>
+        <w:t xml:space="preserve">    Country = tostring(LocationDetails.countryOrRegion),</w:t>
+      </w:r>
+    </w:p>
+    <w:p>
+      <w:pPr>
+        <w:pBdr>
+          <w:top w:val="single" w:sz="4" w:space="1" w:color="auto"/>
+          <w:left w:val="single" w:sz="4" w:space="1" w:color="auto"/>
+          <w:bottom w:val="single" w:sz="4" w:space="1" w:color="auto"/>
+          <w:right w:val="single" w:sz="4" w:space="1" w:color="auto"/>
+        </w:pBdr>
+        <w:spacing w:after="0" w:line="240" w:lineRule="auto"/>
+        <w:rPr>
+          <w:rFonts w:ascii="Candara" w:hAnsi="Candara"/>
+          <w:sz w:val="18"/>
+          <w:szCs w:val="18"/>
+        </w:rPr>
+      </w:pPr>
+      <w:r>
+        <w:rPr>
+          <w:rFonts w:ascii="Candara" w:hAnsi="Candara"/>
+          <w:sz w:val="18"/>
+          <w:szCs w:val="18"/>
+        </w:rPr>
+        <w:t xml:space="preserve">    City = tostring(LocationDetails.city)</w:t>
+      </w:r>
+    </w:p>
+    <w:p>
+      <w:pPr>
+        <w:pBdr>
+          <w:top w:val="single" w:sz="4" w:space="1" w:color="auto"/>
+          <w:left w:val="single" w:sz="4" w:space="1" w:color="auto"/>
+          <w:bottom w:val="single" w:sz="4" w:space="1" w:color="auto"/>
+          <w:right w:val="single" w:sz="4" w:space="1" w:color="auto"/>
+        </w:pBdr>
+        <w:spacing w:after="0" w:line="240" w:lineRule="auto"/>
+        <w:rPr>
+          <w:rFonts w:ascii="Candara" w:hAnsi="Candara"/>
+          <w:sz w:val="18"/>
+          <w:szCs w:val="18"/>
+        </w:rPr>
+      </w:pPr>
+      <w:r>
+        <w:rPr>
+          <w:rFonts w:ascii="Candara" w:hAnsi="Candara"/>
+          <w:sz w:val="18"/>
+          <w:szCs w:val="18"/>
+        </w:rPr>
+        <w:t>| extend DetectionReason = case(</w:t>
+      </w:r>
+    </w:p>
+    <w:p>
+      <w:pPr>
+        <w:pBdr>
+          <w:top w:val="single" w:sz="4" w:space="1" w:color="auto"/>
+          <w:left w:val="single" w:sz="4" w:space="1" w:color="auto"/>
+          <w:bottom w:val="single" w:sz="4" w:space="1" w:color="auto"/>
+          <w:right w:val="single" w:sz="4" w:space="1" w:color="auto"/>
+        </w:pBdr>
+        <w:spacing w:after="0" w:line="240" w:lineRule="auto"/>
+        <w:rPr>
+          <w:rFonts w:ascii="Candara" w:hAnsi="Candara"/>
+          <w:sz w:val="18"/>
+          <w:szCs w:val="18"/>
+        </w:rPr>
+      </w:pPr>
+      <w:r>
+        <w:rPr>
+          <w:rFonts w:ascii="Candara" w:hAnsi="Candara"/>
+          <w:sz w:val="18"/>
+          <w:szCs w:val="18"/>
+        </w:rPr>
+        <w:t xml:space="preserve">    RiskState =~ "confirmedCompromised",</w:t>
+      </w:r>
+    </w:p>
+    <w:p>
+      <w:pPr>
+        <w:pBdr>
+          <w:top w:val="single" w:sz="4" w:space="1" w:color="auto"/>
+          <w:left w:val="single" w:sz="4" w:space="1" w:color="auto"/>
+          <w:bottom w:val="single" w:sz="4" w:space="1" w:color="auto"/>
+          <w:right w:val="single" w:sz="4" w:space="1" w:color="auto"/>
+        </w:pBdr>
+        <w:spacing w:after="0" w:line="240" w:lineRule="auto"/>
+        <w:rPr>
+          <w:rFonts w:ascii="Candara" w:hAnsi="Candara"/>
+          <w:sz w:val="18"/>
+          <w:szCs w:val="18"/>
+        </w:rPr>
+      </w:pPr>
+      <w:r>
+        <w:rPr>
+          <w:rFonts w:ascii="Candara" w:hAnsi="Candara"/>
+          <w:sz w:val="18"/>
+          <w:szCs w:val="18"/>
+        </w:rPr>
+        <w:t xml:space="preserve">        "Sign-in marked as confirmed compromised",</w:t>
+      </w:r>
+    </w:p>
+    <w:p>
+      <w:pPr>
+        <w:pBdr>
+          <w:top w:val="single" w:sz="4" w:space="1" w:color="auto"/>
+          <w:left w:val="single" w:sz="4" w:space="1" w:color="auto"/>
+          <w:bottom w:val="single" w:sz="4" w:space="1" w:color="auto"/>
+          <w:right w:val="single" w:sz="4" w:space="1" w:color="auto"/>
+        </w:pBdr>
+        <w:spacing w:after="0" w:line="240" w:lineRule="auto"/>
+        <w:rPr>
+          <w:rFonts w:ascii="Candara" w:hAnsi="Candara"/>
+          <w:sz w:val="18"/>
+          <w:szCs w:val="18"/>
+        </w:rPr>
+      </w:pPr>
+      <w:r>
+        <w:rPr>
+          <w:rFonts w:ascii="Candara" w:hAnsi="Candara"/>
+          <w:sz w:val="18"/>
+          <w:szCs w:val="18"/>
+        </w:rPr>
+        <w:t xml:space="preserve">    RiskLevelDuringSignIn =~ "high"</w:t>
+      </w:r>
+    </w:p>
+    <w:p>
+      <w:pPr>
+        <w:pBdr>
+          <w:top w:val="single" w:sz="4" w:space="1" w:color="auto"/>
+          <w:left w:val="single" w:sz="4" w:space="1" w:color="auto"/>
+          <w:bottom w:val="single" w:sz="4" w:space="1" w:color="auto"/>
+          <w:right w:val="single" w:sz="4" w:space="1" w:color="auto"/>
+        </w:pBdr>
+        <w:spacing w:after="0" w:line="240" w:lineRule="auto"/>
+        <w:rPr>
+          <w:rFonts w:ascii="Candara" w:hAnsi="Candara"/>
+          <w:sz w:val="18"/>
+          <w:szCs w:val="18"/>
+        </w:rPr>
+      </w:pPr>
+      <w:r>
+        <w:rPr>
+          <w:rFonts w:ascii="Candara" w:hAnsi="Candara"/>
+          <w:sz w:val="18"/>
+          <w:szCs w:val="18"/>
+        </w:rPr>
+        <w:t xml:space="preserve">        or RiskLevelAggregated =~ "high",</w:t>
+      </w:r>
+    </w:p>
+    <w:p>
+      <w:pPr>
+        <w:pBdr>
+          <w:top w:val="single" w:sz="4" w:space="1" w:color="auto"/>
+          <w:left w:val="single" w:sz="4" w:space="1" w:color="auto"/>
+          <w:bottom w:val="single" w:sz="4" w:space="1" w:color="auto"/>
+          <w:right w:val="single" w:sz="4" w:space="1" w:color="auto"/>
+        </w:pBdr>
+        <w:spacing w:after="0" w:line="240" w:lineRule="auto"/>
+        <w:rPr>
+          <w:rFonts w:ascii="Candara" w:hAnsi="Candara"/>
+          <w:sz w:val="18"/>
+          <w:szCs w:val="18"/>
+        </w:rPr>
+      </w:pPr>
+      <w:r>
+        <w:rPr>
+          <w:rFonts w:ascii="Candara" w:hAnsi="Candara"/>
+          <w:sz w:val="18"/>
+          <w:szCs w:val="18"/>
+        </w:rPr>
+        <w:t xml:space="preserve">        "Successful sign-in with high Entra risk",</w:t>
+      </w:r>
+    </w:p>
+    <w:p>
+      <w:pPr>
+        <w:pBdr>
+          <w:top w:val="single" w:sz="4" w:space="1" w:color="auto"/>
+          <w:left w:val="single" w:sz="4" w:space="1" w:color="auto"/>
+          <w:bottom w:val="single" w:sz="4" w:space="1" w:color="auto"/>
+          <w:right w:val="single" w:sz="4" w:space="1" w:color="auto"/>
+        </w:pBdr>
+        <w:spacing w:after="0" w:line="240" w:lineRule="auto"/>
+        <w:rPr>
+          <w:rFonts w:ascii="Candara" w:hAnsi="Candara"/>
+          <w:sz w:val="18"/>
+          <w:szCs w:val="18"/>
+        </w:rPr>
+      </w:pPr>
+      <w:r>
+        <w:rPr>
+          <w:rFonts w:ascii="Candara" w:hAnsi="Candara"/>
+          <w:sz w:val="18"/>
+          <w:szCs w:val="18"/>
+        </w:rPr>
+        <w:t xml:space="preserve">    RiskLevelDuringSignIn =~ "medium"</w:t>
+      </w:r>
+    </w:p>
+    <w:p>
+      <w:pPr>
+        <w:pBdr>
+          <w:top w:val="single" w:sz="4" w:space="1" w:color="auto"/>
+          <w:left w:val="single" w:sz="4" w:space="1" w:color="auto"/>
+          <w:bottom w:val="single" w:sz="4" w:space="1" w:color="auto"/>
+          <w:right w:val="single" w:sz="4" w:space="1" w:color="auto"/>
+        </w:pBdr>
+        <w:spacing w:after="0" w:line="240" w:lineRule="auto"/>
+        <w:rPr>
+          <w:rFonts w:ascii="Candara" w:hAnsi="Candara"/>
+          <w:sz w:val="18"/>
+          <w:szCs w:val="18"/>
+        </w:rPr>
+      </w:pPr>
+      <w:r>
+        <w:rPr>
+          <w:rFonts w:ascii="Candara" w:hAnsi="Candara"/>
+          <w:sz w:val="18"/>
+          <w:szCs w:val="18"/>
+        </w:rPr>
+        <w:t xml:space="preserve">        or RiskLevelAggregated =~ "medium",</w:t>
+      </w:r>
+    </w:p>
+    <w:p>
+      <w:pPr>
+        <w:pBdr>
+          <w:top w:val="single" w:sz="4" w:space="1" w:color="auto"/>
+          <w:left w:val="single" w:sz="4" w:space="1" w:color="auto"/>
+          <w:bottom w:val="single" w:sz="4" w:space="1" w:color="auto"/>
+          <w:right w:val="single" w:sz="4" w:space="1" w:color="auto"/>
+        </w:pBdr>
+        <w:spacing w:after="0" w:line="240" w:lineRule="auto"/>
+        <w:rPr>
+          <w:rFonts w:ascii="Candara" w:hAnsi="Candara"/>
+          <w:sz w:val="18"/>
+          <w:szCs w:val="18"/>
+        </w:rPr>
+      </w:pPr>
+      <w:r>
+        <w:rPr>
+          <w:rFonts w:ascii="Candara" w:hAnsi="Candara"/>
+          <w:sz w:val="18"/>
+          <w:szCs w:val="18"/>
+        </w:rPr>
+        <w:t xml:space="preserve">        "Successful sign-in with medium Entra risk",</w:t>
+      </w:r>
+    </w:p>
+    <w:p>
+      <w:pPr>
+        <w:pBdr>
+          <w:top w:val="single" w:sz="4" w:space="1" w:color="auto"/>
+          <w:left w:val="single" w:sz="4" w:space="1" w:color="auto"/>
+          <w:bottom w:val="single" w:sz="4" w:space="1" w:color="auto"/>
+          <w:right w:val="single" w:sz="4" w:space="1" w:color="auto"/>
+        </w:pBdr>
+        <w:spacing w:after="0" w:line="240" w:lineRule="auto"/>
+        <w:rPr>
+          <w:rFonts w:ascii="Candara" w:hAnsi="Candara"/>
+          <w:sz w:val="18"/>
+          <w:szCs w:val="18"/>
+        </w:rPr>
+      </w:pPr>
+      <w:r>
+        <w:rPr>
+          <w:rFonts w:ascii="Candara" w:hAnsi="Candara"/>
+          <w:sz w:val="18"/>
+          <w:szCs w:val="18"/>
+        </w:rPr>
+        <w:t xml:space="preserve">    "Successful sign-in with unresolved risk"</w:t>
+      </w:r>
+    </w:p>
+    <w:p>
+      <w:pPr>
+        <w:pBdr>
+          <w:top w:val="single" w:sz="4" w:space="1" w:color="auto"/>
+          <w:left w:val="single" w:sz="4" w:space="1" w:color="auto"/>
+          <w:bottom w:val="single" w:sz="4" w:space="1" w:color="auto"/>
+          <w:right w:val="single" w:sz="4" w:space="1" w:color="auto"/>
+        </w:pBdr>
+        <w:spacing w:after="0" w:line="240" w:lineRule="auto"/>
+        <w:rPr>
+          <w:rFonts w:ascii="Candara" w:hAnsi="Candara"/>
+          <w:sz w:val="18"/>
+          <w:szCs w:val="18"/>
+        </w:rPr>
+      </w:pPr>
+      <w:r>
+        <w:rPr>
+          <w:rFonts w:ascii="Candara" w:hAnsi="Candara"/>
+          <w:sz w:val="18"/>
+          <w:szCs w:val="18"/>
+        </w:rPr>
+        <w:t>)</w:t>
+      </w:r>
+    </w:p>
+    <w:p>
+      <w:pPr>
+        <w:pBdr>
+          <w:top w:val="single" w:sz="4" w:space="1" w:color="auto"/>
+          <w:left w:val="single" w:sz="4" w:space="1" w:color="auto"/>
+          <w:bottom w:val="single" w:sz="4" w:space="1" w:color="auto"/>
+          <w:right w:val="single" w:sz="4" w:space="1" w:color="auto"/>
+        </w:pBdr>
+        <w:spacing w:after="0" w:line="240" w:lineRule="auto"/>
+        <w:rPr>
+          <w:rFonts w:ascii="Candara" w:hAnsi="Candara"/>
+          <w:sz w:val="18"/>
+          <w:szCs w:val="18"/>
+        </w:rPr>
+      </w:pPr>
+      <w:r>
+        <w:rPr>
+          <w:rFonts w:ascii="Candara" w:hAnsi="Candara"/>
+          <w:sz w:val="18"/>
+          <w:szCs w:val="18"/>
+        </w:rPr>
+        <w:t>| project</w:t>
+      </w:r>
+    </w:p>
+    <w:p>
+      <w:pPr>
+        <w:pBdr>
+          <w:top w:val="single" w:sz="4" w:space="1" w:color="auto"/>
+          <w:left w:val="single" w:sz="4" w:space="1" w:color="auto"/>
+          <w:bottom w:val="single" w:sz="4" w:space="1" w:color="auto"/>
+          <w:right w:val="single" w:sz="4" w:space="1" w:color="auto"/>
+        </w:pBdr>
+        <w:spacing w:after="0" w:line="240" w:lineRule="auto"/>
+        <w:rPr>
+          <w:rFonts w:ascii="Candara" w:hAnsi="Candara"/>
+          <w:sz w:val="18"/>
+          <w:szCs w:val="18"/>
+        </w:rPr>
+      </w:pPr>
+      <w:r>
+        <w:rPr>
+          <w:rFonts w:ascii="Candara" w:hAnsi="Candara"/>
+          <w:sz w:val="18"/>
+          <w:szCs w:val="18"/>
+        </w:rPr>
+        <w:t xml:space="preserve">    TimeGenerated,    Id,    AccountUPN,    UserDisplayName,    IPAddress,    AppDisplayName,</w:t>
+      </w:r>
+    </w:p>
+    <w:p>
+      <w:pPr>
+        <w:pBdr>
+          <w:top w:val="single" w:sz="4" w:space="1" w:color="auto"/>
+          <w:left w:val="single" w:sz="4" w:space="1" w:color="auto"/>
+          <w:bottom w:val="single" w:sz="4" w:space="1" w:color="auto"/>
+          <w:right w:val="single" w:sz="4" w:space="1" w:color="auto"/>
+        </w:pBdr>
+        <w:spacing w:after="0" w:line="240" w:lineRule="auto"/>
+        <w:rPr>
+          <w:rFonts w:ascii="Candara" w:hAnsi="Candara"/>
+          <w:sz w:val="18"/>
+          <w:szCs w:val="18"/>
+        </w:rPr>
+      </w:pPr>
+      <w:r>
+        <w:rPr>
+          <w:rFonts w:ascii="Candara" w:hAnsi="Candara"/>
+          <w:sz w:val="18"/>
+          <w:szCs w:val="18"/>
+        </w:rPr>
+        <w:t xml:space="preserve">    ResourceDisplayName,    Country,    City,    RiskLevelDuringSignIn,    RiskLevelAggregated,</w:t>
+      </w:r>
+    </w:p>
+    <w:p>
+      <w:pPr>
+        <w:pBdr>
+          <w:top w:val="single" w:sz="4" w:space="1" w:color="auto"/>
+          <w:left w:val="single" w:sz="4" w:space="1" w:color="auto"/>
+          <w:bottom w:val="single" w:sz="4" w:space="1" w:color="auto"/>
+          <w:right w:val="single" w:sz="4" w:space="1" w:color="auto"/>
+        </w:pBdr>
+        <w:spacing w:after="0" w:line="240" w:lineRule="auto"/>
+        <w:rPr>
+          <w:rFonts w:ascii="Candara" w:hAnsi="Candara"/>
+          <w:sz w:val="18"/>
+          <w:szCs w:val="18"/>
+        </w:rPr>
+      </w:pPr>
+      <w:r>
+        <w:rPr>
+          <w:rFonts w:ascii="Candara" w:hAnsi="Candara"/>
+          <w:sz w:val="18"/>
+          <w:szCs w:val="18"/>
+        </w:rPr>
+        <w:t xml:space="preserve">    RiskState,    RiskEventTypes_V2,    DetectionReason,    AuthenticationRequirement,</w:t>
+      </w:r>
+    </w:p>
+    <w:p>
+      <w:pPr>
+        <w:pBdr>
+          <w:top w:val="single" w:sz="4" w:space="1" w:color="auto"/>
+          <w:left w:val="single" w:sz="4" w:space="1" w:color="auto"/>
+          <w:bottom w:val="single" w:sz="4" w:space="1" w:color="auto"/>
+          <w:right w:val="single" w:sz="4" w:space="1" w:color="auto"/>
+        </w:pBdr>
+        <w:spacing w:after="0" w:line="240" w:lineRule="auto"/>
+        <w:rPr>
+          <w:rFonts w:ascii="Candara" w:hAnsi="Candara"/>
+          <w:sz w:val="18"/>
+          <w:szCs w:val="18"/>
+        </w:rPr>
+      </w:pPr>
+      <w:r>
+        <w:rPr>
+          <w:rFonts w:ascii="Candara" w:hAnsi="Candara"/>
+          <w:sz w:val="18"/>
+          <w:szCs w:val="18"/>
+        </w:rPr>
+        <w:t xml:space="preserve">    ConditionalAccessStatus,    DeviceId,    DeviceName,    DeviceTrustType,    DeviceCompliance,</w:t>
+      </w:r>
+    </w:p>
+    <w:p>
+      <w:pPr>
+        <w:pBdr>
+          <w:top w:val="single" w:sz="4" w:space="1" w:color="auto"/>
+          <w:left w:val="single" w:sz="4" w:space="1" w:color="auto"/>
+          <w:bottom w:val="single" w:sz="4" w:space="1" w:color="auto"/>
+          <w:right w:val="single" w:sz="4" w:space="1" w:color="auto"/>
+        </w:pBdr>
+        <w:spacing w:after="0" w:line="240" w:lineRule="auto"/>
+        <w:rPr>
+          <w:rFonts w:ascii="Candara" w:hAnsi="Candara"/>
+          <w:sz w:val="18"/>
+          <w:szCs w:val="18"/>
+        </w:rPr>
+      </w:pPr>
+      <w:r>
+        <w:rPr>
+          <w:rFonts w:ascii="Candara" w:hAnsi="Candara"/>
+          <w:sz w:val="18"/>
+          <w:szCs w:val="18"/>
+        </w:rPr>
+        <w:t xml:space="preserve">    IsInteractive,    CorrelationId</w:t>
+      </w:r>
+    </w:p>
+    <w:p>
+      <w:pPr>
+        <w:pBdr>
+          <w:top w:val="single" w:sz="4" w:space="1" w:color="auto"/>
+          <w:left w:val="single" w:sz="4" w:space="1" w:color="auto"/>
+          <w:bottom w:val="single" w:sz="4" w:space="1" w:color="auto"/>
+          <w:right w:val="single" w:sz="4" w:space="1" w:color="auto"/>
+        </w:pBdr>
+        <w:spacing w:after="0" w:line="240" w:lineRule="auto"/>
+        <w:rPr>
+          <w:rFonts w:ascii="Candara" w:hAnsi="Candara"/>
+          <w:sz w:val="18"/>
+          <w:szCs w:val="18"/>
+        </w:rPr>
+      </w:pPr>
+      <w:r>
+        <w:rPr>
+          <w:rFonts w:ascii="Candara" w:hAnsi="Candara"/>
+          <w:sz w:val="18"/>
+          <w:szCs w:val="18"/>
+        </w:rPr>
+        <w:t>| order by TimeGenerated desc</w:t>
+      </w:r>
+    </w:p>
+    <w:p>
+      <w:pPr>
+        <w:rPr>
+          <w:rFonts w:ascii="Aptos" w:hAnsi="Aptos"/>
+        </w:rPr>
+      </w:pPr>
+    </w:p>
+    <w:p>
+      <w:pPr>
+        <w:rPr>
+          <w:rFonts w:ascii="Aptos" w:hAnsi="Aptos"/>
+        </w:rPr>
+      </w:pPr>
     </w:p>
     <w:p>
       <w:pPr>

--- a/Review_Of_Rwanda_Analytical-rule.docx
+++ b/Review_Of_Rwanda_Analytical-rule.docx
@@ -1,6 +1,6 @@
 
 <file path=word/document.xml><?xml version="1.0" encoding="utf-8"?>
-<w:document xmlns:wpc="http://schemas.microsoft.com/office/word/2010/wordprocessingCanvas" xmlns:cx="http://schemas.microsoft.com/office/drawing/2014/chartex" xmlns:cx1="http://schemas.microsoft.com/office/drawing/2015/9/8/chartex" xmlns:cx2="http://schemas.microsoft.com/office/drawing/2015/10/21/chartex" xmlns:cx3="http://schemas.microsoft.com/office/drawing/2016/5/9/chartex" xmlns:cx4="http://schemas.microsoft.com/office/drawing/2016/5/10/chartex" xmlns:cx5="http://schemas.microsoft.com/office/drawing/2016/5/11/chartex" xmlns:cx6="http://schemas.microsoft.com/office/drawing/2016/5/12/chartex" xmlns:cx7="http://schemas.microsoft.com/office/drawing/2016/5/13/chartex" xmlns:cx8="http://schemas.microsoft.com/office/drawing/2016/5/14/chartex" xmlns:mc="http://schemas.openxmlformats.org/markup-compatibility/2006" xmlns:aink="http://schemas.microsoft.com/office/drawing/2016/ink" xmlns:am3d="http://schemas.microsoft.com/office/drawing/2017/model3d" xmlns:o="urn:schemas-microsoft-com:office:office" xmlns:r="http://schemas.openxmlformats.org/officeDocument/2006/relationships" xmlns:m="http://schemas.openxmlformats.org/officeDocument/2006/math" xmlns:v="urn:schemas-microsoft-com:vml" xmlns:wp14="http://schemas.microsoft.com/office/word/2010/wordprocessingDrawing" xmlns:wp="http://schemas.openxmlformats.org/drawingml/2006/wordprocessingDrawing" xmlns:w10="urn:schemas-microsoft-com:office:word" xmlns:w="http://schemas.openxmlformats.org/wordprocessingml/2006/main" xmlns:w14="http://schemas.microsoft.com/office/word/2010/wordml" xmlns:w15="http://schemas.microsoft.com/office/word/2012/wordml" xmlns:w16cex="http://schemas.microsoft.com/office/word/2018/wordml/cex" xmlns:w16cid="http://schemas.microsoft.com/office/word/2016/wordml/cid" xmlns:w16="http://schemas.microsoft.com/office/word/2018/wordml" xmlns:w16sdtdh="http://schemas.microsoft.com/office/word/2020/wordml/sdtdatahash" xmlns:w16se="http://schemas.microsoft.com/office/word/2015/wordml/symex" xmlns:wpg="http://schemas.microsoft.com/office/word/2010/wordprocessingGroup" xmlns:wpi="http://schemas.microsoft.com/office/word/2010/wordprocessingInk" xmlns:wne="http://schemas.microsoft.com/office/word/2006/wordml" xmlns:wps="http://schemas.microsoft.com/office/word/2010/wordprocessingShape" mc:Ignorable="w14 w15 w16se w16cid w16 w16cex w16sdtdh wp14">
+<w:document xmlns:wpc="http://schemas.microsoft.com/office/word/2010/wordprocessingCanvas" xmlns:cx="http://schemas.microsoft.com/office/drawing/2014/chartex" xmlns:cx1="http://schemas.microsoft.com/office/drawing/2015/9/8/chartex" xmlns:cx2="http://schemas.microsoft.com/office/drawing/2015/10/21/chartex" xmlns:cx3="http://schemas.microsoft.com/office/drawing/2016/5/9/chartex" xmlns:cx4="http://schemas.microsoft.com/office/drawing/2016/5/10/chartex" xmlns:cx5="http://schemas.microsoft.com/office/drawing/2016/5/11/chartex" xmlns:cx6="http://schemas.microsoft.com/office/drawing/2016/5/12/chartex" xmlns:cx7="http://schemas.microsoft.com/office/drawing/2016/5/13/chartex" xmlns:cx8="http://schemas.microsoft.com/office/drawing/2016/5/14/chartex" xmlns:mc="http://schemas.openxmlformats.org/markup-compatibility/2006" xmlns:aink="http://schemas.microsoft.com/office/drawing/2016/ink" xmlns:am3d="http://schemas.microsoft.com/office/drawing/2017/model3d" xmlns:o="urn:schemas-microsoft-com:office:office" xmlns:oel="http://schemas.microsoft.com/office/2019/extlst" xmlns:r="http://schemas.openxmlformats.org/officeDocument/2006/relationships" xmlns:m="http://schemas.openxmlformats.org/officeDocument/2006/math" xmlns:v="urn:schemas-microsoft-com:vml" xmlns:wp14="http://schemas.microsoft.com/office/word/2010/wordprocessingDrawing" xmlns:wp="http://schemas.openxmlformats.org/drawingml/2006/wordprocessingDrawing" xmlns:w10="urn:schemas-microsoft-com:office:word" xmlns:w="http://schemas.openxmlformats.org/wordprocessingml/2006/main" xmlns:w14="http://schemas.microsoft.com/office/word/2010/wordml" xmlns:w15="http://schemas.microsoft.com/office/word/2012/wordml" xmlns:w16cex="http://schemas.microsoft.com/office/word/2018/wordml/cex" xmlns:w16cid="http://schemas.microsoft.com/office/word/2016/wordml/cid" xmlns:w16="http://schemas.microsoft.com/office/word/2018/wordml" xmlns:w16du="http://schemas.microsoft.com/office/word/2023/wordml/word16du" xmlns:w16sdtdh="http://schemas.microsoft.com/office/word/2020/wordml/sdtdatahash" xmlns:w16sdtfl="http://schemas.microsoft.com/office/word/2024/wordml/sdtformatlock" xmlns:w16se="http://schemas.microsoft.com/office/word/2015/wordml/symex" xmlns:wpg="http://schemas.microsoft.com/office/word/2010/wordprocessingGroup" xmlns:wpi="http://schemas.microsoft.com/office/word/2010/wordprocessingInk" xmlns:wne="http://schemas.microsoft.com/office/word/2006/wordml" xmlns:wps="http://schemas.microsoft.com/office/word/2010/wordprocessingShape" mc:Ignorable="w14 w15 w16se w16cid w16 w16cex w16sdtdh w16sdtfl w16du wp14">
   <w:body>
     <w:p>
       <w:pPr>
@@ -275,7 +275,7 @@
                     <v:stroke joinstyle="miter"/>
                     <v:path gradientshapeok="t" o:connecttype="rect"/>
                   </v:shapetype>
-                  <v:shape id="Text Box 2" o:spid="_x0000_s1026" type="#_x0000_t202" style="position:absolute;margin-left:-33.15pt;margin-top:390.8pt;width:364.5pt;height:151.5pt;z-index:251658240;visibility:visible;mso-wrap-style:square;mso-width-percent:0;mso-height-percent:0;mso-wrap-distance-left:9pt;mso-wrap-distance-top:3.6pt;mso-wrap-distance-right:9pt;mso-wrap-distance-bottom:3.6pt;mso-position-horizontal:absolute;mso-position-horizontal-relative:margin;mso-position-vertical:absolute;mso-position-vertical-relative:text;mso-width-percent:0;mso-height-percent:0;mso-width-relative:margin;mso-height-relative:margin;v-text-anchor:top" o:gfxdata="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" filled="f" stroked="f">
+                  <v:shape id="Text Box 2" o:spid="_x0000_s1026" type="#_x0000_t202" style="position:absolute;margin-left:-33.15pt;margin-top:390.8pt;width:364.5pt;height:151.5pt;z-index:251658240;visibility:visible;mso-wrap-style:square;mso-width-percent:0;mso-height-percent:0;mso-wrap-distance-left:9pt;mso-wrap-distance-top:3.6pt;mso-wrap-distance-right:9pt;mso-wrap-distance-bottom:3.6pt;mso-position-horizontal:absolute;mso-position-horizontal-relative:margin;mso-position-vertical:absolute;mso-position-vertical-relative:text;mso-width-percent:0;mso-height-percent:0;mso-width-relative:margin;mso-height-relative:margin;v-text-anchor:top" o:gfxdata="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" filled="f" stroked="f">
                     <v:textbox>
                       <w:txbxContent>
                         <w:p>
@@ -419,7 +419,7 @@
               </mc:Choice>
               <mc:Fallback>
                 <w:pict>
-                  <v:shape w14:anchorId="793D85EB" id="_x0000_s1027" type="#_x0000_t202" style="position:absolute;margin-left:-32.9pt;margin-top:546.45pt;width:242.55pt;height:53.1pt;z-index:251658241;visibility:visible;mso-wrap-style:square;mso-width-percent:0;mso-height-percent:0;mso-wrap-distance-left:9pt;mso-wrap-distance-top:3.6pt;mso-wrap-distance-right:9pt;mso-wrap-distance-bottom:3.6pt;mso-position-horizontal:absolute;mso-position-horizontal-relative:margin;mso-position-vertical:absolute;mso-position-vertical-relative:text;mso-width-percent:0;mso-height-percent:0;mso-width-relative:margin;mso-height-relative:margin;v-text-anchor:top" o:gfxdata="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" filled="f" stroked="f">
+                  <v:shape w14:anchorId="793D85EB" id="_x0000_s1027" type="#_x0000_t202" style="position:absolute;margin-left:-32.9pt;margin-top:546.45pt;width:242.55pt;height:53.1pt;z-index:251658241;visibility:visible;mso-wrap-style:square;mso-width-percent:0;mso-height-percent:0;mso-wrap-distance-left:9pt;mso-wrap-distance-top:3.6pt;mso-wrap-distance-right:9pt;mso-wrap-distance-bottom:3.6pt;mso-position-horizontal:absolute;mso-position-horizontal-relative:margin;mso-position-vertical:absolute;mso-position-vertical-relative:text;mso-width-percent:0;mso-height-percent:0;mso-width-relative:margin;mso-height-relative:margin;v-text-anchor:top" o:gfxdata="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" filled="f" stroked="f">
                     <v:textbox>
                       <w:txbxContent>
                         <w:p>
@@ -1131,7 +1131,35 @@
         <w:rPr>
           <w:rFonts w:ascii="Aptos" w:hAnsi="Aptos"/>
         </w:rPr>
-        <w:t>Successful Signin From Non-Compliant Device</w:t>
+        <w:t xml:space="preserve">Successful </w:t>
+      </w:r>
+      <w:proofErr w:type="spellStart"/>
+      <w:r>
+        <w:rPr>
+          <w:rFonts w:ascii="Aptos" w:hAnsi="Aptos"/>
+        </w:rPr>
+        <w:t>Signin</w:t>
+      </w:r>
+      <w:proofErr w:type="spellEnd"/>
+      <w:r>
+        <w:rPr>
+          <w:rFonts w:ascii="Aptos" w:hAnsi="Aptos"/>
+        </w:rPr>
+        <w:t xml:space="preserve"> </w:t>
+      </w:r>
+      <w:proofErr w:type="gramStart"/>
+      <w:r>
+        <w:rPr>
+          <w:rFonts w:ascii="Aptos" w:hAnsi="Aptos"/>
+        </w:rPr>
+        <w:t>From</w:t>
+      </w:r>
+      <w:proofErr w:type="gramEnd"/>
+      <w:r>
+        <w:rPr>
+          <w:rFonts w:ascii="Aptos" w:hAnsi="Aptos"/>
+        </w:rPr>
+        <w:t xml:space="preserve"> Non-Compliant Device</w:t>
       </w:r>
       <w:bookmarkEnd w:id="4"/>
     </w:p>
@@ -1145,108 +1173,143 @@
         <w:rPr>
           <w:rFonts w:ascii="Aptos" w:hAnsi="Aptos"/>
         </w:rPr>
-        <w:t xml:space="preserve">The Analytical rule </w:t>
+        <w:t xml:space="preserve">The Analytical rule Detects successful sign-ins from devices marked </w:t>
       </w:r>
       <w:r>
         <w:rPr>
           <w:rFonts w:ascii="Aptos" w:hAnsi="Aptos"/>
         </w:rPr>
-        <w:t>Detects successful sign</w:t>
+        <w:t>as “</w:t>
       </w:r>
       <w:r>
         <w:rPr>
           <w:rFonts w:ascii="Aptos" w:hAnsi="Aptos"/>
         </w:rPr>
-        <w:t>-</w:t>
+        <w:t>non-compliant</w:t>
       </w:r>
       <w:r>
         <w:rPr>
           <w:rFonts w:ascii="Aptos" w:hAnsi="Aptos"/>
         </w:rPr>
-        <w:t xml:space="preserve">ins from devices marked </w:t>
+        <w:t>”</w:t>
       </w:r>
       <w:r>
         <w:rPr>
           <w:rFonts w:ascii="Aptos" w:hAnsi="Aptos"/>
         </w:rPr>
-        <w:t>as “</w:t>
+        <w:t>.</w:t>
       </w:r>
       <w:r>
         <w:rPr>
           <w:rFonts w:ascii="Aptos" w:hAnsi="Aptos"/>
         </w:rPr>
-        <w:t>non-compliant</w:t>
+        <w:t xml:space="preserve"> This rule uses the</w:t>
       </w:r>
       <w:r>
         <w:rPr>
           <w:rFonts w:ascii="Aptos" w:hAnsi="Aptos"/>
         </w:rPr>
+        <w:t xml:space="preserve"> “</w:t>
+      </w:r>
+      <w:proofErr w:type="spellStart"/>
+      <w:r>
+        <w:rPr>
+          <w:rFonts w:ascii="Aptos" w:hAnsi="Aptos"/>
+        </w:rPr>
+        <w:t>DeviceDetail.isCompliant</w:t>
+      </w:r>
+      <w:proofErr w:type="spellEnd"/>
+      <w:r>
+        <w:rPr>
+          <w:rFonts w:ascii="Aptos" w:hAnsi="Aptos"/>
+        </w:rPr>
         <w:t>”</w:t>
       </w:r>
       <w:r>
         <w:rPr>
           <w:rFonts w:ascii="Aptos" w:hAnsi="Aptos"/>
         </w:rPr>
-        <w:t>.</w:t>
-      </w:r>
+        <w:t xml:space="preserve"> (</w:t>
+      </w:r>
+      <w:proofErr w:type="spellStart"/>
       <w:r>
         <w:rPr>
           <w:rFonts w:ascii="Aptos" w:hAnsi="Aptos"/>
         </w:rPr>
-        <w:t xml:space="preserve"> This rule uses the</w:t>
-      </w:r>
+        <w:t>isCompliant</w:t>
+      </w:r>
+      <w:proofErr w:type="spellEnd"/>
       <w:r>
         <w:rPr>
           <w:rFonts w:ascii="Aptos" w:hAnsi="Aptos"/>
         </w:rPr>
-        <w:t xml:space="preserve"> “</w:t>
+        <w:t xml:space="preserve">) column of the </w:t>
       </w:r>
       <w:r>
         <w:rPr>
           <w:rFonts w:ascii="Aptos" w:hAnsi="Aptos"/>
         </w:rPr>
-        <w:t>DeviceDetail.isCompliant</w:t>
-      </w:r>
+        <w:t>“</w:t>
+      </w:r>
+      <w:proofErr w:type="spellStart"/>
       <w:r>
         <w:rPr>
           <w:rFonts w:ascii="Aptos" w:hAnsi="Aptos"/>
         </w:rPr>
+        <w:t>SigninLogs</w:t>
+      </w:r>
+      <w:proofErr w:type="spellEnd"/>
+      <w:r>
+        <w:rPr>
+          <w:rFonts w:ascii="Aptos" w:hAnsi="Aptos"/>
+        </w:rPr>
         <w:t>”</w:t>
       </w:r>
       <w:r>
         <w:rPr>
           <w:rFonts w:ascii="Aptos" w:hAnsi="Aptos"/>
         </w:rPr>
-        <w:t xml:space="preserve"> (isCompliant) column of the </w:t>
-      </w:r>
+        <w:t xml:space="preserve"> Table. The “</w:t>
+      </w:r>
+      <w:proofErr w:type="spellStart"/>
       <w:r>
         <w:rPr>
           <w:rFonts w:ascii="Aptos" w:hAnsi="Aptos"/>
         </w:rPr>
-        <w:t>“</w:t>
-      </w:r>
+        <w:t>isCompliant</w:t>
+      </w:r>
+      <w:proofErr w:type="spellEnd"/>
       <w:r>
         <w:rPr>
           <w:rFonts w:ascii="Aptos" w:hAnsi="Aptos"/>
         </w:rPr>
-        <w:t>SigninLogs</w:t>
-      </w:r>
+        <w:t xml:space="preserve">” column assumes that the devices are being managed by Microsoft </w:t>
+      </w:r>
+      <w:proofErr w:type="spellStart"/>
       <w:r>
         <w:rPr>
           <w:rFonts w:ascii="Aptos" w:hAnsi="Aptos"/>
         </w:rPr>
-        <w:t>”</w:t>
-      </w:r>
+        <w:t>intune</w:t>
+      </w:r>
+      <w:proofErr w:type="spellEnd"/>
       <w:r>
         <w:rPr>
           <w:rFonts w:ascii="Aptos" w:hAnsi="Aptos"/>
         </w:rPr>
-        <w:t xml:space="preserve"> Table. The “isCompliant” column assumes that the devices are being managed by Microsoft intune. </w:t>
-      </w:r>
-      <w:r>
+        <w:t xml:space="preserve">. </w:t>
+      </w:r>
+    </w:p>
+    <w:p>
+      <w:pPr>
         <w:rPr>
           <w:rFonts w:ascii="Aptos" w:hAnsi="Aptos"/>
         </w:rPr>
+      </w:pPr>
+      <w:r>
+        <w:rPr>
+          <w:rFonts w:ascii="Aptos" w:hAnsi="Aptos"/>
+        </w:rPr>
         <w:t>Microsoft supports compliance reporting through Intune and integrated third-party compliance partners.</w:t>
       </w:r>
       <w:r>
@@ -1277,7 +1340,43 @@
         <w:rPr>
           <w:rFonts w:ascii="Aptos" w:hAnsi="Aptos"/>
         </w:rPr>
-        <w:t xml:space="preserve">It is noted that the environment does not use Intune to manage its devices, </w:t>
+        <w:t xml:space="preserve">It is </w:t>
+      </w:r>
+      <w:r>
+        <w:rPr>
+          <w:rFonts w:ascii="Aptos" w:hAnsi="Aptos"/>
+        </w:rPr>
+        <w:t>observed</w:t>
+      </w:r>
+      <w:r>
+        <w:rPr>
+          <w:rFonts w:ascii="Aptos" w:hAnsi="Aptos"/>
+        </w:rPr>
+        <w:t xml:space="preserve"> that the</w:t>
+      </w:r>
+      <w:r>
+        <w:rPr>
+          <w:rFonts w:ascii="Aptos" w:hAnsi="Aptos"/>
+        </w:rPr>
+        <w:t xml:space="preserve"> AB Bank Rwanda</w:t>
+      </w:r>
+      <w:r>
+        <w:rPr>
+          <w:rFonts w:ascii="Aptos" w:hAnsi="Aptos"/>
+        </w:rPr>
+        <w:t xml:space="preserve"> environment does not use Intune to manage its devices</w:t>
+      </w:r>
+      <w:r>
+        <w:rPr>
+          <w:rFonts w:ascii="Aptos" w:hAnsi="Aptos"/>
+        </w:rPr>
+        <w:t>, the identified column is not suitable for identifying compliant or non-compliant devices.</w:t>
+      </w:r>
+      <w:r>
+        <w:rPr>
+          <w:rFonts w:ascii="Aptos" w:hAnsi="Aptos"/>
+        </w:rPr>
+        <w:t xml:space="preserve"> </w:t>
       </w:r>
     </w:p>
     <w:p>
@@ -1315,6 +1414,7 @@
           <w:szCs w:val="18"/>
         </w:rPr>
       </w:pPr>
+      <w:proofErr w:type="spellStart"/>
       <w:r>
         <w:rPr>
           <w:rFonts w:ascii="Candara" w:hAnsi="Candara"/>
@@ -1323,6 +1423,7 @@
         </w:rPr>
         <w:t>SigninLogs</w:t>
       </w:r>
+      <w:proofErr w:type="spellEnd"/>
     </w:p>
     <w:p>
       <w:pPr>
@@ -1345,7 +1446,25 @@
           <w:sz w:val="18"/>
           <w:szCs w:val="18"/>
         </w:rPr>
-        <w:t xml:space="preserve">  | where ResultType == 0</w:t>
+        <w:t xml:space="preserve">  | where </w:t>
+      </w:r>
+      <w:proofErr w:type="spellStart"/>
+      <w:r>
+        <w:rPr>
+          <w:rFonts w:ascii="Candara" w:hAnsi="Candara"/>
+          <w:sz w:val="18"/>
+          <w:szCs w:val="18"/>
+        </w:rPr>
+        <w:t>ResultType</w:t>
+      </w:r>
+      <w:proofErr w:type="spellEnd"/>
+      <w:r>
+        <w:rPr>
+          <w:rFonts w:ascii="Candara" w:hAnsi="Candara"/>
+          <w:sz w:val="18"/>
+          <w:szCs w:val="18"/>
+        </w:rPr>
+        <w:t xml:space="preserve"> == 0</w:t>
       </w:r>
     </w:p>
     <w:p>
@@ -1371,6 +1490,8 @@
         </w:rPr>
         <w:t xml:space="preserve">  | where </w:t>
       </w:r>
+      <w:proofErr w:type="spellStart"/>
+      <w:proofErr w:type="gramStart"/>
       <w:r>
         <w:rPr>
           <w:rFonts w:ascii="Candara" w:hAnsi="Candara"/>
@@ -1379,7 +1500,41 @@
           <w:sz w:val="18"/>
           <w:szCs w:val="18"/>
         </w:rPr>
-        <w:t>tostring(DeviceDetail.isCompliant) == "false"</w:t>
+        <w:t>tostring</w:t>
+      </w:r>
+      <w:proofErr w:type="spellEnd"/>
+      <w:r>
+        <w:rPr>
+          <w:rFonts w:ascii="Candara" w:hAnsi="Candara"/>
+          <w:b/>
+          <w:bCs/>
+          <w:sz w:val="18"/>
+          <w:szCs w:val="18"/>
+        </w:rPr>
+        <w:t>(</w:t>
+      </w:r>
+      <w:proofErr w:type="spellStart"/>
+      <w:proofErr w:type="gramEnd"/>
+      <w:r>
+        <w:rPr>
+          <w:rFonts w:ascii="Candara" w:hAnsi="Candara"/>
+          <w:b/>
+          <w:bCs/>
+          <w:sz w:val="18"/>
+          <w:szCs w:val="18"/>
+        </w:rPr>
+        <w:t>DeviceDetail.isCompliant</w:t>
+      </w:r>
+      <w:proofErr w:type="spellEnd"/>
+      <w:r>
+        <w:rPr>
+          <w:rFonts w:ascii="Candara" w:hAnsi="Candara"/>
+          <w:b/>
+          <w:bCs/>
+          <w:sz w:val="18"/>
+          <w:szCs w:val="18"/>
+        </w:rPr>
+        <w:t>) == "false"</w:t>
       </w:r>
     </w:p>
     <w:p>
@@ -1403,7 +1558,45 @@
           <w:sz w:val="18"/>
           <w:szCs w:val="18"/>
         </w:rPr>
-        <w:t xml:space="preserve">  | extend Account_0_Name = tolower(UserPrincipalName)</w:t>
+        <w:t xml:space="preserve">  | extend Account_0_Name = </w:t>
+      </w:r>
+      <w:proofErr w:type="spellStart"/>
+      <w:proofErr w:type="gramStart"/>
+      <w:r>
+        <w:rPr>
+          <w:rFonts w:ascii="Candara" w:hAnsi="Candara"/>
+          <w:sz w:val="18"/>
+          <w:szCs w:val="18"/>
+        </w:rPr>
+        <w:t>tolower</w:t>
+      </w:r>
+      <w:proofErr w:type="spellEnd"/>
+      <w:r>
+        <w:rPr>
+          <w:rFonts w:ascii="Candara" w:hAnsi="Candara"/>
+          <w:sz w:val="18"/>
+          <w:szCs w:val="18"/>
+        </w:rPr>
+        <w:t>(</w:t>
+      </w:r>
+      <w:proofErr w:type="spellStart"/>
+      <w:proofErr w:type="gramEnd"/>
+      <w:r>
+        <w:rPr>
+          <w:rFonts w:ascii="Candara" w:hAnsi="Candara"/>
+          <w:sz w:val="18"/>
+          <w:szCs w:val="18"/>
+        </w:rPr>
+        <w:t>UserPrincipalName</w:t>
+      </w:r>
+      <w:proofErr w:type="spellEnd"/>
+      <w:r>
+        <w:rPr>
+          <w:rFonts w:ascii="Candara" w:hAnsi="Candara"/>
+          <w:sz w:val="18"/>
+          <w:szCs w:val="18"/>
+        </w:rPr>
+        <w:t>)</w:t>
       </w:r>
     </w:p>
     <w:p>
@@ -1427,8 +1620,18 @@
           <w:sz w:val="18"/>
           <w:szCs w:val="18"/>
         </w:rPr>
-        <w:t xml:space="preserve">  | extend IP_0_Address = IPAddress</w:t>
-      </w:r>
+        <w:t xml:space="preserve">  | extend IP_0_Address = </w:t>
+      </w:r>
+      <w:proofErr w:type="spellStart"/>
+      <w:r>
+        <w:rPr>
+          <w:rFonts w:ascii="Candara" w:hAnsi="Candara"/>
+          <w:sz w:val="18"/>
+          <w:szCs w:val="18"/>
+        </w:rPr>
+        <w:t>IPAddress</w:t>
+      </w:r>
+      <w:proofErr w:type="spellEnd"/>
     </w:p>
     <w:p>
       <w:pPr>
@@ -1451,7 +1654,25 @@
           <w:sz w:val="18"/>
           <w:szCs w:val="18"/>
         </w:rPr>
-        <w:t xml:space="preserve">  | join kind=leftouter (</w:t>
+        <w:t xml:space="preserve">  | join kind=</w:t>
+      </w:r>
+      <w:proofErr w:type="spellStart"/>
+      <w:r>
+        <w:rPr>
+          <w:rFonts w:ascii="Candara" w:hAnsi="Candara"/>
+          <w:sz w:val="18"/>
+          <w:szCs w:val="18"/>
+        </w:rPr>
+        <w:t>leftouter</w:t>
+      </w:r>
+      <w:proofErr w:type="spellEnd"/>
+      <w:r>
+        <w:rPr>
+          <w:rFonts w:ascii="Candara" w:hAnsi="Candara"/>
+          <w:sz w:val="18"/>
+          <w:szCs w:val="18"/>
+        </w:rPr>
+        <w:t xml:space="preserve"> (</w:t>
       </w:r>
     </w:p>
     <w:p>
@@ -1475,8 +1696,18 @@
           <w:sz w:val="18"/>
           <w:szCs w:val="18"/>
         </w:rPr>
-        <w:t xml:space="preserve">      IdentityInfo</w:t>
-      </w:r>
+        <w:t xml:space="preserve">      </w:t>
+      </w:r>
+      <w:proofErr w:type="spellStart"/>
+      <w:r>
+        <w:rPr>
+          <w:rFonts w:ascii="Candara" w:hAnsi="Candara"/>
+          <w:sz w:val="18"/>
+          <w:szCs w:val="18"/>
+        </w:rPr>
+        <w:t>IdentityInfo</w:t>
+      </w:r>
+      <w:proofErr w:type="spellEnd"/>
     </w:p>
     <w:p>
       <w:pPr>
@@ -1499,8 +1730,82 @@
           <w:sz w:val="18"/>
           <w:szCs w:val="18"/>
         </w:rPr>
-        <w:t xml:space="preserve">      | summarize LatestReportTime = arg_max(TimeGenerated, *) by AccountUPN</w:t>
-      </w:r>
+        <w:t xml:space="preserve">      | summarize </w:t>
+      </w:r>
+      <w:proofErr w:type="spellStart"/>
+      <w:r>
+        <w:rPr>
+          <w:rFonts w:ascii="Candara" w:hAnsi="Candara"/>
+          <w:sz w:val="18"/>
+          <w:szCs w:val="18"/>
+        </w:rPr>
+        <w:t>LatestReportTime</w:t>
+      </w:r>
+      <w:proofErr w:type="spellEnd"/>
+      <w:r>
+        <w:rPr>
+          <w:rFonts w:ascii="Candara" w:hAnsi="Candara"/>
+          <w:sz w:val="18"/>
+          <w:szCs w:val="18"/>
+        </w:rPr>
+        <w:t xml:space="preserve"> = </w:t>
+      </w:r>
+      <w:proofErr w:type="spellStart"/>
+      <w:r>
+        <w:rPr>
+          <w:rFonts w:ascii="Candara" w:hAnsi="Candara"/>
+          <w:sz w:val="18"/>
+          <w:szCs w:val="18"/>
+        </w:rPr>
+        <w:t>arg_</w:t>
+      </w:r>
+      <w:proofErr w:type="gramStart"/>
+      <w:r>
+        <w:rPr>
+          <w:rFonts w:ascii="Candara" w:hAnsi="Candara"/>
+          <w:sz w:val="18"/>
+          <w:szCs w:val="18"/>
+        </w:rPr>
+        <w:t>max</w:t>
+      </w:r>
+      <w:proofErr w:type="spellEnd"/>
+      <w:r>
+        <w:rPr>
+          <w:rFonts w:ascii="Candara" w:hAnsi="Candara"/>
+          <w:sz w:val="18"/>
+          <w:szCs w:val="18"/>
+        </w:rPr>
+        <w:t>(</w:t>
+      </w:r>
+      <w:proofErr w:type="spellStart"/>
+      <w:proofErr w:type="gramEnd"/>
+      <w:r>
+        <w:rPr>
+          <w:rFonts w:ascii="Candara" w:hAnsi="Candara"/>
+          <w:sz w:val="18"/>
+          <w:szCs w:val="18"/>
+        </w:rPr>
+        <w:t>TimeGenerated</w:t>
+      </w:r>
+      <w:proofErr w:type="spellEnd"/>
+      <w:r>
+        <w:rPr>
+          <w:rFonts w:ascii="Candara" w:hAnsi="Candara"/>
+          <w:sz w:val="18"/>
+          <w:szCs w:val="18"/>
+        </w:rPr>
+        <w:t xml:space="preserve">, *) by </w:t>
+      </w:r>
+      <w:proofErr w:type="spellStart"/>
+      <w:r>
+        <w:rPr>
+          <w:rFonts w:ascii="Candara" w:hAnsi="Candara"/>
+          <w:sz w:val="18"/>
+          <w:szCs w:val="18"/>
+        </w:rPr>
+        <w:t>AccountUPN</w:t>
+      </w:r>
+      <w:proofErr w:type="spellEnd"/>
     </w:p>
     <w:p>
       <w:pPr>
@@ -1523,8 +1828,108 @@
           <w:sz w:val="18"/>
           <w:szCs w:val="18"/>
         </w:rPr>
-        <w:t xml:space="preserve">      | project AccountUPN, Tags, JobTitle, GroupMembership, AssignedRoles, UserType, IsAccountEnabled</w:t>
-      </w:r>
+        <w:t xml:space="preserve">      | project </w:t>
+      </w:r>
+      <w:proofErr w:type="spellStart"/>
+      <w:r>
+        <w:rPr>
+          <w:rFonts w:ascii="Candara" w:hAnsi="Candara"/>
+          <w:sz w:val="18"/>
+          <w:szCs w:val="18"/>
+        </w:rPr>
+        <w:t>AccountUPN</w:t>
+      </w:r>
+      <w:proofErr w:type="spellEnd"/>
+      <w:r>
+        <w:rPr>
+          <w:rFonts w:ascii="Candara" w:hAnsi="Candara"/>
+          <w:sz w:val="18"/>
+          <w:szCs w:val="18"/>
+        </w:rPr>
+        <w:t xml:space="preserve">, Tags, </w:t>
+      </w:r>
+      <w:proofErr w:type="spellStart"/>
+      <w:r>
+        <w:rPr>
+          <w:rFonts w:ascii="Candara" w:hAnsi="Candara"/>
+          <w:sz w:val="18"/>
+          <w:szCs w:val="18"/>
+        </w:rPr>
+        <w:t>JobTitle</w:t>
+      </w:r>
+      <w:proofErr w:type="spellEnd"/>
+      <w:r>
+        <w:rPr>
+          <w:rFonts w:ascii="Candara" w:hAnsi="Candara"/>
+          <w:sz w:val="18"/>
+          <w:szCs w:val="18"/>
+        </w:rPr>
+        <w:t xml:space="preserve">, </w:t>
+      </w:r>
+      <w:proofErr w:type="spellStart"/>
+      <w:r>
+        <w:rPr>
+          <w:rFonts w:ascii="Candara" w:hAnsi="Candara"/>
+          <w:sz w:val="18"/>
+          <w:szCs w:val="18"/>
+        </w:rPr>
+        <w:t>GroupMembership</w:t>
+      </w:r>
+      <w:proofErr w:type="spellEnd"/>
+      <w:r>
+        <w:rPr>
+          <w:rFonts w:ascii="Candara" w:hAnsi="Candara"/>
+          <w:sz w:val="18"/>
+          <w:szCs w:val="18"/>
+        </w:rPr>
+        <w:t xml:space="preserve">, </w:t>
+      </w:r>
+      <w:proofErr w:type="spellStart"/>
+      <w:r>
+        <w:rPr>
+          <w:rFonts w:ascii="Candara" w:hAnsi="Candara"/>
+          <w:sz w:val="18"/>
+          <w:szCs w:val="18"/>
+        </w:rPr>
+        <w:t>AssignedRoles</w:t>
+      </w:r>
+      <w:proofErr w:type="spellEnd"/>
+      <w:r>
+        <w:rPr>
+          <w:rFonts w:ascii="Candara" w:hAnsi="Candara"/>
+          <w:sz w:val="18"/>
+          <w:szCs w:val="18"/>
+        </w:rPr>
+        <w:t xml:space="preserve">, </w:t>
+      </w:r>
+      <w:proofErr w:type="spellStart"/>
+      <w:r>
+        <w:rPr>
+          <w:rFonts w:ascii="Candara" w:hAnsi="Candara"/>
+          <w:sz w:val="18"/>
+          <w:szCs w:val="18"/>
+        </w:rPr>
+        <w:t>UserType</w:t>
+      </w:r>
+      <w:proofErr w:type="spellEnd"/>
+      <w:r>
+        <w:rPr>
+          <w:rFonts w:ascii="Candara" w:hAnsi="Candara"/>
+          <w:sz w:val="18"/>
+          <w:szCs w:val="18"/>
+        </w:rPr>
+        <w:t xml:space="preserve">, </w:t>
+      </w:r>
+      <w:proofErr w:type="spellStart"/>
+      <w:r>
+        <w:rPr>
+          <w:rFonts w:ascii="Candara" w:hAnsi="Candara"/>
+          <w:sz w:val="18"/>
+          <w:szCs w:val="18"/>
+        </w:rPr>
+        <w:t>IsAccountEnabled</w:t>
+      </w:r>
+      <w:proofErr w:type="spellEnd"/>
     </w:p>
     <w:p>
       <w:pPr>
@@ -1571,7 +1976,43 @@
           <w:sz w:val="18"/>
           <w:szCs w:val="18"/>
         </w:rPr>
-        <w:t xml:space="preserve">          Tags = make_set(Tags, 1000),</w:t>
+        <w:t xml:space="preserve">          Tags = </w:t>
+      </w:r>
+      <w:proofErr w:type="spellStart"/>
+      <w:r>
+        <w:rPr>
+          <w:rFonts w:ascii="Candara" w:hAnsi="Candara"/>
+          <w:sz w:val="18"/>
+          <w:szCs w:val="18"/>
+        </w:rPr>
+        <w:t>make_</w:t>
+      </w:r>
+      <w:proofErr w:type="gramStart"/>
+      <w:r>
+        <w:rPr>
+          <w:rFonts w:ascii="Candara" w:hAnsi="Candara"/>
+          <w:sz w:val="18"/>
+          <w:szCs w:val="18"/>
+        </w:rPr>
+        <w:t>set</w:t>
+      </w:r>
+      <w:proofErr w:type="spellEnd"/>
+      <w:r>
+        <w:rPr>
+          <w:rFonts w:ascii="Candara" w:hAnsi="Candara"/>
+          <w:sz w:val="18"/>
+          <w:szCs w:val="18"/>
+        </w:rPr>
+        <w:t>(</w:t>
+      </w:r>
+      <w:proofErr w:type="gramEnd"/>
+      <w:r>
+        <w:rPr>
+          <w:rFonts w:ascii="Candara" w:hAnsi="Candara"/>
+          <w:sz w:val="18"/>
+          <w:szCs w:val="18"/>
+        </w:rPr>
+        <w:t>Tags, 1000),</w:t>
       </w:r>
     </w:p>
     <w:p>
@@ -1595,7 +2036,71 @@
           <w:sz w:val="18"/>
           <w:szCs w:val="18"/>
         </w:rPr>
-        <w:t xml:space="preserve">          GroupMembership = make_set(GroupMembership, 1000),</w:t>
+        <w:t xml:space="preserve">          </w:t>
+      </w:r>
+      <w:proofErr w:type="spellStart"/>
+      <w:r>
+        <w:rPr>
+          <w:rFonts w:ascii="Candara" w:hAnsi="Candara"/>
+          <w:sz w:val="18"/>
+          <w:szCs w:val="18"/>
+        </w:rPr>
+        <w:t>GroupMembership</w:t>
+      </w:r>
+      <w:proofErr w:type="spellEnd"/>
+      <w:r>
+        <w:rPr>
+          <w:rFonts w:ascii="Candara" w:hAnsi="Candara"/>
+          <w:sz w:val="18"/>
+          <w:szCs w:val="18"/>
+        </w:rPr>
+        <w:t xml:space="preserve"> = </w:t>
+      </w:r>
+      <w:proofErr w:type="spellStart"/>
+      <w:r>
+        <w:rPr>
+          <w:rFonts w:ascii="Candara" w:hAnsi="Candara"/>
+          <w:sz w:val="18"/>
+          <w:szCs w:val="18"/>
+        </w:rPr>
+        <w:t>make_</w:t>
+      </w:r>
+      <w:proofErr w:type="gramStart"/>
+      <w:r>
+        <w:rPr>
+          <w:rFonts w:ascii="Candara" w:hAnsi="Candara"/>
+          <w:sz w:val="18"/>
+          <w:szCs w:val="18"/>
+        </w:rPr>
+        <w:t>set</w:t>
+      </w:r>
+      <w:proofErr w:type="spellEnd"/>
+      <w:r>
+        <w:rPr>
+          <w:rFonts w:ascii="Candara" w:hAnsi="Candara"/>
+          <w:sz w:val="18"/>
+          <w:szCs w:val="18"/>
+        </w:rPr>
+        <w:t>(</w:t>
+      </w:r>
+      <w:proofErr w:type="spellStart"/>
+      <w:proofErr w:type="gramEnd"/>
+      <w:r>
+        <w:rPr>
+          <w:rFonts w:ascii="Candara" w:hAnsi="Candara"/>
+          <w:sz w:val="18"/>
+          <w:szCs w:val="18"/>
+        </w:rPr>
+        <w:t>GroupMembership</w:t>
+      </w:r>
+      <w:proofErr w:type="spellEnd"/>
+      <w:r>
+        <w:rPr>
+          <w:rFonts w:ascii="Candara" w:hAnsi="Candara"/>
+          <w:sz w:val="18"/>
+          <w:szCs w:val="18"/>
+        </w:rPr>
+        <w:t>, 1000),</w:t>
       </w:r>
     </w:p>
     <w:p>
@@ -1619,7 +2124,71 @@
           <w:sz w:val="18"/>
           <w:szCs w:val="18"/>
         </w:rPr>
-        <w:t xml:space="preserve">          AssignedRoles = make_set(AssignedRoles, 1000),</w:t>
+        <w:t xml:space="preserve">          </w:t>
+      </w:r>
+      <w:proofErr w:type="spellStart"/>
+      <w:r>
+        <w:rPr>
+          <w:rFonts w:ascii="Candara" w:hAnsi="Candara"/>
+          <w:sz w:val="18"/>
+          <w:szCs w:val="18"/>
+        </w:rPr>
+        <w:t>AssignedRoles</w:t>
+      </w:r>
+      <w:proofErr w:type="spellEnd"/>
+      <w:r>
+        <w:rPr>
+          <w:rFonts w:ascii="Candara" w:hAnsi="Candara"/>
+          <w:sz w:val="18"/>
+          <w:szCs w:val="18"/>
+        </w:rPr>
+        <w:t xml:space="preserve"> = </w:t>
+      </w:r>
+      <w:proofErr w:type="spellStart"/>
+      <w:r>
+        <w:rPr>
+          <w:rFonts w:ascii="Candara" w:hAnsi="Candara"/>
+          <w:sz w:val="18"/>
+          <w:szCs w:val="18"/>
+        </w:rPr>
+        <w:t>make_</w:t>
+      </w:r>
+      <w:proofErr w:type="gramStart"/>
+      <w:r>
+        <w:rPr>
+          <w:rFonts w:ascii="Candara" w:hAnsi="Candara"/>
+          <w:sz w:val="18"/>
+          <w:szCs w:val="18"/>
+        </w:rPr>
+        <w:t>set</w:t>
+      </w:r>
+      <w:proofErr w:type="spellEnd"/>
+      <w:r>
+        <w:rPr>
+          <w:rFonts w:ascii="Candara" w:hAnsi="Candara"/>
+          <w:sz w:val="18"/>
+          <w:szCs w:val="18"/>
+        </w:rPr>
+        <w:t>(</w:t>
+      </w:r>
+      <w:proofErr w:type="spellStart"/>
+      <w:proofErr w:type="gramEnd"/>
+      <w:r>
+        <w:rPr>
+          <w:rFonts w:ascii="Candara" w:hAnsi="Candara"/>
+          <w:sz w:val="18"/>
+          <w:szCs w:val="18"/>
+        </w:rPr>
+        <w:t>AssignedRoles</w:t>
+      </w:r>
+      <w:proofErr w:type="spellEnd"/>
+      <w:r>
+        <w:rPr>
+          <w:rFonts w:ascii="Candara" w:hAnsi="Candara"/>
+          <w:sz w:val="18"/>
+          <w:szCs w:val="18"/>
+        </w:rPr>
+        <w:t>, 1000),</w:t>
       </w:r>
     </w:p>
     <w:p>
@@ -1643,7 +2212,71 @@
           <w:sz w:val="18"/>
           <w:szCs w:val="18"/>
         </w:rPr>
-        <w:t xml:space="preserve">          UserType = make_set(UserType, 1000),</w:t>
+        <w:t xml:space="preserve">          </w:t>
+      </w:r>
+      <w:proofErr w:type="spellStart"/>
+      <w:r>
+        <w:rPr>
+          <w:rFonts w:ascii="Candara" w:hAnsi="Candara"/>
+          <w:sz w:val="18"/>
+          <w:szCs w:val="18"/>
+        </w:rPr>
+        <w:t>UserType</w:t>
+      </w:r>
+      <w:proofErr w:type="spellEnd"/>
+      <w:r>
+        <w:rPr>
+          <w:rFonts w:ascii="Candara" w:hAnsi="Candara"/>
+          <w:sz w:val="18"/>
+          <w:szCs w:val="18"/>
+        </w:rPr>
+        <w:t xml:space="preserve"> = </w:t>
+      </w:r>
+      <w:proofErr w:type="spellStart"/>
+      <w:r>
+        <w:rPr>
+          <w:rFonts w:ascii="Candara" w:hAnsi="Candara"/>
+          <w:sz w:val="18"/>
+          <w:szCs w:val="18"/>
+        </w:rPr>
+        <w:t>make_</w:t>
+      </w:r>
+      <w:proofErr w:type="gramStart"/>
+      <w:r>
+        <w:rPr>
+          <w:rFonts w:ascii="Candara" w:hAnsi="Candara"/>
+          <w:sz w:val="18"/>
+          <w:szCs w:val="18"/>
+        </w:rPr>
+        <w:t>set</w:t>
+      </w:r>
+      <w:proofErr w:type="spellEnd"/>
+      <w:r>
+        <w:rPr>
+          <w:rFonts w:ascii="Candara" w:hAnsi="Candara"/>
+          <w:sz w:val="18"/>
+          <w:szCs w:val="18"/>
+        </w:rPr>
+        <w:t>(</w:t>
+      </w:r>
+      <w:proofErr w:type="spellStart"/>
+      <w:proofErr w:type="gramEnd"/>
+      <w:r>
+        <w:rPr>
+          <w:rFonts w:ascii="Candara" w:hAnsi="Candara"/>
+          <w:sz w:val="18"/>
+          <w:szCs w:val="18"/>
+        </w:rPr>
+        <w:t>UserType</w:t>
+      </w:r>
+      <w:proofErr w:type="spellEnd"/>
+      <w:r>
+        <w:rPr>
+          <w:rFonts w:ascii="Candara" w:hAnsi="Candara"/>
+          <w:sz w:val="18"/>
+          <w:szCs w:val="18"/>
+        </w:rPr>
+        <w:t>, 1000),</w:t>
       </w:r>
     </w:p>
     <w:p>
@@ -1667,7 +2300,71 @@
           <w:sz w:val="18"/>
           <w:szCs w:val="18"/>
         </w:rPr>
-        <w:t xml:space="preserve">          UserAccountControl = make_set(UserType, 1000)</w:t>
+        <w:t xml:space="preserve">          </w:t>
+      </w:r>
+      <w:proofErr w:type="spellStart"/>
+      <w:r>
+        <w:rPr>
+          <w:rFonts w:ascii="Candara" w:hAnsi="Candara"/>
+          <w:sz w:val="18"/>
+          <w:szCs w:val="18"/>
+        </w:rPr>
+        <w:t>UserAccountControl</w:t>
+      </w:r>
+      <w:proofErr w:type="spellEnd"/>
+      <w:r>
+        <w:rPr>
+          <w:rFonts w:ascii="Candara" w:hAnsi="Candara"/>
+          <w:sz w:val="18"/>
+          <w:szCs w:val="18"/>
+        </w:rPr>
+        <w:t xml:space="preserve"> = </w:t>
+      </w:r>
+      <w:proofErr w:type="spellStart"/>
+      <w:r>
+        <w:rPr>
+          <w:rFonts w:ascii="Candara" w:hAnsi="Candara"/>
+          <w:sz w:val="18"/>
+          <w:szCs w:val="18"/>
+        </w:rPr>
+        <w:t>make_</w:t>
+      </w:r>
+      <w:proofErr w:type="gramStart"/>
+      <w:r>
+        <w:rPr>
+          <w:rFonts w:ascii="Candara" w:hAnsi="Candara"/>
+          <w:sz w:val="18"/>
+          <w:szCs w:val="18"/>
+        </w:rPr>
+        <w:t>set</w:t>
+      </w:r>
+      <w:proofErr w:type="spellEnd"/>
+      <w:r>
+        <w:rPr>
+          <w:rFonts w:ascii="Candara" w:hAnsi="Candara"/>
+          <w:sz w:val="18"/>
+          <w:szCs w:val="18"/>
+        </w:rPr>
+        <w:t>(</w:t>
+      </w:r>
+      <w:proofErr w:type="spellStart"/>
+      <w:proofErr w:type="gramEnd"/>
+      <w:r>
+        <w:rPr>
+          <w:rFonts w:ascii="Candara" w:hAnsi="Candara"/>
+          <w:sz w:val="18"/>
+          <w:szCs w:val="18"/>
+        </w:rPr>
+        <w:t>UserType</w:t>
+      </w:r>
+      <w:proofErr w:type="spellEnd"/>
+      <w:r>
+        <w:rPr>
+          <w:rFonts w:ascii="Candara" w:hAnsi="Candara"/>
+          <w:sz w:val="18"/>
+          <w:szCs w:val="18"/>
+        </w:rPr>
+        <w:t>, 1000)</w:t>
       </w:r>
     </w:p>
     <w:p>
@@ -1691,8 +2388,18 @@
           <w:sz w:val="18"/>
           <w:szCs w:val="18"/>
         </w:rPr>
-        <w:t xml:space="preserve">      by AccountUPN</w:t>
-      </w:r>
+        <w:t xml:space="preserve">      by </w:t>
+      </w:r>
+      <w:proofErr w:type="spellStart"/>
+      <w:r>
+        <w:rPr>
+          <w:rFonts w:ascii="Candara" w:hAnsi="Candara"/>
+          <w:sz w:val="18"/>
+          <w:szCs w:val="18"/>
+        </w:rPr>
+        <w:t>AccountUPN</w:t>
+      </w:r>
+      <w:proofErr w:type="spellEnd"/>
     </w:p>
     <w:p>
       <w:pPr>
@@ -1715,7 +2422,45 @@
           <w:sz w:val="18"/>
           <w:szCs w:val="18"/>
         </w:rPr>
-        <w:t xml:space="preserve">      | extend Account_0_Name =tolower(AccountUPN)</w:t>
+        <w:t xml:space="preserve">      | extend Account_0_Name =</w:t>
+      </w:r>
+      <w:proofErr w:type="spellStart"/>
+      <w:proofErr w:type="gramStart"/>
+      <w:r>
+        <w:rPr>
+          <w:rFonts w:ascii="Candara" w:hAnsi="Candara"/>
+          <w:sz w:val="18"/>
+          <w:szCs w:val="18"/>
+        </w:rPr>
+        <w:t>tolower</w:t>
+      </w:r>
+      <w:proofErr w:type="spellEnd"/>
+      <w:r>
+        <w:rPr>
+          <w:rFonts w:ascii="Candara" w:hAnsi="Candara"/>
+          <w:sz w:val="18"/>
+          <w:szCs w:val="18"/>
+        </w:rPr>
+        <w:t>(</w:t>
+      </w:r>
+      <w:proofErr w:type="spellStart"/>
+      <w:proofErr w:type="gramEnd"/>
+      <w:r>
+        <w:rPr>
+          <w:rFonts w:ascii="Candara" w:hAnsi="Candara"/>
+          <w:sz w:val="18"/>
+          <w:szCs w:val="18"/>
+        </w:rPr>
+        <w:t>AccountUPN</w:t>
+      </w:r>
+      <w:proofErr w:type="spellEnd"/>
+      <w:r>
+        <w:rPr>
+          <w:rFonts w:ascii="Candara" w:hAnsi="Candara"/>
+          <w:sz w:val="18"/>
+          <w:szCs w:val="18"/>
+        </w:rPr>
+        <w:t>)</w:t>
       </w:r>
     </w:p>
     <w:p>
@@ -1739,7 +2484,25 @@
           <w:sz w:val="18"/>
           <w:szCs w:val="18"/>
         </w:rPr>
-        <w:t xml:space="preserve">  ) on Account_0_Name</w:t>
+        <w:t xml:space="preserve">  ) </w:t>
+      </w:r>
+      <w:proofErr w:type="gramStart"/>
+      <w:r>
+        <w:rPr>
+          <w:rFonts w:ascii="Candara" w:hAnsi="Candara"/>
+          <w:sz w:val="18"/>
+          <w:szCs w:val="18"/>
+        </w:rPr>
+        <w:t>on</w:t>
+      </w:r>
+      <w:proofErr w:type="gramEnd"/>
+      <w:r>
+        <w:rPr>
+          <w:rFonts w:ascii="Candara" w:hAnsi="Candara"/>
+          <w:sz w:val="18"/>
+          <w:szCs w:val="18"/>
+        </w:rPr>
+        <w:t xml:space="preserve"> Account_0_Name</w:t>
       </w:r>
     </w:p>
     <w:p>
@@ -1763,7 +2526,25 @@
           <w:sz w:val="18"/>
           <w:szCs w:val="18"/>
         </w:rPr>
-        <w:t xml:space="preserve">  | join kind=leftouter (</w:t>
+        <w:t xml:space="preserve">  | join kind=</w:t>
+      </w:r>
+      <w:proofErr w:type="spellStart"/>
+      <w:r>
+        <w:rPr>
+          <w:rFonts w:ascii="Candara" w:hAnsi="Candara"/>
+          <w:sz w:val="18"/>
+          <w:szCs w:val="18"/>
+        </w:rPr>
+        <w:t>leftouter</w:t>
+      </w:r>
+      <w:proofErr w:type="spellEnd"/>
+      <w:r>
+        <w:rPr>
+          <w:rFonts w:ascii="Candara" w:hAnsi="Candara"/>
+          <w:sz w:val="18"/>
+          <w:szCs w:val="18"/>
+        </w:rPr>
+        <w:t xml:space="preserve"> (</w:t>
       </w:r>
     </w:p>
     <w:p>
@@ -1787,8 +2568,18 @@
           <w:sz w:val="18"/>
           <w:szCs w:val="18"/>
         </w:rPr>
-        <w:t xml:space="preserve">      BehaviorAnalytics</w:t>
-      </w:r>
+        <w:t xml:space="preserve">      </w:t>
+      </w:r>
+      <w:proofErr w:type="spellStart"/>
+      <w:r>
+        <w:rPr>
+          <w:rFonts w:ascii="Candara" w:hAnsi="Candara"/>
+          <w:sz w:val="18"/>
+          <w:szCs w:val="18"/>
+        </w:rPr>
+        <w:t>BehaviorAnalytics</w:t>
+      </w:r>
+      <w:proofErr w:type="spellEnd"/>
     </w:p>
     <w:p>
       <w:pPr>
@@ -1811,7 +2602,61 @@
           <w:sz w:val="18"/>
           <w:szCs w:val="18"/>
         </w:rPr>
-        <w:t xml:space="preserve">      | where ActivityType in ("FailedLogOn", "LogOn")</w:t>
+        <w:t xml:space="preserve">      | where </w:t>
+      </w:r>
+      <w:proofErr w:type="spellStart"/>
+      <w:r>
+        <w:rPr>
+          <w:rFonts w:ascii="Candara" w:hAnsi="Candara"/>
+          <w:sz w:val="18"/>
+          <w:szCs w:val="18"/>
+        </w:rPr>
+        <w:t>ActivityType</w:t>
+      </w:r>
+      <w:proofErr w:type="spellEnd"/>
+      <w:r>
+        <w:rPr>
+          <w:rFonts w:ascii="Candara" w:hAnsi="Candara"/>
+          <w:sz w:val="18"/>
+          <w:szCs w:val="18"/>
+        </w:rPr>
+        <w:t xml:space="preserve"> in ("</w:t>
+      </w:r>
+      <w:proofErr w:type="spellStart"/>
+      <w:r>
+        <w:rPr>
+          <w:rFonts w:ascii="Candara" w:hAnsi="Candara"/>
+          <w:sz w:val="18"/>
+          <w:szCs w:val="18"/>
+        </w:rPr>
+        <w:t>FailedLogOn</w:t>
+      </w:r>
+      <w:proofErr w:type="spellEnd"/>
+      <w:r>
+        <w:rPr>
+          <w:rFonts w:ascii="Candara" w:hAnsi="Candara"/>
+          <w:sz w:val="18"/>
+          <w:szCs w:val="18"/>
+        </w:rPr>
+        <w:t>", "</w:t>
+      </w:r>
+      <w:proofErr w:type="spellStart"/>
+      <w:r>
+        <w:rPr>
+          <w:rFonts w:ascii="Candara" w:hAnsi="Candara"/>
+          <w:sz w:val="18"/>
+          <w:szCs w:val="18"/>
+        </w:rPr>
+        <w:t>LogOn</w:t>
+      </w:r>
+      <w:proofErr w:type="spellEnd"/>
+      <w:r>
+        <w:rPr>
+          <w:rFonts w:ascii="Candara" w:hAnsi="Candara"/>
+          <w:sz w:val="18"/>
+          <w:szCs w:val="18"/>
+        </w:rPr>
+        <w:t>")</w:t>
       </w:r>
     </w:p>
     <w:p>
@@ -1835,7 +2680,45 @@
           <w:sz w:val="18"/>
           <w:szCs w:val="18"/>
         </w:rPr>
-        <w:t xml:space="preserve">      | where isnotempty(SourceIPAddress)</w:t>
+        <w:t xml:space="preserve">      | where </w:t>
+      </w:r>
+      <w:proofErr w:type="spellStart"/>
+      <w:proofErr w:type="gramStart"/>
+      <w:r>
+        <w:rPr>
+          <w:rFonts w:ascii="Candara" w:hAnsi="Candara"/>
+          <w:sz w:val="18"/>
+          <w:szCs w:val="18"/>
+        </w:rPr>
+        <w:t>isnotempty</w:t>
+      </w:r>
+      <w:proofErr w:type="spellEnd"/>
+      <w:r>
+        <w:rPr>
+          <w:rFonts w:ascii="Candara" w:hAnsi="Candara"/>
+          <w:sz w:val="18"/>
+          <w:szCs w:val="18"/>
+        </w:rPr>
+        <w:t>(</w:t>
+      </w:r>
+      <w:proofErr w:type="spellStart"/>
+      <w:proofErr w:type="gramEnd"/>
+      <w:r>
+        <w:rPr>
+          <w:rFonts w:ascii="Candara" w:hAnsi="Candara"/>
+          <w:sz w:val="18"/>
+          <w:szCs w:val="18"/>
+        </w:rPr>
+        <w:t>SourceIPAddress</w:t>
+      </w:r>
+      <w:proofErr w:type="spellEnd"/>
+      <w:r>
+        <w:rPr>
+          <w:rFonts w:ascii="Candara" w:hAnsi="Candara"/>
+          <w:sz w:val="18"/>
+          <w:szCs w:val="18"/>
+        </w:rPr>
+        <w:t>)</w:t>
       </w:r>
     </w:p>
     <w:p>
@@ -1859,8 +2742,90 @@
           <w:sz w:val="18"/>
           <w:szCs w:val="18"/>
         </w:rPr>
-        <w:t xml:space="preserve">      | project UsersInsights, DevicesInsights, ActivityInsights, InvestigationPriority, SourceIPAddress</w:t>
-      </w:r>
+        <w:t xml:space="preserve">      | project </w:t>
+      </w:r>
+      <w:proofErr w:type="spellStart"/>
+      <w:r>
+        <w:rPr>
+          <w:rFonts w:ascii="Candara" w:hAnsi="Candara"/>
+          <w:sz w:val="18"/>
+          <w:szCs w:val="18"/>
+        </w:rPr>
+        <w:t>UsersInsights</w:t>
+      </w:r>
+      <w:proofErr w:type="spellEnd"/>
+      <w:r>
+        <w:rPr>
+          <w:rFonts w:ascii="Candara" w:hAnsi="Candara"/>
+          <w:sz w:val="18"/>
+          <w:szCs w:val="18"/>
+        </w:rPr>
+        <w:t xml:space="preserve">, </w:t>
+      </w:r>
+      <w:proofErr w:type="spellStart"/>
+      <w:r>
+        <w:rPr>
+          <w:rFonts w:ascii="Candara" w:hAnsi="Candara"/>
+          <w:sz w:val="18"/>
+          <w:szCs w:val="18"/>
+        </w:rPr>
+        <w:t>DevicesInsights</w:t>
+      </w:r>
+      <w:proofErr w:type="spellEnd"/>
+      <w:r>
+        <w:rPr>
+          <w:rFonts w:ascii="Candara" w:hAnsi="Candara"/>
+          <w:sz w:val="18"/>
+          <w:szCs w:val="18"/>
+        </w:rPr>
+        <w:t xml:space="preserve">, </w:t>
+      </w:r>
+      <w:proofErr w:type="spellStart"/>
+      <w:r>
+        <w:rPr>
+          <w:rFonts w:ascii="Candara" w:hAnsi="Candara"/>
+          <w:sz w:val="18"/>
+          <w:szCs w:val="18"/>
+        </w:rPr>
+        <w:t>ActivityInsights</w:t>
+      </w:r>
+      <w:proofErr w:type="spellEnd"/>
+      <w:r>
+        <w:rPr>
+          <w:rFonts w:ascii="Candara" w:hAnsi="Candara"/>
+          <w:sz w:val="18"/>
+          <w:szCs w:val="18"/>
+        </w:rPr>
+        <w:t xml:space="preserve">, </w:t>
+      </w:r>
+      <w:proofErr w:type="spellStart"/>
+      <w:r>
+        <w:rPr>
+          <w:rFonts w:ascii="Candara" w:hAnsi="Candara"/>
+          <w:sz w:val="18"/>
+          <w:szCs w:val="18"/>
+        </w:rPr>
+        <w:t>InvestigationPriority</w:t>
+      </w:r>
+      <w:proofErr w:type="spellEnd"/>
+      <w:r>
+        <w:rPr>
+          <w:rFonts w:ascii="Candara" w:hAnsi="Candara"/>
+          <w:sz w:val="18"/>
+          <w:szCs w:val="18"/>
+        </w:rPr>
+        <w:t xml:space="preserve">, </w:t>
+      </w:r>
+      <w:proofErr w:type="spellStart"/>
+      <w:r>
+        <w:rPr>
+          <w:rFonts w:ascii="Candara" w:hAnsi="Candara"/>
+          <w:sz w:val="18"/>
+          <w:szCs w:val="18"/>
+        </w:rPr>
+        <w:t>SourceIPAddress</w:t>
+      </w:r>
+      <w:proofErr w:type="spellEnd"/>
     </w:p>
     <w:p>
       <w:pPr>
@@ -1883,8 +2848,18 @@
           <w:sz w:val="18"/>
           <w:szCs w:val="18"/>
         </w:rPr>
-        <w:t xml:space="preserve">      | project-rename IP_0_Address = SourceIPAddress</w:t>
-      </w:r>
+        <w:t xml:space="preserve">      | project-rename IP_0_Address = </w:t>
+      </w:r>
+      <w:proofErr w:type="spellStart"/>
+      <w:r>
+        <w:rPr>
+          <w:rFonts w:ascii="Candara" w:hAnsi="Candara"/>
+          <w:sz w:val="18"/>
+          <w:szCs w:val="18"/>
+        </w:rPr>
+        <w:t>SourceIPAddress</w:t>
+      </w:r>
+      <w:proofErr w:type="spellEnd"/>
     </w:p>
     <w:p>
       <w:pPr>
@@ -1931,7 +2906,71 @@
           <w:sz w:val="18"/>
           <w:szCs w:val="18"/>
         </w:rPr>
-        <w:t xml:space="preserve">        UsersInsights = make_set(UsersInsights, 1000),</w:t>
+        <w:t xml:space="preserve">        </w:t>
+      </w:r>
+      <w:proofErr w:type="spellStart"/>
+      <w:r>
+        <w:rPr>
+          <w:rFonts w:ascii="Candara" w:hAnsi="Candara"/>
+          <w:sz w:val="18"/>
+          <w:szCs w:val="18"/>
+        </w:rPr>
+        <w:t>UsersInsights</w:t>
+      </w:r>
+      <w:proofErr w:type="spellEnd"/>
+      <w:r>
+        <w:rPr>
+          <w:rFonts w:ascii="Candara" w:hAnsi="Candara"/>
+          <w:sz w:val="18"/>
+          <w:szCs w:val="18"/>
+        </w:rPr>
+        <w:t xml:space="preserve"> = </w:t>
+      </w:r>
+      <w:proofErr w:type="spellStart"/>
+      <w:r>
+        <w:rPr>
+          <w:rFonts w:ascii="Candara" w:hAnsi="Candara"/>
+          <w:sz w:val="18"/>
+          <w:szCs w:val="18"/>
+        </w:rPr>
+        <w:t>make_</w:t>
+      </w:r>
+      <w:proofErr w:type="gramStart"/>
+      <w:r>
+        <w:rPr>
+          <w:rFonts w:ascii="Candara" w:hAnsi="Candara"/>
+          <w:sz w:val="18"/>
+          <w:szCs w:val="18"/>
+        </w:rPr>
+        <w:t>set</w:t>
+      </w:r>
+      <w:proofErr w:type="spellEnd"/>
+      <w:r>
+        <w:rPr>
+          <w:rFonts w:ascii="Candara" w:hAnsi="Candara"/>
+          <w:sz w:val="18"/>
+          <w:szCs w:val="18"/>
+        </w:rPr>
+        <w:t>(</w:t>
+      </w:r>
+      <w:proofErr w:type="spellStart"/>
+      <w:proofErr w:type="gramEnd"/>
+      <w:r>
+        <w:rPr>
+          <w:rFonts w:ascii="Candara" w:hAnsi="Candara"/>
+          <w:sz w:val="18"/>
+          <w:szCs w:val="18"/>
+        </w:rPr>
+        <w:t>UsersInsights</w:t>
+      </w:r>
+      <w:proofErr w:type="spellEnd"/>
+      <w:r>
+        <w:rPr>
+          <w:rFonts w:ascii="Candara" w:hAnsi="Candara"/>
+          <w:sz w:val="18"/>
+          <w:szCs w:val="18"/>
+        </w:rPr>
+        <w:t>, 1000),</w:t>
       </w:r>
     </w:p>
     <w:p>
@@ -1955,7 +2994,71 @@
           <w:sz w:val="18"/>
           <w:szCs w:val="18"/>
         </w:rPr>
-        <w:t xml:space="preserve">        DevicesInsights = make_set(DevicesInsights, 1000),</w:t>
+        <w:t xml:space="preserve">        </w:t>
+      </w:r>
+      <w:proofErr w:type="spellStart"/>
+      <w:r>
+        <w:rPr>
+          <w:rFonts w:ascii="Candara" w:hAnsi="Candara"/>
+          <w:sz w:val="18"/>
+          <w:szCs w:val="18"/>
+        </w:rPr>
+        <w:t>DevicesInsights</w:t>
+      </w:r>
+      <w:proofErr w:type="spellEnd"/>
+      <w:r>
+        <w:rPr>
+          <w:rFonts w:ascii="Candara" w:hAnsi="Candara"/>
+          <w:sz w:val="18"/>
+          <w:szCs w:val="18"/>
+        </w:rPr>
+        <w:t xml:space="preserve"> = </w:t>
+      </w:r>
+      <w:proofErr w:type="spellStart"/>
+      <w:r>
+        <w:rPr>
+          <w:rFonts w:ascii="Candara" w:hAnsi="Candara"/>
+          <w:sz w:val="18"/>
+          <w:szCs w:val="18"/>
+        </w:rPr>
+        <w:t>make_</w:t>
+      </w:r>
+      <w:proofErr w:type="gramStart"/>
+      <w:r>
+        <w:rPr>
+          <w:rFonts w:ascii="Candara" w:hAnsi="Candara"/>
+          <w:sz w:val="18"/>
+          <w:szCs w:val="18"/>
+        </w:rPr>
+        <w:t>set</w:t>
+      </w:r>
+      <w:proofErr w:type="spellEnd"/>
+      <w:r>
+        <w:rPr>
+          <w:rFonts w:ascii="Candara" w:hAnsi="Candara"/>
+          <w:sz w:val="18"/>
+          <w:szCs w:val="18"/>
+        </w:rPr>
+        <w:t>(</w:t>
+      </w:r>
+      <w:proofErr w:type="spellStart"/>
+      <w:proofErr w:type="gramEnd"/>
+      <w:r>
+        <w:rPr>
+          <w:rFonts w:ascii="Candara" w:hAnsi="Candara"/>
+          <w:sz w:val="18"/>
+          <w:szCs w:val="18"/>
+        </w:rPr>
+        <w:t>DevicesInsights</w:t>
+      </w:r>
+      <w:proofErr w:type="spellEnd"/>
+      <w:r>
+        <w:rPr>
+          <w:rFonts w:ascii="Candara" w:hAnsi="Candara"/>
+          <w:sz w:val="18"/>
+          <w:szCs w:val="18"/>
+        </w:rPr>
+        <w:t>, 1000),</w:t>
       </w:r>
     </w:p>
     <w:p>
@@ -1979,7 +3082,53 @@
           <w:sz w:val="18"/>
           <w:szCs w:val="18"/>
         </w:rPr>
-        <w:t xml:space="preserve">        IPInvestigationPriority = sum(InvestigationPriority)</w:t>
+        <w:t xml:space="preserve">        </w:t>
+      </w:r>
+      <w:proofErr w:type="spellStart"/>
+      <w:r>
+        <w:rPr>
+          <w:rFonts w:ascii="Candara" w:hAnsi="Candara"/>
+          <w:sz w:val="18"/>
+          <w:szCs w:val="18"/>
+        </w:rPr>
+        <w:t>IPInvestigationPriority</w:t>
+      </w:r>
+      <w:proofErr w:type="spellEnd"/>
+      <w:r>
+        <w:rPr>
+          <w:rFonts w:ascii="Candara" w:hAnsi="Candara"/>
+          <w:sz w:val="18"/>
+          <w:szCs w:val="18"/>
+        </w:rPr>
+        <w:t xml:space="preserve"> = </w:t>
+      </w:r>
+      <w:proofErr w:type="gramStart"/>
+      <w:r>
+        <w:rPr>
+          <w:rFonts w:ascii="Candara" w:hAnsi="Candara"/>
+          <w:sz w:val="18"/>
+          <w:szCs w:val="18"/>
+        </w:rPr>
+        <w:t>sum(</w:t>
+      </w:r>
+      <w:proofErr w:type="spellStart"/>
+      <w:proofErr w:type="gramEnd"/>
+      <w:r>
+        <w:rPr>
+          <w:rFonts w:ascii="Candara" w:hAnsi="Candara"/>
+          <w:sz w:val="18"/>
+          <w:szCs w:val="18"/>
+        </w:rPr>
+        <w:t>InvestigationPriority</w:t>
+      </w:r>
+      <w:proofErr w:type="spellEnd"/>
+      <w:r>
+        <w:rPr>
+          <w:rFonts w:ascii="Candara" w:hAnsi="Candara"/>
+          <w:sz w:val="18"/>
+          <w:szCs w:val="18"/>
+        </w:rPr>
+        <w:t>)</w:t>
       </w:r>
     </w:p>
     <w:p>
@@ -2027,7 +3176,25 @@
           <w:sz w:val="18"/>
           <w:szCs w:val="18"/>
         </w:rPr>
-        <w:t xml:space="preserve">  ) on IP_0_Address</w:t>
+        <w:t xml:space="preserve">  ) </w:t>
+      </w:r>
+      <w:proofErr w:type="gramStart"/>
+      <w:r>
+        <w:rPr>
+          <w:rFonts w:ascii="Candara" w:hAnsi="Candara"/>
+          <w:sz w:val="18"/>
+          <w:szCs w:val="18"/>
+        </w:rPr>
+        <w:t>on</w:t>
+      </w:r>
+      <w:proofErr w:type="gramEnd"/>
+      <w:r>
+        <w:rPr>
+          <w:rFonts w:ascii="Candara" w:hAnsi="Candara"/>
+          <w:sz w:val="18"/>
+          <w:szCs w:val="18"/>
+        </w:rPr>
+        <w:t xml:space="preserve"> IP_0_Address</w:t>
       </w:r>
     </w:p>
     <w:p>
@@ -2051,8 +3218,36 @@
           <w:sz w:val="18"/>
           <w:szCs w:val="18"/>
         </w:rPr>
-        <w:t xml:space="preserve">  | extend UEBARiskScore = IPInvestigationPriority</w:t>
-      </w:r>
+        <w:t xml:space="preserve">  | extend </w:t>
+      </w:r>
+      <w:proofErr w:type="spellStart"/>
+      <w:r>
+        <w:rPr>
+          <w:rFonts w:ascii="Candara" w:hAnsi="Candara"/>
+          <w:sz w:val="18"/>
+          <w:szCs w:val="18"/>
+        </w:rPr>
+        <w:t>UEBARiskScore</w:t>
+      </w:r>
+      <w:proofErr w:type="spellEnd"/>
+      <w:r>
+        <w:rPr>
+          <w:rFonts w:ascii="Candara" w:hAnsi="Candara"/>
+          <w:sz w:val="18"/>
+          <w:szCs w:val="18"/>
+        </w:rPr>
+        <w:t xml:space="preserve"> = </w:t>
+      </w:r>
+      <w:proofErr w:type="spellStart"/>
+      <w:r>
+        <w:rPr>
+          <w:rFonts w:ascii="Candara" w:hAnsi="Candara"/>
+          <w:sz w:val="18"/>
+          <w:szCs w:val="18"/>
+        </w:rPr>
+        <w:t>IPInvestigationPriority</w:t>
+      </w:r>
+      <w:proofErr w:type="spellEnd"/>
     </w:p>
     <w:p>
       <w:pPr>
@@ -2075,7 +3270,25 @@
           <w:sz w:val="18"/>
           <w:szCs w:val="18"/>
         </w:rPr>
-        <w:t xml:space="preserve">  | sort by UEBARiskScore desc</w:t>
+        <w:t xml:space="preserve">  | sort by </w:t>
+      </w:r>
+      <w:proofErr w:type="spellStart"/>
+      <w:r>
+        <w:rPr>
+          <w:rFonts w:ascii="Candara" w:hAnsi="Candara"/>
+          <w:sz w:val="18"/>
+          <w:szCs w:val="18"/>
+        </w:rPr>
+        <w:t>UEBARiskScore</w:t>
+      </w:r>
+      <w:proofErr w:type="spellEnd"/>
+      <w:r>
+        <w:rPr>
+          <w:rFonts w:ascii="Candara" w:hAnsi="Candara"/>
+          <w:sz w:val="18"/>
+          <w:szCs w:val="18"/>
+        </w:rPr>
+        <w:t xml:space="preserve"> desc</w:t>
       </w:r>
     </w:p>
     <w:p>
@@ -2116,8 +3329,21 @@
         <w:rPr>
           <w:rFonts w:ascii="Aptos" w:hAnsi="Aptos"/>
         </w:rPr>
-        <w:lastRenderedPageBreak/>
-        <w:t>The KQL for the “Sucessful Sign-in with Entra Risk Indicators”</w:t>
+        <w:t>The KQL for the “</w:t>
+      </w:r>
+      <w:proofErr w:type="spellStart"/>
+      <w:r>
+        <w:rPr>
+          <w:rFonts w:ascii="Aptos" w:hAnsi="Aptos"/>
+        </w:rPr>
+        <w:t>Sucessful</w:t>
+      </w:r>
+      <w:proofErr w:type="spellEnd"/>
+      <w:r>
+        <w:rPr>
+          <w:rFonts w:ascii="Aptos" w:hAnsi="Aptos"/>
+        </w:rPr>
+        <w:t xml:space="preserve"> Sign-in with Entra Risk Indicators”</w:t>
       </w:r>
     </w:p>
     <w:p>
@@ -2142,6 +3368,7 @@
           <w:szCs w:val="18"/>
         </w:rPr>
       </w:pPr>
+      <w:proofErr w:type="spellStart"/>
       <w:r>
         <w:rPr>
           <w:rFonts w:ascii="Candara" w:hAnsi="Candara"/>
@@ -2150,6 +3377,7 @@
         </w:rPr>
         <w:t>SigninLogs</w:t>
       </w:r>
+      <w:proofErr w:type="spellEnd"/>
     </w:p>
     <w:p>
       <w:pPr>
@@ -2172,7 +3400,25 @@
           <w:sz w:val="18"/>
           <w:szCs w:val="18"/>
         </w:rPr>
-        <w:t>| where TimeGenerated &gt;= ago(1h)</w:t>
+        <w:t xml:space="preserve">| where </w:t>
+      </w:r>
+      <w:proofErr w:type="spellStart"/>
+      <w:r>
+        <w:rPr>
+          <w:rFonts w:ascii="Candara" w:hAnsi="Candara"/>
+          <w:sz w:val="18"/>
+          <w:szCs w:val="18"/>
+        </w:rPr>
+        <w:t>TimeGenerated</w:t>
+      </w:r>
+      <w:proofErr w:type="spellEnd"/>
+      <w:r>
+        <w:rPr>
+          <w:rFonts w:ascii="Candara" w:hAnsi="Candara"/>
+          <w:sz w:val="18"/>
+          <w:szCs w:val="18"/>
+        </w:rPr>
+        <w:t xml:space="preserve"> &gt;= ago(1h)</w:t>
       </w:r>
     </w:p>
     <w:p>
@@ -2196,7 +3442,25 @@
           <w:sz w:val="18"/>
           <w:szCs w:val="18"/>
         </w:rPr>
-        <w:t>| where ResultType == "0"</w:t>
+        <w:t xml:space="preserve">| where </w:t>
+      </w:r>
+      <w:proofErr w:type="spellStart"/>
+      <w:r>
+        <w:rPr>
+          <w:rFonts w:ascii="Candara" w:hAnsi="Candara"/>
+          <w:sz w:val="18"/>
+          <w:szCs w:val="18"/>
+        </w:rPr>
+        <w:t>ResultType</w:t>
+      </w:r>
+      <w:proofErr w:type="spellEnd"/>
+      <w:r>
+        <w:rPr>
+          <w:rFonts w:ascii="Candara" w:hAnsi="Candara"/>
+          <w:sz w:val="18"/>
+          <w:szCs w:val="18"/>
+        </w:rPr>
+        <w:t xml:space="preserve"> == "0"</w:t>
       </w:r>
     </w:p>
     <w:p>
@@ -2220,7 +3484,25 @@
           <w:sz w:val="18"/>
           <w:szCs w:val="18"/>
         </w:rPr>
-        <w:t>| where RiskLevelDuringSignIn in~ ("medium", "high")</w:t>
+        <w:t xml:space="preserve">| where </w:t>
+      </w:r>
+      <w:proofErr w:type="spellStart"/>
+      <w:r>
+        <w:rPr>
+          <w:rFonts w:ascii="Candara" w:hAnsi="Candara"/>
+          <w:sz w:val="18"/>
+          <w:szCs w:val="18"/>
+        </w:rPr>
+        <w:t>RiskLevelDuringSignIn</w:t>
+      </w:r>
+      <w:proofErr w:type="spellEnd"/>
+      <w:r>
+        <w:rPr>
+          <w:rFonts w:ascii="Candara" w:hAnsi="Candara"/>
+          <w:sz w:val="18"/>
+          <w:szCs w:val="18"/>
+        </w:rPr>
+        <w:t xml:space="preserve"> in~ ("medium", "high")</w:t>
       </w:r>
     </w:p>
     <w:p>
@@ -2244,7 +3526,25 @@
           <w:sz w:val="18"/>
           <w:szCs w:val="18"/>
         </w:rPr>
-        <w:t xml:space="preserve">    or RiskLevelAggregated in~ ("medium", "high")</w:t>
+        <w:t xml:space="preserve">    or </w:t>
+      </w:r>
+      <w:proofErr w:type="spellStart"/>
+      <w:r>
+        <w:rPr>
+          <w:rFonts w:ascii="Candara" w:hAnsi="Candara"/>
+          <w:sz w:val="18"/>
+          <w:szCs w:val="18"/>
+        </w:rPr>
+        <w:t>RiskLevelAggregated</w:t>
+      </w:r>
+      <w:proofErr w:type="spellEnd"/>
+      <w:r>
+        <w:rPr>
+          <w:rFonts w:ascii="Candara" w:hAnsi="Candara"/>
+          <w:sz w:val="18"/>
+          <w:szCs w:val="18"/>
+        </w:rPr>
+        <w:t xml:space="preserve"> in~ ("medium", "high")</w:t>
       </w:r>
     </w:p>
     <w:p>
@@ -2268,7 +3568,61 @@
           <w:sz w:val="18"/>
           <w:szCs w:val="18"/>
         </w:rPr>
-        <w:t xml:space="preserve">    or RiskState in~ ("atRisk", "confirmedCompromised")</w:t>
+        <w:t xml:space="preserve">    or </w:t>
+      </w:r>
+      <w:proofErr w:type="spellStart"/>
+      <w:r>
+        <w:rPr>
+          <w:rFonts w:ascii="Candara" w:hAnsi="Candara"/>
+          <w:sz w:val="18"/>
+          <w:szCs w:val="18"/>
+        </w:rPr>
+        <w:t>RiskState</w:t>
+      </w:r>
+      <w:proofErr w:type="spellEnd"/>
+      <w:r>
+        <w:rPr>
+          <w:rFonts w:ascii="Candara" w:hAnsi="Candara"/>
+          <w:sz w:val="18"/>
+          <w:szCs w:val="18"/>
+        </w:rPr>
+        <w:t xml:space="preserve"> in~ ("</w:t>
+      </w:r>
+      <w:proofErr w:type="spellStart"/>
+      <w:r>
+        <w:rPr>
+          <w:rFonts w:ascii="Candara" w:hAnsi="Candara"/>
+          <w:sz w:val="18"/>
+          <w:szCs w:val="18"/>
+        </w:rPr>
+        <w:t>atRisk</w:t>
+      </w:r>
+      <w:proofErr w:type="spellEnd"/>
+      <w:r>
+        <w:rPr>
+          <w:rFonts w:ascii="Candara" w:hAnsi="Candara"/>
+          <w:sz w:val="18"/>
+          <w:szCs w:val="18"/>
+        </w:rPr>
+        <w:t>", "</w:t>
+      </w:r>
+      <w:proofErr w:type="spellStart"/>
+      <w:r>
+        <w:rPr>
+          <w:rFonts w:ascii="Candara" w:hAnsi="Candara"/>
+          <w:sz w:val="18"/>
+          <w:szCs w:val="18"/>
+        </w:rPr>
+        <w:t>confirmedCompromised</w:t>
+      </w:r>
+      <w:proofErr w:type="spellEnd"/>
+      <w:r>
+        <w:rPr>
+          <w:rFonts w:ascii="Candara" w:hAnsi="Candara"/>
+          <w:sz w:val="18"/>
+          <w:szCs w:val="18"/>
+        </w:rPr>
+        <w:t>")</w:t>
       </w:r>
     </w:p>
     <w:p>
@@ -2316,7 +3670,53 @@
           <w:sz w:val="18"/>
           <w:szCs w:val="18"/>
         </w:rPr>
-        <w:t>| where RiskState !in~ ("confirmedSafe", "dismissed", "remediated")</w:t>
+        <w:t xml:space="preserve">| where </w:t>
+      </w:r>
+      <w:proofErr w:type="spellStart"/>
+      <w:proofErr w:type="gramStart"/>
+      <w:r>
+        <w:rPr>
+          <w:rFonts w:ascii="Candara" w:hAnsi="Candara"/>
+          <w:sz w:val="18"/>
+          <w:szCs w:val="18"/>
+        </w:rPr>
+        <w:t>RiskState</w:t>
+      </w:r>
+      <w:proofErr w:type="spellEnd"/>
+      <w:r>
+        <w:rPr>
+          <w:rFonts w:ascii="Candara" w:hAnsi="Candara"/>
+          <w:sz w:val="18"/>
+          <w:szCs w:val="18"/>
+        </w:rPr>
+        <w:t xml:space="preserve"> !in</w:t>
+      </w:r>
+      <w:proofErr w:type="gramEnd"/>
+      <w:r>
+        <w:rPr>
+          <w:rFonts w:ascii="Candara" w:hAnsi="Candara"/>
+          <w:sz w:val="18"/>
+          <w:szCs w:val="18"/>
+        </w:rPr>
+        <w:t>~ ("</w:t>
+      </w:r>
+      <w:proofErr w:type="spellStart"/>
+      <w:r>
+        <w:rPr>
+          <w:rFonts w:ascii="Candara" w:hAnsi="Candara"/>
+          <w:sz w:val="18"/>
+          <w:szCs w:val="18"/>
+        </w:rPr>
+        <w:t>confirmedSafe</w:t>
+      </w:r>
+      <w:proofErr w:type="spellEnd"/>
+      <w:r>
+        <w:rPr>
+          <w:rFonts w:ascii="Candara" w:hAnsi="Candara"/>
+          <w:sz w:val="18"/>
+          <w:szCs w:val="18"/>
+        </w:rPr>
+        <w:t>", "dismissed", "remediated")</w:t>
       </w:r>
     </w:p>
     <w:p>
@@ -2364,7 +3764,63 @@
           <w:sz w:val="18"/>
           <w:szCs w:val="18"/>
         </w:rPr>
-        <w:t xml:space="preserve">    AccountUPN = tolower(UserPrincipalName),</w:t>
+        <w:t xml:space="preserve">    </w:t>
+      </w:r>
+      <w:proofErr w:type="spellStart"/>
+      <w:r>
+        <w:rPr>
+          <w:rFonts w:ascii="Candara" w:hAnsi="Candara"/>
+          <w:sz w:val="18"/>
+          <w:szCs w:val="18"/>
+        </w:rPr>
+        <w:t>AccountUPN</w:t>
+      </w:r>
+      <w:proofErr w:type="spellEnd"/>
+      <w:r>
+        <w:rPr>
+          <w:rFonts w:ascii="Candara" w:hAnsi="Candara"/>
+          <w:sz w:val="18"/>
+          <w:szCs w:val="18"/>
+        </w:rPr>
+        <w:t xml:space="preserve"> = </w:t>
+      </w:r>
+      <w:proofErr w:type="spellStart"/>
+      <w:proofErr w:type="gramStart"/>
+      <w:r>
+        <w:rPr>
+          <w:rFonts w:ascii="Candara" w:hAnsi="Candara"/>
+          <w:sz w:val="18"/>
+          <w:szCs w:val="18"/>
+        </w:rPr>
+        <w:t>tolower</w:t>
+      </w:r>
+      <w:proofErr w:type="spellEnd"/>
+      <w:r>
+        <w:rPr>
+          <w:rFonts w:ascii="Candara" w:hAnsi="Candara"/>
+          <w:sz w:val="18"/>
+          <w:szCs w:val="18"/>
+        </w:rPr>
+        <w:t>(</w:t>
+      </w:r>
+      <w:proofErr w:type="spellStart"/>
+      <w:proofErr w:type="gramEnd"/>
+      <w:r>
+        <w:rPr>
+          <w:rFonts w:ascii="Candara" w:hAnsi="Candara"/>
+          <w:sz w:val="18"/>
+          <w:szCs w:val="18"/>
+        </w:rPr>
+        <w:t>UserPrincipalName</w:t>
+      </w:r>
+      <w:proofErr w:type="spellEnd"/>
+      <w:r>
+        <w:rPr>
+          <w:rFonts w:ascii="Candara" w:hAnsi="Candara"/>
+          <w:sz w:val="18"/>
+          <w:szCs w:val="18"/>
+        </w:rPr>
+        <w:t>),</w:t>
       </w:r>
     </w:p>
     <w:p>
@@ -2388,7 +3844,63 @@
           <w:sz w:val="18"/>
           <w:szCs w:val="18"/>
         </w:rPr>
-        <w:t xml:space="preserve">    DeviceId = tostring(DeviceDetail.deviceId),</w:t>
+        <w:t xml:space="preserve">    </w:t>
+      </w:r>
+      <w:proofErr w:type="spellStart"/>
+      <w:r>
+        <w:rPr>
+          <w:rFonts w:ascii="Candara" w:hAnsi="Candara"/>
+          <w:sz w:val="18"/>
+          <w:szCs w:val="18"/>
+        </w:rPr>
+        <w:t>DeviceId</w:t>
+      </w:r>
+      <w:proofErr w:type="spellEnd"/>
+      <w:r>
+        <w:rPr>
+          <w:rFonts w:ascii="Candara" w:hAnsi="Candara"/>
+          <w:sz w:val="18"/>
+          <w:szCs w:val="18"/>
+        </w:rPr>
+        <w:t xml:space="preserve"> = </w:t>
+      </w:r>
+      <w:proofErr w:type="spellStart"/>
+      <w:proofErr w:type="gramStart"/>
+      <w:r>
+        <w:rPr>
+          <w:rFonts w:ascii="Candara" w:hAnsi="Candara"/>
+          <w:sz w:val="18"/>
+          <w:szCs w:val="18"/>
+        </w:rPr>
+        <w:t>tostring</w:t>
+      </w:r>
+      <w:proofErr w:type="spellEnd"/>
+      <w:r>
+        <w:rPr>
+          <w:rFonts w:ascii="Candara" w:hAnsi="Candara"/>
+          <w:sz w:val="18"/>
+          <w:szCs w:val="18"/>
+        </w:rPr>
+        <w:t>(</w:t>
+      </w:r>
+      <w:proofErr w:type="spellStart"/>
+      <w:proofErr w:type="gramEnd"/>
+      <w:r>
+        <w:rPr>
+          <w:rFonts w:ascii="Candara" w:hAnsi="Candara"/>
+          <w:sz w:val="18"/>
+          <w:szCs w:val="18"/>
+        </w:rPr>
+        <w:t>DeviceDetail.deviceId</w:t>
+      </w:r>
+      <w:proofErr w:type="spellEnd"/>
+      <w:r>
+        <w:rPr>
+          <w:rFonts w:ascii="Candara" w:hAnsi="Candara"/>
+          <w:sz w:val="18"/>
+          <w:szCs w:val="18"/>
+        </w:rPr>
+        <w:t>),</w:t>
       </w:r>
     </w:p>
     <w:p>
@@ -2412,7 +3924,63 @@
           <w:sz w:val="18"/>
           <w:szCs w:val="18"/>
         </w:rPr>
-        <w:t xml:space="preserve">    DeviceName = tostring(DeviceDetail.displayName),</w:t>
+        <w:t xml:space="preserve">    </w:t>
+      </w:r>
+      <w:proofErr w:type="spellStart"/>
+      <w:r>
+        <w:rPr>
+          <w:rFonts w:ascii="Candara" w:hAnsi="Candara"/>
+          <w:sz w:val="18"/>
+          <w:szCs w:val="18"/>
+        </w:rPr>
+        <w:t>DeviceName</w:t>
+      </w:r>
+      <w:proofErr w:type="spellEnd"/>
+      <w:r>
+        <w:rPr>
+          <w:rFonts w:ascii="Candara" w:hAnsi="Candara"/>
+          <w:sz w:val="18"/>
+          <w:szCs w:val="18"/>
+        </w:rPr>
+        <w:t xml:space="preserve"> = </w:t>
+      </w:r>
+      <w:proofErr w:type="spellStart"/>
+      <w:proofErr w:type="gramStart"/>
+      <w:r>
+        <w:rPr>
+          <w:rFonts w:ascii="Candara" w:hAnsi="Candara"/>
+          <w:sz w:val="18"/>
+          <w:szCs w:val="18"/>
+        </w:rPr>
+        <w:t>tostring</w:t>
+      </w:r>
+      <w:proofErr w:type="spellEnd"/>
+      <w:r>
+        <w:rPr>
+          <w:rFonts w:ascii="Candara" w:hAnsi="Candara"/>
+          <w:sz w:val="18"/>
+          <w:szCs w:val="18"/>
+        </w:rPr>
+        <w:t>(</w:t>
+      </w:r>
+      <w:proofErr w:type="spellStart"/>
+      <w:proofErr w:type="gramEnd"/>
+      <w:r>
+        <w:rPr>
+          <w:rFonts w:ascii="Candara" w:hAnsi="Candara"/>
+          <w:sz w:val="18"/>
+          <w:szCs w:val="18"/>
+        </w:rPr>
+        <w:t>DeviceDetail.displayName</w:t>
+      </w:r>
+      <w:proofErr w:type="spellEnd"/>
+      <w:r>
+        <w:rPr>
+          <w:rFonts w:ascii="Candara" w:hAnsi="Candara"/>
+          <w:sz w:val="18"/>
+          <w:szCs w:val="18"/>
+        </w:rPr>
+        <w:t>),</w:t>
       </w:r>
     </w:p>
     <w:p>
@@ -2436,7 +4004,63 @@
           <w:sz w:val="18"/>
           <w:szCs w:val="18"/>
         </w:rPr>
-        <w:t xml:space="preserve">    DeviceTrustType = tostring(DeviceDetail.trustType),</w:t>
+        <w:t xml:space="preserve">    </w:t>
+      </w:r>
+      <w:proofErr w:type="spellStart"/>
+      <w:r>
+        <w:rPr>
+          <w:rFonts w:ascii="Candara" w:hAnsi="Candara"/>
+          <w:sz w:val="18"/>
+          <w:szCs w:val="18"/>
+        </w:rPr>
+        <w:t>DeviceTrustType</w:t>
+      </w:r>
+      <w:proofErr w:type="spellEnd"/>
+      <w:r>
+        <w:rPr>
+          <w:rFonts w:ascii="Candara" w:hAnsi="Candara"/>
+          <w:sz w:val="18"/>
+          <w:szCs w:val="18"/>
+        </w:rPr>
+        <w:t xml:space="preserve"> = </w:t>
+      </w:r>
+      <w:proofErr w:type="spellStart"/>
+      <w:proofErr w:type="gramStart"/>
+      <w:r>
+        <w:rPr>
+          <w:rFonts w:ascii="Candara" w:hAnsi="Candara"/>
+          <w:sz w:val="18"/>
+          <w:szCs w:val="18"/>
+        </w:rPr>
+        <w:t>tostring</w:t>
+      </w:r>
+      <w:proofErr w:type="spellEnd"/>
+      <w:r>
+        <w:rPr>
+          <w:rFonts w:ascii="Candara" w:hAnsi="Candara"/>
+          <w:sz w:val="18"/>
+          <w:szCs w:val="18"/>
+        </w:rPr>
+        <w:t>(</w:t>
+      </w:r>
+      <w:proofErr w:type="spellStart"/>
+      <w:proofErr w:type="gramEnd"/>
+      <w:r>
+        <w:rPr>
+          <w:rFonts w:ascii="Candara" w:hAnsi="Candara"/>
+          <w:sz w:val="18"/>
+          <w:szCs w:val="18"/>
+        </w:rPr>
+        <w:t>DeviceDetail.trustType</w:t>
+      </w:r>
+      <w:proofErr w:type="spellEnd"/>
+      <w:r>
+        <w:rPr>
+          <w:rFonts w:ascii="Candara" w:hAnsi="Candara"/>
+          <w:sz w:val="18"/>
+          <w:szCs w:val="18"/>
+        </w:rPr>
+        <w:t>),</w:t>
       </w:r>
     </w:p>
     <w:p>
@@ -2460,7 +4084,63 @@
           <w:sz w:val="18"/>
           <w:szCs w:val="18"/>
         </w:rPr>
-        <w:t xml:space="preserve">    DeviceCompliance = tostring(DeviceDetail.isCompliant),</w:t>
+        <w:t xml:space="preserve">    </w:t>
+      </w:r>
+      <w:proofErr w:type="spellStart"/>
+      <w:r>
+        <w:rPr>
+          <w:rFonts w:ascii="Candara" w:hAnsi="Candara"/>
+          <w:sz w:val="18"/>
+          <w:szCs w:val="18"/>
+        </w:rPr>
+        <w:t>DeviceCompliance</w:t>
+      </w:r>
+      <w:proofErr w:type="spellEnd"/>
+      <w:r>
+        <w:rPr>
+          <w:rFonts w:ascii="Candara" w:hAnsi="Candara"/>
+          <w:sz w:val="18"/>
+          <w:szCs w:val="18"/>
+        </w:rPr>
+        <w:t xml:space="preserve"> = </w:t>
+      </w:r>
+      <w:proofErr w:type="spellStart"/>
+      <w:proofErr w:type="gramStart"/>
+      <w:r>
+        <w:rPr>
+          <w:rFonts w:ascii="Candara" w:hAnsi="Candara"/>
+          <w:sz w:val="18"/>
+          <w:szCs w:val="18"/>
+        </w:rPr>
+        <w:t>tostring</w:t>
+      </w:r>
+      <w:proofErr w:type="spellEnd"/>
+      <w:r>
+        <w:rPr>
+          <w:rFonts w:ascii="Candara" w:hAnsi="Candara"/>
+          <w:sz w:val="18"/>
+          <w:szCs w:val="18"/>
+        </w:rPr>
+        <w:t>(</w:t>
+      </w:r>
+      <w:proofErr w:type="spellStart"/>
+      <w:proofErr w:type="gramEnd"/>
+      <w:r>
+        <w:rPr>
+          <w:rFonts w:ascii="Candara" w:hAnsi="Candara"/>
+          <w:sz w:val="18"/>
+          <w:szCs w:val="18"/>
+        </w:rPr>
+        <w:t>DeviceDetail.isCompliant</w:t>
+      </w:r>
+      <w:proofErr w:type="spellEnd"/>
+      <w:r>
+        <w:rPr>
+          <w:rFonts w:ascii="Candara" w:hAnsi="Candara"/>
+          <w:sz w:val="18"/>
+          <w:szCs w:val="18"/>
+        </w:rPr>
+        <w:t>),</w:t>
       </w:r>
     </w:p>
     <w:p>
@@ -2484,7 +4164,45 @@
           <w:sz w:val="18"/>
           <w:szCs w:val="18"/>
         </w:rPr>
-        <w:t xml:space="preserve">    Country = tostring(LocationDetails.countryOrRegion),</w:t>
+        <w:t xml:space="preserve">    Country = </w:t>
+      </w:r>
+      <w:proofErr w:type="spellStart"/>
+      <w:proofErr w:type="gramStart"/>
+      <w:r>
+        <w:rPr>
+          <w:rFonts w:ascii="Candara" w:hAnsi="Candara"/>
+          <w:sz w:val="18"/>
+          <w:szCs w:val="18"/>
+        </w:rPr>
+        <w:t>tostring</w:t>
+      </w:r>
+      <w:proofErr w:type="spellEnd"/>
+      <w:r>
+        <w:rPr>
+          <w:rFonts w:ascii="Candara" w:hAnsi="Candara"/>
+          <w:sz w:val="18"/>
+          <w:szCs w:val="18"/>
+        </w:rPr>
+        <w:t>(</w:t>
+      </w:r>
+      <w:proofErr w:type="spellStart"/>
+      <w:proofErr w:type="gramEnd"/>
+      <w:r>
+        <w:rPr>
+          <w:rFonts w:ascii="Candara" w:hAnsi="Candara"/>
+          <w:sz w:val="18"/>
+          <w:szCs w:val="18"/>
+        </w:rPr>
+        <w:t>LocationDetails.countryOrRegion</w:t>
+      </w:r>
+      <w:proofErr w:type="spellEnd"/>
+      <w:r>
+        <w:rPr>
+          <w:rFonts w:ascii="Candara" w:hAnsi="Candara"/>
+          <w:sz w:val="18"/>
+          <w:szCs w:val="18"/>
+        </w:rPr>
+        <w:t>),</w:t>
       </w:r>
     </w:p>
     <w:p>
@@ -2508,7 +4226,45 @@
           <w:sz w:val="18"/>
           <w:szCs w:val="18"/>
         </w:rPr>
-        <w:t xml:space="preserve">    City = tostring(LocationDetails.city)</w:t>
+        <w:t xml:space="preserve">    City = </w:t>
+      </w:r>
+      <w:proofErr w:type="spellStart"/>
+      <w:proofErr w:type="gramStart"/>
+      <w:r>
+        <w:rPr>
+          <w:rFonts w:ascii="Candara" w:hAnsi="Candara"/>
+          <w:sz w:val="18"/>
+          <w:szCs w:val="18"/>
+        </w:rPr>
+        <w:t>tostring</w:t>
+      </w:r>
+      <w:proofErr w:type="spellEnd"/>
+      <w:r>
+        <w:rPr>
+          <w:rFonts w:ascii="Candara" w:hAnsi="Candara"/>
+          <w:sz w:val="18"/>
+          <w:szCs w:val="18"/>
+        </w:rPr>
+        <w:t>(</w:t>
+      </w:r>
+      <w:proofErr w:type="spellStart"/>
+      <w:proofErr w:type="gramEnd"/>
+      <w:r>
+        <w:rPr>
+          <w:rFonts w:ascii="Candara" w:hAnsi="Candara"/>
+          <w:sz w:val="18"/>
+          <w:szCs w:val="18"/>
+        </w:rPr>
+        <w:t>LocationDetails.city</w:t>
+      </w:r>
+      <w:proofErr w:type="spellEnd"/>
+      <w:r>
+        <w:rPr>
+          <w:rFonts w:ascii="Candara" w:hAnsi="Candara"/>
+          <w:sz w:val="18"/>
+          <w:szCs w:val="18"/>
+        </w:rPr>
+        <w:t>)</w:t>
       </w:r>
     </w:p>
     <w:p>
@@ -2532,8 +4288,36 @@
           <w:sz w:val="18"/>
           <w:szCs w:val="18"/>
         </w:rPr>
-        <w:t>| extend DetectionReason = case(</w:t>
-      </w:r>
+        <w:t xml:space="preserve">| extend </w:t>
+      </w:r>
+      <w:proofErr w:type="spellStart"/>
+      <w:r>
+        <w:rPr>
+          <w:rFonts w:ascii="Candara" w:hAnsi="Candara"/>
+          <w:sz w:val="18"/>
+          <w:szCs w:val="18"/>
+        </w:rPr>
+        <w:t>DetectionReason</w:t>
+      </w:r>
+      <w:proofErr w:type="spellEnd"/>
+      <w:r>
+        <w:rPr>
+          <w:rFonts w:ascii="Candara" w:hAnsi="Candara"/>
+          <w:sz w:val="18"/>
+          <w:szCs w:val="18"/>
+        </w:rPr>
+        <w:t xml:space="preserve"> = </w:t>
+      </w:r>
+      <w:proofErr w:type="gramStart"/>
+      <w:r>
+        <w:rPr>
+          <w:rFonts w:ascii="Candara" w:hAnsi="Candara"/>
+          <w:sz w:val="18"/>
+          <w:szCs w:val="18"/>
+        </w:rPr>
+        <w:t>case(</w:t>
+      </w:r>
+      <w:proofErr w:type="gramEnd"/>
     </w:p>
     <w:p>
       <w:pPr>
@@ -2556,7 +4340,43 @@
           <w:sz w:val="18"/>
           <w:szCs w:val="18"/>
         </w:rPr>
-        <w:t xml:space="preserve">    RiskState =~ "confirmedCompromised",</w:t>
+        <w:t xml:space="preserve">    </w:t>
+      </w:r>
+      <w:proofErr w:type="spellStart"/>
+      <w:r>
+        <w:rPr>
+          <w:rFonts w:ascii="Candara" w:hAnsi="Candara"/>
+          <w:sz w:val="18"/>
+          <w:szCs w:val="18"/>
+        </w:rPr>
+        <w:t>RiskState</w:t>
+      </w:r>
+      <w:proofErr w:type="spellEnd"/>
+      <w:r>
+        <w:rPr>
+          <w:rFonts w:ascii="Candara" w:hAnsi="Candara"/>
+          <w:sz w:val="18"/>
+          <w:szCs w:val="18"/>
+        </w:rPr>
+        <w:t xml:space="preserve"> =~ "</w:t>
+      </w:r>
+      <w:proofErr w:type="spellStart"/>
+      <w:r>
+        <w:rPr>
+          <w:rFonts w:ascii="Candara" w:hAnsi="Candara"/>
+          <w:sz w:val="18"/>
+          <w:szCs w:val="18"/>
+        </w:rPr>
+        <w:t>confirmedCompromised</w:t>
+      </w:r>
+      <w:proofErr w:type="spellEnd"/>
+      <w:r>
+        <w:rPr>
+          <w:rFonts w:ascii="Candara" w:hAnsi="Candara"/>
+          <w:sz w:val="18"/>
+          <w:szCs w:val="18"/>
+        </w:rPr>
+        <w:t>",</w:t>
       </w:r>
     </w:p>
     <w:p>
@@ -2604,7 +4424,25 @@
           <w:sz w:val="18"/>
           <w:szCs w:val="18"/>
         </w:rPr>
-        <w:t xml:space="preserve">    RiskLevelDuringSignIn =~ "high"</w:t>
+        <w:t xml:space="preserve">    </w:t>
+      </w:r>
+      <w:proofErr w:type="spellStart"/>
+      <w:r>
+        <w:rPr>
+          <w:rFonts w:ascii="Candara" w:hAnsi="Candara"/>
+          <w:sz w:val="18"/>
+          <w:szCs w:val="18"/>
+        </w:rPr>
+        <w:t>RiskLevelDuringSignIn</w:t>
+      </w:r>
+      <w:proofErr w:type="spellEnd"/>
+      <w:r>
+        <w:rPr>
+          <w:rFonts w:ascii="Candara" w:hAnsi="Candara"/>
+          <w:sz w:val="18"/>
+          <w:szCs w:val="18"/>
+        </w:rPr>
+        <w:t xml:space="preserve"> =~ "high"</w:t>
       </w:r>
     </w:p>
     <w:p>
@@ -2628,7 +4466,25 @@
           <w:sz w:val="18"/>
           <w:szCs w:val="18"/>
         </w:rPr>
-        <w:t xml:space="preserve">        or RiskLevelAggregated =~ "high",</w:t>
+        <w:t xml:space="preserve">        or </w:t>
+      </w:r>
+      <w:proofErr w:type="spellStart"/>
+      <w:r>
+        <w:rPr>
+          <w:rFonts w:ascii="Candara" w:hAnsi="Candara"/>
+          <w:sz w:val="18"/>
+          <w:szCs w:val="18"/>
+        </w:rPr>
+        <w:t>RiskLevelAggregated</w:t>
+      </w:r>
+      <w:proofErr w:type="spellEnd"/>
+      <w:r>
+        <w:rPr>
+          <w:rFonts w:ascii="Candara" w:hAnsi="Candara"/>
+          <w:sz w:val="18"/>
+          <w:szCs w:val="18"/>
+        </w:rPr>
+        <w:t xml:space="preserve"> =~ "high",</w:t>
       </w:r>
     </w:p>
     <w:p>
@@ -2676,7 +4532,25 @@
           <w:sz w:val="18"/>
           <w:szCs w:val="18"/>
         </w:rPr>
-        <w:t xml:space="preserve">    RiskLevelDuringSignIn =~ "medium"</w:t>
+        <w:t xml:space="preserve">    </w:t>
+      </w:r>
+      <w:proofErr w:type="spellStart"/>
+      <w:r>
+        <w:rPr>
+          <w:rFonts w:ascii="Candara" w:hAnsi="Candara"/>
+          <w:sz w:val="18"/>
+          <w:szCs w:val="18"/>
+        </w:rPr>
+        <w:t>RiskLevelDuringSignIn</w:t>
+      </w:r>
+      <w:proofErr w:type="spellEnd"/>
+      <w:r>
+        <w:rPr>
+          <w:rFonts w:ascii="Candara" w:hAnsi="Candara"/>
+          <w:sz w:val="18"/>
+          <w:szCs w:val="18"/>
+        </w:rPr>
+        <w:t xml:space="preserve"> =~ "medium"</w:t>
       </w:r>
     </w:p>
     <w:p>
@@ -2700,7 +4574,25 @@
           <w:sz w:val="18"/>
           <w:szCs w:val="18"/>
         </w:rPr>
-        <w:t xml:space="preserve">        or RiskLevelAggregated =~ "medium",</w:t>
+        <w:t xml:space="preserve">        or </w:t>
+      </w:r>
+      <w:proofErr w:type="spellStart"/>
+      <w:r>
+        <w:rPr>
+          <w:rFonts w:ascii="Candara" w:hAnsi="Candara"/>
+          <w:sz w:val="18"/>
+          <w:szCs w:val="18"/>
+        </w:rPr>
+        <w:t>RiskLevelAggregated</w:t>
+      </w:r>
+      <w:proofErr w:type="spellEnd"/>
+      <w:r>
+        <w:rPr>
+          <w:rFonts w:ascii="Candara" w:hAnsi="Candara"/>
+          <w:sz w:val="18"/>
+          <w:szCs w:val="18"/>
+        </w:rPr>
+        <w:t xml:space="preserve"> =~ "medium",</w:t>
       </w:r>
     </w:p>
     <w:p>
@@ -2820,7 +4712,155 @@
           <w:sz w:val="18"/>
           <w:szCs w:val="18"/>
         </w:rPr>
-        <w:t xml:space="preserve">    TimeGenerated,    Id,    AccountUPN,    UserDisplayName,    IPAddress,    AppDisplayName,</w:t>
+        <w:t xml:space="preserve">    </w:t>
+      </w:r>
+      <w:proofErr w:type="spellStart"/>
+      <w:proofErr w:type="gramStart"/>
+      <w:r>
+        <w:rPr>
+          <w:rFonts w:ascii="Candara" w:hAnsi="Candara"/>
+          <w:sz w:val="18"/>
+          <w:szCs w:val="18"/>
+        </w:rPr>
+        <w:t>TimeGenerated</w:t>
+      </w:r>
+      <w:proofErr w:type="spellEnd"/>
+      <w:r>
+        <w:rPr>
+          <w:rFonts w:ascii="Candara" w:hAnsi="Candara"/>
+          <w:sz w:val="18"/>
+          <w:szCs w:val="18"/>
+        </w:rPr>
+        <w:t xml:space="preserve">,   </w:t>
+      </w:r>
+      <w:proofErr w:type="gramEnd"/>
+      <w:r>
+        <w:rPr>
+          <w:rFonts w:ascii="Candara" w:hAnsi="Candara"/>
+          <w:sz w:val="18"/>
+          <w:szCs w:val="18"/>
+        </w:rPr>
+        <w:t xml:space="preserve"> </w:t>
+      </w:r>
+      <w:proofErr w:type="gramStart"/>
+      <w:r>
+        <w:rPr>
+          <w:rFonts w:ascii="Candara" w:hAnsi="Candara"/>
+          <w:sz w:val="18"/>
+          <w:szCs w:val="18"/>
+        </w:rPr>
+        <w:t xml:space="preserve">Id,   </w:t>
+      </w:r>
+      <w:proofErr w:type="gramEnd"/>
+      <w:r>
+        <w:rPr>
+          <w:rFonts w:ascii="Candara" w:hAnsi="Candara"/>
+          <w:sz w:val="18"/>
+          <w:szCs w:val="18"/>
+        </w:rPr>
+        <w:t xml:space="preserve"> </w:t>
+      </w:r>
+      <w:proofErr w:type="spellStart"/>
+      <w:proofErr w:type="gramStart"/>
+      <w:r>
+        <w:rPr>
+          <w:rFonts w:ascii="Candara" w:hAnsi="Candara"/>
+          <w:sz w:val="18"/>
+          <w:szCs w:val="18"/>
+        </w:rPr>
+        <w:t>AccountUPN</w:t>
+      </w:r>
+      <w:proofErr w:type="spellEnd"/>
+      <w:r>
+        <w:rPr>
+          <w:rFonts w:ascii="Candara" w:hAnsi="Candara"/>
+          <w:sz w:val="18"/>
+          <w:szCs w:val="18"/>
+        </w:rPr>
+        <w:t xml:space="preserve">,   </w:t>
+      </w:r>
+      <w:proofErr w:type="gramEnd"/>
+      <w:r>
+        <w:rPr>
+          <w:rFonts w:ascii="Candara" w:hAnsi="Candara"/>
+          <w:sz w:val="18"/>
+          <w:szCs w:val="18"/>
+        </w:rPr>
+        <w:t xml:space="preserve"> </w:t>
+      </w:r>
+      <w:proofErr w:type="spellStart"/>
+      <w:proofErr w:type="gramStart"/>
+      <w:r>
+        <w:rPr>
+          <w:rFonts w:ascii="Candara" w:hAnsi="Candara"/>
+          <w:sz w:val="18"/>
+          <w:szCs w:val="18"/>
+        </w:rPr>
+        <w:t>UserDisplayName</w:t>
+      </w:r>
+      <w:proofErr w:type="spellEnd"/>
+      <w:r>
+        <w:rPr>
+          <w:rFonts w:ascii="Candara" w:hAnsi="Candara"/>
+          <w:sz w:val="18"/>
+          <w:szCs w:val="18"/>
+        </w:rPr>
+        <w:t xml:space="preserve">,   </w:t>
+      </w:r>
+      <w:proofErr w:type="gramEnd"/>
+      <w:r>
+        <w:rPr>
+          <w:rFonts w:ascii="Candara" w:hAnsi="Candara"/>
+          <w:sz w:val="18"/>
+          <w:szCs w:val="18"/>
+        </w:rPr>
+        <w:t xml:space="preserve"> </w:t>
+      </w:r>
+      <w:proofErr w:type="spellStart"/>
+      <w:proofErr w:type="gramStart"/>
+      <w:r>
+        <w:rPr>
+          <w:rFonts w:ascii="Candara" w:hAnsi="Candara"/>
+          <w:sz w:val="18"/>
+          <w:szCs w:val="18"/>
+        </w:rPr>
+        <w:t>IPAddress</w:t>
+      </w:r>
+      <w:proofErr w:type="spellEnd"/>
+      <w:r>
+        <w:rPr>
+          <w:rFonts w:ascii="Candara" w:hAnsi="Candara"/>
+          <w:sz w:val="18"/>
+          <w:szCs w:val="18"/>
+        </w:rPr>
+        <w:t xml:space="preserve">,   </w:t>
+      </w:r>
+      <w:proofErr w:type="gramEnd"/>
+      <w:r>
+        <w:rPr>
+          <w:rFonts w:ascii="Candara" w:hAnsi="Candara"/>
+          <w:sz w:val="18"/>
+          <w:szCs w:val="18"/>
+        </w:rPr>
+        <w:t xml:space="preserve"> </w:t>
+      </w:r>
+      <w:proofErr w:type="spellStart"/>
+      <w:r>
+        <w:rPr>
+          <w:rFonts w:ascii="Candara" w:hAnsi="Candara"/>
+          <w:sz w:val="18"/>
+          <w:szCs w:val="18"/>
+        </w:rPr>
+        <w:t>AppDisplayName</w:t>
+      </w:r>
+      <w:proofErr w:type="spellEnd"/>
+      <w:r>
+        <w:rPr>
+          <w:rFonts w:ascii="Candara" w:hAnsi="Candara"/>
+          <w:sz w:val="18"/>
+          <w:szCs w:val="18"/>
+        </w:rPr>
+        <w:t>,</w:t>
       </w:r>
     </w:p>
     <w:p>
@@ -2844,7 +4884,117 @@
           <w:sz w:val="18"/>
           <w:szCs w:val="18"/>
         </w:rPr>
-        <w:t xml:space="preserve">    ResourceDisplayName,    Country,    City,    RiskLevelDuringSignIn,    RiskLevelAggregated,</w:t>
+        <w:t xml:space="preserve">    </w:t>
+      </w:r>
+      <w:proofErr w:type="spellStart"/>
+      <w:proofErr w:type="gramStart"/>
+      <w:r>
+        <w:rPr>
+          <w:rFonts w:ascii="Candara" w:hAnsi="Candara"/>
+          <w:sz w:val="18"/>
+          <w:szCs w:val="18"/>
+        </w:rPr>
+        <w:t>ResourceDisplayName</w:t>
+      </w:r>
+      <w:proofErr w:type="spellEnd"/>
+      <w:r>
+        <w:rPr>
+          <w:rFonts w:ascii="Candara" w:hAnsi="Candara"/>
+          <w:sz w:val="18"/>
+          <w:szCs w:val="18"/>
+        </w:rPr>
+        <w:t xml:space="preserve">,   </w:t>
+      </w:r>
+      <w:proofErr w:type="gramEnd"/>
+      <w:r>
+        <w:rPr>
+          <w:rFonts w:ascii="Candara" w:hAnsi="Candara"/>
+          <w:sz w:val="18"/>
+          <w:szCs w:val="18"/>
+        </w:rPr>
+        <w:t xml:space="preserve"> </w:t>
+      </w:r>
+      <w:proofErr w:type="gramStart"/>
+      <w:r>
+        <w:rPr>
+          <w:rFonts w:ascii="Candara" w:hAnsi="Candara"/>
+          <w:sz w:val="18"/>
+          <w:szCs w:val="18"/>
+        </w:rPr>
+        <w:t xml:space="preserve">Country,   </w:t>
+      </w:r>
+      <w:proofErr w:type="gramEnd"/>
+      <w:r>
+        <w:rPr>
+          <w:rFonts w:ascii="Candara" w:hAnsi="Candara"/>
+          <w:sz w:val="18"/>
+          <w:szCs w:val="18"/>
+        </w:rPr>
+        <w:t xml:space="preserve"> </w:t>
+      </w:r>
+      <w:proofErr w:type="gramStart"/>
+      <w:r>
+        <w:rPr>
+          <w:rFonts w:ascii="Candara" w:hAnsi="Candara"/>
+          <w:sz w:val="18"/>
+          <w:szCs w:val="18"/>
+        </w:rPr>
+        <w:t xml:space="preserve">City,   </w:t>
+      </w:r>
+      <w:proofErr w:type="gramEnd"/>
+      <w:r>
+        <w:rPr>
+          <w:rFonts w:ascii="Candara" w:hAnsi="Candara"/>
+          <w:sz w:val="18"/>
+          <w:szCs w:val="18"/>
+        </w:rPr>
+        <w:t xml:space="preserve"> </w:t>
+      </w:r>
+      <w:proofErr w:type="spellStart"/>
+      <w:proofErr w:type="gramStart"/>
+      <w:r>
+        <w:rPr>
+          <w:rFonts w:ascii="Candara" w:hAnsi="Candara"/>
+          <w:sz w:val="18"/>
+          <w:szCs w:val="18"/>
+        </w:rPr>
+        <w:t>RiskLevelDuringSignIn</w:t>
+      </w:r>
+      <w:proofErr w:type="spellEnd"/>
+      <w:r>
+        <w:rPr>
+          <w:rFonts w:ascii="Candara" w:hAnsi="Candara"/>
+          <w:sz w:val="18"/>
+          <w:szCs w:val="18"/>
+        </w:rPr>
+        <w:t xml:space="preserve">,   </w:t>
+      </w:r>
+      <w:proofErr w:type="gramEnd"/>
+      <w:r>
+        <w:rPr>
+          <w:rFonts w:ascii="Candara" w:hAnsi="Candara"/>
+          <w:sz w:val="18"/>
+          <w:szCs w:val="18"/>
+        </w:rPr>
+        <w:t xml:space="preserve"> </w:t>
+      </w:r>
+      <w:proofErr w:type="spellStart"/>
+      <w:r>
+        <w:rPr>
+          <w:rFonts w:ascii="Candara" w:hAnsi="Candara"/>
+          <w:sz w:val="18"/>
+          <w:szCs w:val="18"/>
+        </w:rPr>
+        <w:t>RiskLevelAggregated</w:t>
+      </w:r>
+      <w:proofErr w:type="spellEnd"/>
+      <w:r>
+        <w:rPr>
+          <w:rFonts w:ascii="Candara" w:hAnsi="Candara"/>
+          <w:sz w:val="18"/>
+          <w:szCs w:val="18"/>
+        </w:rPr>
+        <w:t>,</w:t>
       </w:r>
     </w:p>
     <w:p>
@@ -2868,7 +5018,99 @@
           <w:sz w:val="18"/>
           <w:szCs w:val="18"/>
         </w:rPr>
-        <w:t xml:space="preserve">    RiskState,    RiskEventTypes_V2,    DetectionReason,    AuthenticationRequirement,</w:t>
+        <w:t xml:space="preserve">    </w:t>
+      </w:r>
+      <w:proofErr w:type="spellStart"/>
+      <w:proofErr w:type="gramStart"/>
+      <w:r>
+        <w:rPr>
+          <w:rFonts w:ascii="Candara" w:hAnsi="Candara"/>
+          <w:sz w:val="18"/>
+          <w:szCs w:val="18"/>
+        </w:rPr>
+        <w:t>RiskState</w:t>
+      </w:r>
+      <w:proofErr w:type="spellEnd"/>
+      <w:r>
+        <w:rPr>
+          <w:rFonts w:ascii="Candara" w:hAnsi="Candara"/>
+          <w:sz w:val="18"/>
+          <w:szCs w:val="18"/>
+        </w:rPr>
+        <w:t xml:space="preserve">,   </w:t>
+      </w:r>
+      <w:proofErr w:type="gramEnd"/>
+      <w:r>
+        <w:rPr>
+          <w:rFonts w:ascii="Candara" w:hAnsi="Candara"/>
+          <w:sz w:val="18"/>
+          <w:szCs w:val="18"/>
+        </w:rPr>
+        <w:t xml:space="preserve"> RiskEventTypes_V</w:t>
+      </w:r>
+      <w:proofErr w:type="gramStart"/>
+      <w:r>
+        <w:rPr>
+          <w:rFonts w:ascii="Candara" w:hAnsi="Candara"/>
+          <w:sz w:val="18"/>
+          <w:szCs w:val="18"/>
+        </w:rPr>
+        <w:t xml:space="preserve">2,   </w:t>
+      </w:r>
+      <w:proofErr w:type="gramEnd"/>
+      <w:r>
+        <w:rPr>
+          <w:rFonts w:ascii="Candara" w:hAnsi="Candara"/>
+          <w:sz w:val="18"/>
+          <w:szCs w:val="18"/>
+        </w:rPr>
+        <w:t xml:space="preserve"> </w:t>
+      </w:r>
+      <w:proofErr w:type="spellStart"/>
+      <w:proofErr w:type="gramStart"/>
+      <w:r>
+        <w:rPr>
+          <w:rFonts w:ascii="Candara" w:hAnsi="Candara"/>
+          <w:sz w:val="18"/>
+          <w:szCs w:val="18"/>
+        </w:rPr>
+        <w:t>DetectionReason</w:t>
+      </w:r>
+      <w:proofErr w:type="spellEnd"/>
+      <w:r>
+        <w:rPr>
+          <w:rFonts w:ascii="Candara" w:hAnsi="Candara"/>
+          <w:sz w:val="18"/>
+          <w:szCs w:val="18"/>
+        </w:rPr>
+        <w:t xml:space="preserve">,   </w:t>
+      </w:r>
+      <w:proofErr w:type="gramEnd"/>
+      <w:r>
+        <w:rPr>
+          <w:rFonts w:ascii="Candara" w:hAnsi="Candara"/>
+          <w:sz w:val="18"/>
+          <w:szCs w:val="18"/>
+        </w:rPr>
+        <w:t xml:space="preserve"> </w:t>
+      </w:r>
+      <w:proofErr w:type="spellStart"/>
+      <w:r>
+        <w:rPr>
+          <w:rFonts w:ascii="Candara" w:hAnsi="Candara"/>
+          <w:sz w:val="18"/>
+          <w:szCs w:val="18"/>
+        </w:rPr>
+        <w:t>AuthenticationRequirement</w:t>
+      </w:r>
+      <w:proofErr w:type="spellEnd"/>
+      <w:r>
+        <w:rPr>
+          <w:rFonts w:ascii="Candara" w:hAnsi="Candara"/>
+          <w:sz w:val="18"/>
+          <w:szCs w:val="18"/>
+        </w:rPr>
+        <w:t>,</w:t>
       </w:r>
     </w:p>
     <w:p>
@@ -2892,7 +5134,137 @@
           <w:sz w:val="18"/>
           <w:szCs w:val="18"/>
         </w:rPr>
-        <w:t xml:space="preserve">    ConditionalAccessStatus,    DeviceId,    DeviceName,    DeviceTrustType,    DeviceCompliance,</w:t>
+        <w:t xml:space="preserve">    </w:t>
+      </w:r>
+      <w:proofErr w:type="spellStart"/>
+      <w:proofErr w:type="gramStart"/>
+      <w:r>
+        <w:rPr>
+          <w:rFonts w:ascii="Candara" w:hAnsi="Candara"/>
+          <w:sz w:val="18"/>
+          <w:szCs w:val="18"/>
+        </w:rPr>
+        <w:t>ConditionalAccessStatus</w:t>
+      </w:r>
+      <w:proofErr w:type="spellEnd"/>
+      <w:r>
+        <w:rPr>
+          <w:rFonts w:ascii="Candara" w:hAnsi="Candara"/>
+          <w:sz w:val="18"/>
+          <w:szCs w:val="18"/>
+        </w:rPr>
+        <w:t xml:space="preserve">,   </w:t>
+      </w:r>
+      <w:proofErr w:type="gramEnd"/>
+      <w:r>
+        <w:rPr>
+          <w:rFonts w:ascii="Candara" w:hAnsi="Candara"/>
+          <w:sz w:val="18"/>
+          <w:szCs w:val="18"/>
+        </w:rPr>
+        <w:t xml:space="preserve"> </w:t>
+      </w:r>
+      <w:proofErr w:type="spellStart"/>
+      <w:proofErr w:type="gramStart"/>
+      <w:r>
+        <w:rPr>
+          <w:rFonts w:ascii="Candara" w:hAnsi="Candara"/>
+          <w:sz w:val="18"/>
+          <w:szCs w:val="18"/>
+        </w:rPr>
+        <w:t>DeviceId</w:t>
+      </w:r>
+      <w:proofErr w:type="spellEnd"/>
+      <w:r>
+        <w:rPr>
+          <w:rFonts w:ascii="Candara" w:hAnsi="Candara"/>
+          <w:sz w:val="18"/>
+          <w:szCs w:val="18"/>
+        </w:rPr>
+        <w:t xml:space="preserve">,   </w:t>
+      </w:r>
+      <w:proofErr w:type="gramEnd"/>
+      <w:r>
+        <w:rPr>
+          <w:rFonts w:ascii="Candara" w:hAnsi="Candara"/>
+          <w:sz w:val="18"/>
+          <w:szCs w:val="18"/>
+        </w:rPr>
+        <w:t xml:space="preserve"> </w:t>
+      </w:r>
+      <w:proofErr w:type="spellStart"/>
+      <w:proofErr w:type="gramStart"/>
+      <w:r>
+        <w:rPr>
+          <w:rFonts w:ascii="Candara" w:hAnsi="Candara"/>
+          <w:sz w:val="18"/>
+          <w:szCs w:val="18"/>
+        </w:rPr>
+        <w:t>DeviceName</w:t>
+      </w:r>
+      <w:proofErr w:type="spellEnd"/>
+      <w:r>
+        <w:rPr>
+          <w:rFonts w:ascii="Candara" w:hAnsi="Candara"/>
+          <w:sz w:val="18"/>
+          <w:szCs w:val="18"/>
+        </w:rPr>
+        <w:t xml:space="preserve">,   </w:t>
+      </w:r>
+      <w:proofErr w:type="gramEnd"/>
+      <w:r>
+        <w:rPr>
+          <w:rFonts w:ascii="Candara" w:hAnsi="Candara"/>
+          <w:sz w:val="18"/>
+          <w:szCs w:val="18"/>
+        </w:rPr>
+        <w:t xml:space="preserve"> </w:t>
+      </w:r>
+      <w:proofErr w:type="spellStart"/>
+      <w:proofErr w:type="gramStart"/>
+      <w:r>
+        <w:rPr>
+          <w:rFonts w:ascii="Candara" w:hAnsi="Candara"/>
+          <w:sz w:val="18"/>
+          <w:szCs w:val="18"/>
+        </w:rPr>
+        <w:t>DeviceTrustType</w:t>
+      </w:r>
+      <w:proofErr w:type="spellEnd"/>
+      <w:r>
+        <w:rPr>
+          <w:rFonts w:ascii="Candara" w:hAnsi="Candara"/>
+          <w:sz w:val="18"/>
+          <w:szCs w:val="18"/>
+        </w:rPr>
+        <w:t xml:space="preserve">,   </w:t>
+      </w:r>
+      <w:proofErr w:type="gramEnd"/>
+      <w:r>
+        <w:rPr>
+          <w:rFonts w:ascii="Candara" w:hAnsi="Candara"/>
+          <w:sz w:val="18"/>
+          <w:szCs w:val="18"/>
+        </w:rPr>
+        <w:t xml:space="preserve"> </w:t>
+      </w:r>
+      <w:proofErr w:type="spellStart"/>
+      <w:r>
+        <w:rPr>
+          <w:rFonts w:ascii="Candara" w:hAnsi="Candara"/>
+          <w:sz w:val="18"/>
+          <w:szCs w:val="18"/>
+        </w:rPr>
+        <w:t>DeviceCompliance</w:t>
+      </w:r>
+      <w:proofErr w:type="spellEnd"/>
+      <w:r>
+        <w:rPr>
+          <w:rFonts w:ascii="Candara" w:hAnsi="Candara"/>
+          <w:sz w:val="18"/>
+          <w:szCs w:val="18"/>
+        </w:rPr>
+        <w:t>,</w:t>
       </w:r>
     </w:p>
     <w:p>
@@ -2916,8 +5288,46 @@
           <w:sz w:val="18"/>
           <w:szCs w:val="18"/>
         </w:rPr>
-        <w:t xml:space="preserve">    IsInteractive,    CorrelationId</w:t>
-      </w:r>
+        <w:t xml:space="preserve">    </w:t>
+      </w:r>
+      <w:proofErr w:type="spellStart"/>
+      <w:proofErr w:type="gramStart"/>
+      <w:r>
+        <w:rPr>
+          <w:rFonts w:ascii="Candara" w:hAnsi="Candara"/>
+          <w:sz w:val="18"/>
+          <w:szCs w:val="18"/>
+        </w:rPr>
+        <w:t>IsInteractive</w:t>
+      </w:r>
+      <w:proofErr w:type="spellEnd"/>
+      <w:r>
+        <w:rPr>
+          <w:rFonts w:ascii="Candara" w:hAnsi="Candara"/>
+          <w:sz w:val="18"/>
+          <w:szCs w:val="18"/>
+        </w:rPr>
+        <w:t xml:space="preserve">,   </w:t>
+      </w:r>
+      <w:proofErr w:type="gramEnd"/>
+      <w:r>
+        <w:rPr>
+          <w:rFonts w:ascii="Candara" w:hAnsi="Candara"/>
+          <w:sz w:val="18"/>
+          <w:szCs w:val="18"/>
+        </w:rPr>
+        <w:t xml:space="preserve"> </w:t>
+      </w:r>
+      <w:proofErr w:type="spellStart"/>
+      <w:r>
+        <w:rPr>
+          <w:rFonts w:ascii="Candara" w:hAnsi="Candara"/>
+          <w:sz w:val="18"/>
+          <w:szCs w:val="18"/>
+        </w:rPr>
+        <w:t>CorrelationId</w:t>
+      </w:r>
+      <w:proofErr w:type="spellEnd"/>
     </w:p>
     <w:p>
       <w:pPr>
@@ -2940,7 +5350,25 @@
           <w:sz w:val="18"/>
           <w:szCs w:val="18"/>
         </w:rPr>
-        <w:t>| order by TimeGenerated desc</w:t>
+        <w:t xml:space="preserve">| order by </w:t>
+      </w:r>
+      <w:proofErr w:type="spellStart"/>
+      <w:r>
+        <w:rPr>
+          <w:rFonts w:ascii="Candara" w:hAnsi="Candara"/>
+          <w:sz w:val="18"/>
+          <w:szCs w:val="18"/>
+        </w:rPr>
+        <w:t>TimeGenerated</w:t>
+      </w:r>
+      <w:proofErr w:type="spellEnd"/>
+      <w:r>
+        <w:rPr>
+          <w:rFonts w:ascii="Candara" w:hAnsi="Candara"/>
+          <w:sz w:val="18"/>
+          <w:szCs w:val="18"/>
+        </w:rPr>
+        <w:t xml:space="preserve"> desc</w:t>
       </w:r>
     </w:p>
     <w:p>
@@ -2983,7 +5411,7 @@
         <w:rPr>
           <w:rFonts w:ascii="Aptos" w:hAnsi="Aptos"/>
         </w:rPr>
-        <w:t>Suspicious Successful Sign-in</w:t>
+        <w:t>Successful SSH connection</w:t>
       </w:r>
     </w:p>
     <w:p>
@@ -2993,6 +5421,12 @@
           <w:rFonts w:ascii="Aptos" w:hAnsi="Aptos"/>
         </w:rPr>
       </w:pPr>
+      <w:r>
+        <w:rPr>
+          <w:rFonts w:ascii="Aptos" w:hAnsi="Aptos"/>
+        </w:rPr>
+        <w:t>Frequency &lt;15mins</w:t>
+      </w:r>
     </w:p>
     <w:p>
       <w:pPr>
@@ -3014,31 +5448,120 @@
         <w:rPr>
           <w:rFonts w:ascii="Aptos" w:hAnsi="Aptos"/>
         </w:rPr>
-        <w:t>2.3 Root Cause</w:t>
+        <w:t xml:space="preserve">2.3 </w:t>
       </w:r>
       <w:bookmarkEnd w:id="6"/>
+      <w:r>
+        <w:rPr>
+          <w:rFonts w:ascii="Aptos" w:hAnsi="Aptos"/>
+        </w:rPr>
+        <w:t>Multiple Failed SSH Connection</w:t>
+      </w:r>
     </w:p>
     <w:p>
       <w:pPr>
         <w:spacing w:after="0" w:line="240" w:lineRule="auto"/>
       </w:pPr>
       <w:r>
+        <w:t>Frequency 30mins</w:t>
+      </w:r>
+      <w:r>
         <w:br w:type="page"/>
       </w:r>
     </w:p>
     <w:p>
       <w:pPr>
+        <w:pStyle w:val="Heading2"/>
+        <w:rPr>
+          <w:rFonts w:ascii="Aptos" w:hAnsi="Aptos"/>
+        </w:rPr>
+      </w:pPr>
+      <w:bookmarkStart w:id="7" w:name="_Toc241714157"/>
+      <w:r>
+        <w:rPr>
+          <w:rFonts w:ascii="Aptos" w:hAnsi="Aptos"/>
+        </w:rPr>
+        <w:lastRenderedPageBreak/>
+        <w:t>2.</w:t>
+      </w:r>
+      <w:r>
+        <w:rPr>
+          <w:rFonts w:ascii="Aptos" w:hAnsi="Aptos"/>
+        </w:rPr>
+        <w:t>4</w:t>
+      </w:r>
+      <w:r>
+        <w:rPr>
+          <w:rFonts w:ascii="Aptos" w:hAnsi="Aptos"/>
+        </w:rPr>
+        <w:t xml:space="preserve"> </w:t>
+      </w:r>
+      <w:r>
+        <w:rPr>
+          <w:rFonts w:ascii="Aptos" w:hAnsi="Aptos"/>
+        </w:rPr>
+        <w:t>GPO Modification</w:t>
+      </w:r>
+    </w:p>
+    <w:p>
+      <w:pPr>
+        <w:pStyle w:val="Heading2"/>
+        <w:rPr>
+          <w:rFonts w:ascii="Aptos" w:hAnsi="Aptos"/>
+        </w:rPr>
+      </w:pPr>
+    </w:p>
+    <w:p>
+      <w:pPr>
+        <w:pStyle w:val="Heading2"/>
+        <w:rPr>
+          <w:rFonts w:ascii="Aptos" w:hAnsi="Aptos"/>
+        </w:rPr>
+      </w:pPr>
+      <w:r>
+        <w:rPr>
+          <w:rFonts w:ascii="Aptos" w:hAnsi="Aptos"/>
+        </w:rPr>
+        <w:t>2.</w:t>
+      </w:r>
+      <w:r>
+        <w:rPr>
+          <w:rFonts w:ascii="Aptos" w:hAnsi="Aptos"/>
+        </w:rPr>
+        <w:t>5</w:t>
+      </w:r>
+      <w:r>
+        <w:rPr>
+          <w:rFonts w:ascii="Aptos" w:hAnsi="Aptos"/>
+        </w:rPr>
+        <w:t xml:space="preserve"> </w:t>
+      </w:r>
+      <w:r>
+        <w:rPr>
+          <w:rFonts w:ascii="Aptos" w:hAnsi="Aptos"/>
+        </w:rPr>
+        <w:t>GPO Modification</w:t>
+      </w:r>
+    </w:p>
+    <w:p>
+      <w:pPr>
         <w:pStyle w:val="Heading1"/>
         <w:rPr>
           <w:rFonts w:ascii="Aptos" w:hAnsi="Aptos"/>
         </w:rPr>
       </w:pPr>
-      <w:bookmarkStart w:id="7" w:name="_Toc241714157"/>
-      <w:r>
+    </w:p>
+    <w:p>
+      <w:pPr>
+        <w:pStyle w:val="Heading1"/>
         <w:rPr>
           <w:rFonts w:ascii="Aptos" w:hAnsi="Aptos"/>
         </w:rPr>
-        <w:lastRenderedPageBreak/>
+      </w:pPr>
+      <w:r>
+        <w:rPr>
+          <w:rFonts w:ascii="Aptos" w:hAnsi="Aptos"/>
+        </w:rPr>
         <w:t>3</w:t>
       </w:r>
       <w:r>
@@ -3075,7 +5598,7 @@
 </file>
 
 <file path=word/endnotes.xml><?xml version="1.0" encoding="utf-8"?>
-<w:endnotes xmlns:wpc="http://schemas.microsoft.com/office/word/2010/wordprocessingCanvas" xmlns:cx="http://schemas.microsoft.com/office/drawing/2014/chartex" xmlns:cx1="http://schemas.microsoft.com/office/drawing/2015/9/8/chartex" xmlns:cx2="http://schemas.microsoft.com/office/drawing/2015/10/21/chartex" xmlns:cx3="http://schemas.microsoft.com/office/drawing/2016/5/9/chartex" xmlns:cx4="http://schemas.microsoft.com/office/drawing/2016/5/10/chartex" xmlns:cx5="http://schemas.microsoft.com/office/drawing/2016/5/11/chartex" xmlns:cx6="http://schemas.microsoft.com/office/drawing/2016/5/12/chartex" xmlns:cx7="http://schemas.microsoft.com/office/drawing/2016/5/13/chartex" xmlns:cx8="http://schemas.microsoft.com/office/drawing/2016/5/14/chartex" xmlns:mc="http://schemas.openxmlformats.org/markup-compatibility/2006" xmlns:aink="http://schemas.microsoft.com/office/drawing/2016/ink" xmlns:am3d="http://schemas.microsoft.com/office/drawing/2017/model3d" xmlns:o="urn:schemas-microsoft-com:office:office" xmlns:r="http://schemas.openxmlformats.org/officeDocument/2006/relationships" xmlns:m="http://schemas.openxmlformats.org/officeDocument/2006/math" xmlns:v="urn:schemas-microsoft-com:vml" xmlns:wp14="http://schemas.microsoft.com/office/word/2010/wordprocessingDrawing" xmlns:wp="http://schemas.openxmlformats.org/drawingml/2006/wordprocessingDrawing" xmlns:w10="urn:schemas-microsoft-com:office:word" xmlns:w="http://schemas.openxmlformats.org/wordprocessingml/2006/main" xmlns:w14="http://schemas.microsoft.com/office/word/2010/wordml" xmlns:w15="http://schemas.microsoft.com/office/word/2012/wordml" xmlns:w16cex="http://schemas.microsoft.com/office/word/2018/wordml/cex" xmlns:w16cid="http://schemas.microsoft.com/office/word/2016/wordml/cid" xmlns:w16="http://schemas.microsoft.com/office/word/2018/wordml" xmlns:w16sdtdh="http://schemas.microsoft.com/office/word/2020/wordml/sdtdatahash" xmlns:w16se="http://schemas.microsoft.com/office/word/2015/wordml/symex" xmlns:wpg="http://schemas.microsoft.com/office/word/2010/wordprocessingGroup" xmlns:wpi="http://schemas.microsoft.com/office/word/2010/wordprocessingInk" xmlns:wne="http://schemas.microsoft.com/office/word/2006/wordml" xmlns:wps="http://schemas.microsoft.com/office/word/2010/wordprocessingShape" mc:Ignorable="w14 w15 w16se w16cid w16 w16cex w16sdtdh wp14">
+<w:endnotes xmlns:wpc="http://schemas.microsoft.com/office/word/2010/wordprocessingCanvas" xmlns:cx="http://schemas.microsoft.com/office/drawing/2014/chartex" xmlns:cx1="http://schemas.microsoft.com/office/drawing/2015/9/8/chartex" xmlns:cx2="http://schemas.microsoft.com/office/drawing/2015/10/21/chartex" xmlns:cx3="http://schemas.microsoft.com/office/drawing/2016/5/9/chartex" xmlns:cx4="http://schemas.microsoft.com/office/drawing/2016/5/10/chartex" xmlns:cx5="http://schemas.microsoft.com/office/drawing/2016/5/11/chartex" xmlns:cx6="http://schemas.microsoft.com/office/drawing/2016/5/12/chartex" xmlns:cx7="http://schemas.microsoft.com/office/drawing/2016/5/13/chartex" xmlns:cx8="http://schemas.microsoft.com/office/drawing/2016/5/14/chartex" xmlns:mc="http://schemas.openxmlformats.org/markup-compatibility/2006" xmlns:aink="http://schemas.microsoft.com/office/drawing/2016/ink" xmlns:am3d="http://schemas.microsoft.com/office/drawing/2017/model3d" xmlns:o="urn:schemas-microsoft-com:office:office" xmlns:oel="http://schemas.microsoft.com/office/2019/extlst" xmlns:r="http://schemas.openxmlformats.org/officeDocument/2006/relationships" xmlns:m="http://schemas.openxmlformats.org/officeDocument/2006/math" xmlns:v="urn:schemas-microsoft-com:vml" xmlns:wp14="http://schemas.microsoft.com/office/word/2010/wordprocessingDrawing" xmlns:wp="http://schemas.openxmlformats.org/drawingml/2006/wordprocessingDrawing" xmlns:w10="urn:schemas-microsoft-com:office:word" xmlns:w="http://schemas.openxmlformats.org/wordprocessingml/2006/main" xmlns:w14="http://schemas.microsoft.com/office/word/2010/wordml" xmlns:w15="http://schemas.microsoft.com/office/word/2012/wordml" xmlns:w16cex="http://schemas.microsoft.com/office/word/2018/wordml/cex" xmlns:w16cid="http://schemas.microsoft.com/office/word/2016/wordml/cid" xmlns:w16="http://schemas.microsoft.com/office/word/2018/wordml" xmlns:w16du="http://schemas.microsoft.com/office/word/2023/wordml/word16du" xmlns:w16sdtdh="http://schemas.microsoft.com/office/word/2020/wordml/sdtdatahash" xmlns:w16sdtfl="http://schemas.microsoft.com/office/word/2024/wordml/sdtformatlock" xmlns:w16se="http://schemas.microsoft.com/office/word/2015/wordml/symex" xmlns:wpg="http://schemas.microsoft.com/office/word/2010/wordprocessingGroup" xmlns:wpi="http://schemas.microsoft.com/office/word/2010/wordprocessingInk" xmlns:wne="http://schemas.microsoft.com/office/word/2006/wordml" xmlns:wps="http://schemas.microsoft.com/office/word/2010/wordprocessingShape" mc:Ignorable="w14 w15 w16se w16cid w16 w16cex w16sdtdh w16sdtfl w16du wp14">
   <w:endnote w:type="separator" w:id="-1">
     <w:p>
       <w:pPr>
@@ -3107,7 +5630,7 @@
 </file>
 
 <file path=word/footer1.xml><?xml version="1.0" encoding="utf-8"?>
-<w:ftr xmlns:wpc="http://schemas.microsoft.com/office/word/2010/wordprocessingCanvas" xmlns:cx="http://schemas.microsoft.com/office/drawing/2014/chartex" xmlns:cx1="http://schemas.microsoft.com/office/drawing/2015/9/8/chartex" xmlns:cx2="http://schemas.microsoft.com/office/drawing/2015/10/21/chartex" xmlns:cx3="http://schemas.microsoft.com/office/drawing/2016/5/9/chartex" xmlns:cx4="http://schemas.microsoft.com/office/drawing/2016/5/10/chartex" xmlns:cx5="http://schemas.microsoft.com/office/drawing/2016/5/11/chartex" xmlns:cx6="http://schemas.microsoft.com/office/drawing/2016/5/12/chartex" xmlns:cx7="http://schemas.microsoft.com/office/drawing/2016/5/13/chartex" xmlns:cx8="http://schemas.microsoft.com/office/drawing/2016/5/14/chartex" xmlns:mc="http://schemas.openxmlformats.org/markup-compatibility/2006" xmlns:aink="http://schemas.microsoft.com/office/drawing/2016/ink" xmlns:am3d="http://schemas.microsoft.com/office/drawing/2017/model3d" xmlns:o="urn:schemas-microsoft-com:office:office" xmlns:r="http://schemas.openxmlformats.org/officeDocument/2006/relationships" xmlns:m="http://schemas.openxmlformats.org/officeDocument/2006/math" xmlns:v="urn:schemas-microsoft-com:vml" xmlns:wp14="http://schemas.microsoft.com/office/word/2010/wordprocessingDrawing" xmlns:wp="http://schemas.openxmlformats.org/drawingml/2006/wordprocessingDrawing" xmlns:w10="urn:schemas-microsoft-com:office:word" xmlns:w="http://schemas.openxmlformats.org/wordprocessingml/2006/main" xmlns:w14="http://schemas.microsoft.com/office/word/2010/wordml" xmlns:w15="http://schemas.microsoft.com/office/word/2012/wordml" xmlns:w16cex="http://schemas.microsoft.com/office/word/2018/wordml/cex" xmlns:w16cid="http://schemas.microsoft.com/office/word/2016/wordml/cid" xmlns:w16="http://schemas.microsoft.com/office/word/2018/wordml" xmlns:w16sdtdh="http://schemas.microsoft.com/office/word/2020/wordml/sdtdatahash" xmlns:w16se="http://schemas.microsoft.com/office/word/2015/wordml/symex" xmlns:wpg="http://schemas.microsoft.com/office/word/2010/wordprocessingGroup" xmlns:wpi="http://schemas.microsoft.com/office/word/2010/wordprocessingInk" xmlns:wne="http://schemas.microsoft.com/office/word/2006/wordml" xmlns:wps="http://schemas.microsoft.com/office/word/2010/wordprocessingShape" mc:Ignorable="w14 w15 w16se w16cid w16 w16cex w16sdtdh wp14">
+<w:ftr xmlns:wpc="http://schemas.microsoft.com/office/word/2010/wordprocessingCanvas" xmlns:cx="http://schemas.microsoft.com/office/drawing/2014/chartex" xmlns:cx1="http://schemas.microsoft.com/office/drawing/2015/9/8/chartex" xmlns:cx2="http://schemas.microsoft.com/office/drawing/2015/10/21/chartex" xmlns:cx3="http://schemas.microsoft.com/office/drawing/2016/5/9/chartex" xmlns:cx4="http://schemas.microsoft.com/office/drawing/2016/5/10/chartex" xmlns:cx5="http://schemas.microsoft.com/office/drawing/2016/5/11/chartex" xmlns:cx6="http://schemas.microsoft.com/office/drawing/2016/5/12/chartex" xmlns:cx7="http://schemas.microsoft.com/office/drawing/2016/5/13/chartex" xmlns:cx8="http://schemas.microsoft.com/office/drawing/2016/5/14/chartex" xmlns:mc="http://schemas.openxmlformats.org/markup-compatibility/2006" xmlns:aink="http://schemas.microsoft.com/office/drawing/2016/ink" xmlns:am3d="http://schemas.microsoft.com/office/drawing/2017/model3d" xmlns:o="urn:schemas-microsoft-com:office:office" xmlns:oel="http://schemas.microsoft.com/office/2019/extlst" xmlns:r="http://schemas.openxmlformats.org/officeDocument/2006/relationships" xmlns:m="http://schemas.openxmlformats.org/officeDocument/2006/math" xmlns:v="urn:schemas-microsoft-com:vml" xmlns:wp14="http://schemas.microsoft.com/office/word/2010/wordprocessingDrawing" xmlns:wp="http://schemas.openxmlformats.org/drawingml/2006/wordprocessingDrawing" xmlns:w10="urn:schemas-microsoft-com:office:word" xmlns:w="http://schemas.openxmlformats.org/wordprocessingml/2006/main" xmlns:w14="http://schemas.microsoft.com/office/word/2010/wordml" xmlns:w15="http://schemas.microsoft.com/office/word/2012/wordml" xmlns:w16cex="http://schemas.microsoft.com/office/word/2018/wordml/cex" xmlns:w16cid="http://schemas.microsoft.com/office/word/2016/wordml/cid" xmlns:w16="http://schemas.microsoft.com/office/word/2018/wordml" xmlns:w16du="http://schemas.microsoft.com/office/word/2023/wordml/word16du" xmlns:w16sdtdh="http://schemas.microsoft.com/office/word/2020/wordml/sdtdatahash" xmlns:w16sdtfl="http://schemas.microsoft.com/office/word/2024/wordml/sdtformatlock" xmlns:w16se="http://schemas.microsoft.com/office/word/2015/wordml/symex" xmlns:wpg="http://schemas.microsoft.com/office/word/2010/wordprocessingGroup" xmlns:wpi="http://schemas.microsoft.com/office/word/2010/wordprocessingInk" xmlns:wne="http://schemas.microsoft.com/office/word/2006/wordml" xmlns:wps="http://schemas.microsoft.com/office/word/2010/wordprocessingShape" mc:Ignorable="w14 w15 w16se w16cid w16 w16cex w16sdtdh w16sdtfl w16du wp14">
   <w:p>
     <w:pPr>
       <w:pStyle w:val="Footer"/>
@@ -3120,7 +5643,7 @@
       <mc:AlternateContent>
         <mc:Choice Requires="wps">
           <w:drawing>
-            <wp:anchor distT="0" distB="0" distL="0" distR="0" simplePos="0" relativeHeight="251658243" behindDoc="0" locked="0" layoutInCell="1" allowOverlap="1" wp14:anchorId="50E46DD8" wp14:editId="3E194DC2">
+            <wp:anchor distT="0" distB="0" distL="0" distR="0" simplePos="0" relativeHeight="251662340" behindDoc="0" locked="0" layoutInCell="1" allowOverlap="1" wp14:anchorId="08F6CA1E" wp14:editId="51BE11A2">
               <wp:simplePos x="635" y="635"/>
               <wp:positionH relativeFrom="page">
                 <wp:align>right</wp:align>
@@ -3128,10 +5651,10 @@
               <wp:positionV relativeFrom="page">
                 <wp:align>bottom</wp:align>
               </wp:positionV>
-              <wp:extent cx="2096770" cy="357505"/>
+              <wp:extent cx="2670810" cy="357505"/>
               <wp:effectExtent l="0" t="0" r="0" b="0"/>
               <wp:wrapNone/>
-              <wp:docPr id="116182408" name="Text Box 5" descr="Sensitivity : YNV Group Confidential">
+              <wp:docPr id="1538183413" name="Text Box 6" descr="Sensitivity: COMMERCIALLY CONFIDENTIAL">
                 <a:extLst xmlns:a="http://schemas.openxmlformats.org/drawingml/2006/main">
                   <a:ext uri="{5AE41FA2-C0FF-4470-9BD4-5FADCA87CBE2}">
                     <aclsh:classification xmlns:aclsh="http://schemas.microsoft.com/office/drawing/2020/classificationShape" classificationOutcomeType="ftr"/>
@@ -3146,7 +5669,7 @@
                     <wps:spPr>
                       <a:xfrm>
                         <a:off x="0" y="0"/>
-                        <a:ext cx="2096770" cy="357505"/>
+                        <a:ext cx="2670810" cy="357505"/>
                       </a:xfrm>
                       <a:prstGeom prst="rect">
                         <a:avLst/>
@@ -3162,7 +5685,7 @@
                           <w:pPr>
                             <w:spacing w:after="0"/>
                             <w:rPr>
-                              <w:rFonts w:ascii="Calibri" w:eastAsia="Calibri" w:hAnsi="Calibri"/>
+                              <w:rFonts w:ascii="Aptos" w:eastAsia="Aptos" w:hAnsi="Aptos" w:cs="Aptos"/>
                               <w:noProof/>
                               <w:color w:val="000000"/>
                               <w:sz w:val="20"/>
@@ -3171,13 +5694,13 @@
                           </w:pPr>
                           <w:r>
                             <w:rPr>
-                              <w:rFonts w:ascii="Calibri" w:eastAsia="Calibri" w:hAnsi="Calibri"/>
+                              <w:rFonts w:ascii="Aptos" w:eastAsia="Aptos" w:hAnsi="Aptos" w:cs="Aptos"/>
                               <w:noProof/>
                               <w:color w:val="000000"/>
                               <w:sz w:val="20"/>
                               <w:szCs w:val="20"/>
                             </w:rPr>
-                            <w:t>Sensitivity : YNV Group Confidential</w:t>
+                            <w:t>Sensitivity: COMMERCIALLY CONFIDENTIAL</w:t>
                           </w:r>
                         </w:p>
                       </w:txbxContent>
@@ -3196,18 +5719,19 @@
         </mc:Choice>
         <mc:Fallback>
           <w:pict>
-            <v:shapetype w14:anchorId="50E46DD8" id="_x0000_t202" coordsize="21600,21600" o:spt="202" path="m,l,21600r21600,l21600,xe">
+            <v:shapetype w14:anchorId="08F6CA1E" id="_x0000_t202" coordsize="21600,21600" o:spt="202" path="m,l,21600r21600,l21600,xe">
               <v:stroke joinstyle="miter"/>
               <v:path gradientshapeok="t" o:connecttype="rect"/>
             </v:shapetype>
-            <v:shape id="Text Box 5" o:spid="_x0000_s1028" type="#_x0000_t202" alt="Sensitivity : YNV Group Confidential" style="position:absolute;margin-left:113.9pt;margin-top:0;width:165.1pt;height:28.15pt;z-index:251658243;visibility:visible;mso-wrap-style:none;mso-wrap-distance-left:0;mso-wrap-distance-top:0;mso-wrap-distance-right:0;mso-wrap-distance-bottom:0;mso-position-horizontal:right;mso-position-horizontal-relative:page;mso-position-vertical:bottom;mso-position-vertical-relative:page;v-text-anchor:bottom" o:gfxdata="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" filled="f" stroked="f">
+            <v:shape id="Text Box 6" o:spid="_x0000_s1028" type="#_x0000_t202" alt="Sensitivity: COMMERCIALLY CONFIDENTIAL" style="position:absolute;margin-left:159.1pt;margin-top:0;width:210.3pt;height:28.15pt;z-index:251662340;visibility:visible;mso-wrap-style:none;mso-wrap-distance-left:0;mso-wrap-distance-top:0;mso-wrap-distance-right:0;mso-wrap-distance-bottom:0;mso-position-horizontal:right;mso-position-horizontal-relative:page;mso-position-vertical:bottom;mso-position-vertical-relative:page;v-text-anchor:bottom" o:gfxdata="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" filled="f" stroked="f">
+              <v:fill o:detectmouseclick="t"/>
               <v:textbox style="mso-fit-shape-to-text:t" inset="0,0,20pt,15pt">
                 <w:txbxContent>
                   <w:p>
                     <w:pPr>
                       <w:spacing w:after="0"/>
                       <w:rPr>
-                        <w:rFonts w:ascii="Calibri" w:eastAsia="Calibri" w:hAnsi="Calibri"/>
+                        <w:rFonts w:ascii="Aptos" w:eastAsia="Aptos" w:hAnsi="Aptos" w:cs="Aptos"/>
                         <w:noProof/>
                         <w:color w:val="000000"/>
                         <w:sz w:val="20"/>
@@ -3216,13 +5740,13 @@
                     </w:pPr>
                     <w:r>
                       <w:rPr>
-                        <w:rFonts w:ascii="Calibri" w:eastAsia="Calibri" w:hAnsi="Calibri"/>
+                        <w:rFonts w:ascii="Aptos" w:eastAsia="Aptos" w:hAnsi="Aptos" w:cs="Aptos"/>
                         <w:noProof/>
                         <w:color w:val="000000"/>
                         <w:sz w:val="20"/>
                         <w:szCs w:val="20"/>
                       </w:rPr>
-                      <w:t>Sensitivity : YNV Group Confidential</w:t>
+                      <w:t>Sensitivity: COMMERCIALLY CONFIDENTIAL</w:t>
                     </w:r>
                   </w:p>
                 </w:txbxContent>
@@ -3238,7 +5762,7 @@
 </file>
 
 <file path=word/footer2.xml><?xml version="1.0" encoding="utf-8"?>
-<w:ftr xmlns:wpc="http://schemas.microsoft.com/office/word/2010/wordprocessingCanvas" xmlns:cx="http://schemas.microsoft.com/office/drawing/2014/chartex" xmlns:cx1="http://schemas.microsoft.com/office/drawing/2015/9/8/chartex" xmlns:cx2="http://schemas.microsoft.com/office/drawing/2015/10/21/chartex" xmlns:cx3="http://schemas.microsoft.com/office/drawing/2016/5/9/chartex" xmlns:cx4="http://schemas.microsoft.com/office/drawing/2016/5/10/chartex" xmlns:cx5="http://schemas.microsoft.com/office/drawing/2016/5/11/chartex" xmlns:cx6="http://schemas.microsoft.com/office/drawing/2016/5/12/chartex" xmlns:cx7="http://schemas.microsoft.com/office/drawing/2016/5/13/chartex" xmlns:cx8="http://schemas.microsoft.com/office/drawing/2016/5/14/chartex" xmlns:mc="http://schemas.openxmlformats.org/markup-compatibility/2006" xmlns:aink="http://schemas.microsoft.com/office/drawing/2016/ink" xmlns:am3d="http://schemas.microsoft.com/office/drawing/2017/model3d" xmlns:o="urn:schemas-microsoft-com:office:office" xmlns:r="http://schemas.openxmlformats.org/officeDocument/2006/relationships" xmlns:m="http://schemas.openxmlformats.org/officeDocument/2006/math" xmlns:v="urn:schemas-microsoft-com:vml" xmlns:wp14="http://schemas.microsoft.com/office/word/2010/wordprocessingDrawing" xmlns:wp="http://schemas.openxmlformats.org/drawingml/2006/wordprocessingDrawing" xmlns:w10="urn:schemas-microsoft-com:office:word" xmlns:w="http://schemas.openxmlformats.org/wordprocessingml/2006/main" xmlns:w14="http://schemas.microsoft.com/office/word/2010/wordml" xmlns:w15="http://schemas.microsoft.com/office/word/2012/wordml" xmlns:w16cex="http://schemas.microsoft.com/office/word/2018/wordml/cex" xmlns:w16cid="http://schemas.microsoft.com/office/word/2016/wordml/cid" xmlns:w16="http://schemas.microsoft.com/office/word/2018/wordml" xmlns:w16sdtdh="http://schemas.microsoft.com/office/word/2020/wordml/sdtdatahash" xmlns:w16se="http://schemas.microsoft.com/office/word/2015/wordml/symex" xmlns:wpg="http://schemas.microsoft.com/office/word/2010/wordprocessingGroup" xmlns:wpi="http://schemas.microsoft.com/office/word/2010/wordprocessingInk" xmlns:wne="http://schemas.microsoft.com/office/word/2006/wordml" xmlns:wps="http://schemas.microsoft.com/office/word/2010/wordprocessingShape" mc:Ignorable="w14 w15 w16se w16cid w16 w16cex w16sdtdh wp14">
+<w:ftr xmlns:wpc="http://schemas.microsoft.com/office/word/2010/wordprocessingCanvas" xmlns:cx="http://schemas.microsoft.com/office/drawing/2014/chartex" xmlns:cx1="http://schemas.microsoft.com/office/drawing/2015/9/8/chartex" xmlns:cx2="http://schemas.microsoft.com/office/drawing/2015/10/21/chartex" xmlns:cx3="http://schemas.microsoft.com/office/drawing/2016/5/9/chartex" xmlns:cx4="http://schemas.microsoft.com/office/drawing/2016/5/10/chartex" xmlns:cx5="http://schemas.microsoft.com/office/drawing/2016/5/11/chartex" xmlns:cx6="http://schemas.microsoft.com/office/drawing/2016/5/12/chartex" xmlns:cx7="http://schemas.microsoft.com/office/drawing/2016/5/13/chartex" xmlns:cx8="http://schemas.microsoft.com/office/drawing/2016/5/14/chartex" xmlns:mc="http://schemas.openxmlformats.org/markup-compatibility/2006" xmlns:aink="http://schemas.microsoft.com/office/drawing/2016/ink" xmlns:am3d="http://schemas.microsoft.com/office/drawing/2017/model3d" xmlns:o="urn:schemas-microsoft-com:office:office" xmlns:oel="http://schemas.microsoft.com/office/2019/extlst" xmlns:r="http://schemas.openxmlformats.org/officeDocument/2006/relationships" xmlns:m="http://schemas.openxmlformats.org/officeDocument/2006/math" xmlns:v="urn:schemas-microsoft-com:vml" xmlns:wp14="http://schemas.microsoft.com/office/word/2010/wordprocessingDrawing" xmlns:wp="http://schemas.openxmlformats.org/drawingml/2006/wordprocessingDrawing" xmlns:w10="urn:schemas-microsoft-com:office:word" xmlns:w="http://schemas.openxmlformats.org/wordprocessingml/2006/main" xmlns:w14="http://schemas.microsoft.com/office/word/2010/wordml" xmlns:w15="http://schemas.microsoft.com/office/word/2012/wordml" xmlns:w16cex="http://schemas.microsoft.com/office/word/2018/wordml/cex" xmlns:w16cid="http://schemas.microsoft.com/office/word/2016/wordml/cid" xmlns:w16="http://schemas.microsoft.com/office/word/2018/wordml" xmlns:w16du="http://schemas.microsoft.com/office/word/2023/wordml/word16du" xmlns:w16sdtdh="http://schemas.microsoft.com/office/word/2020/wordml/sdtdatahash" xmlns:w16sdtfl="http://schemas.microsoft.com/office/word/2024/wordml/sdtformatlock" xmlns:w16se="http://schemas.microsoft.com/office/word/2015/wordml/symex" xmlns:wpg="http://schemas.microsoft.com/office/word/2010/wordprocessingGroup" xmlns:wpi="http://schemas.microsoft.com/office/word/2010/wordprocessingInk" xmlns:wne="http://schemas.microsoft.com/office/word/2006/wordml" xmlns:wps="http://schemas.microsoft.com/office/word/2010/wordprocessingShape" mc:Ignorable="w14 w15 w16se w16cid w16 w16cex w16sdtdh w16sdtfl w16du wp14">
   <w:tbl>
     <w:tblPr>
       <w:tblStyle w:val="TableGrid"/>
@@ -3277,6 +5801,132 @@
               <w:szCs w:val="16"/>
             </w:rPr>
           </w:pPr>
+          <w:r>
+            <w:rPr>
+              <w:rFonts w:ascii="Bahnschrift Light" w:hAnsi="Bahnschrift Light"/>
+              <w:noProof/>
+              <w:color w:val="3A3E3C" w:themeColor="text2"/>
+              <w:sz w:val="16"/>
+              <w:szCs w:val="16"/>
+              <w14:ligatures w14:val="standardContextual"/>
+            </w:rPr>
+            <mc:AlternateContent>
+              <mc:Choice Requires="wps">
+                <w:drawing>
+                  <wp:anchor distT="0" distB="0" distL="0" distR="0" simplePos="0" relativeHeight="251663364" behindDoc="0" locked="0" layoutInCell="1" allowOverlap="1" wp14:anchorId="16745DDF" wp14:editId="1EAB8498">
+                    <wp:simplePos x="443230" y="9817100"/>
+                    <wp:positionH relativeFrom="page">
+                      <wp:align>right</wp:align>
+                    </wp:positionH>
+                    <wp:positionV relativeFrom="page">
+                      <wp:align>bottom</wp:align>
+                    </wp:positionV>
+                    <wp:extent cx="2670810" cy="357505"/>
+                    <wp:effectExtent l="0" t="0" r="0" b="0"/>
+                    <wp:wrapNone/>
+                    <wp:docPr id="1107729753" name="Text Box 7" descr="Sensitivity: COMMERCIALLY CONFIDENTIAL">
+                      <a:extLst xmlns:a="http://schemas.openxmlformats.org/drawingml/2006/main">
+                        <a:ext uri="{5AE41FA2-C0FF-4470-9BD4-5FADCA87CBE2}">
+                          <aclsh:classification xmlns:aclsh="http://schemas.microsoft.com/office/drawing/2020/classificationShape" classificationOutcomeType="ftr"/>
+                        </a:ext>
+                      </a:extLst>
+                    </wp:docPr>
+                    <wp:cNvGraphicFramePr/>
+                    <a:graphic xmlns:a="http://schemas.openxmlformats.org/drawingml/2006/main">
+                      <a:graphicData uri="http://schemas.microsoft.com/office/word/2010/wordprocessingShape">
+                        <wps:wsp>
+                          <wps:cNvSpPr txBox="1"/>
+                          <wps:spPr>
+                            <a:xfrm>
+                              <a:off x="0" y="0"/>
+                              <a:ext cx="2670810" cy="357505"/>
+                            </a:xfrm>
+                            <a:prstGeom prst="rect">
+                              <a:avLst/>
+                            </a:prstGeom>
+                            <a:noFill/>
+                            <a:ln>
+                              <a:noFill/>
+                            </a:ln>
+                          </wps:spPr>
+                          <wps:txbx>
+                            <w:txbxContent>
+                              <w:p>
+                                <w:pPr>
+                                  <w:spacing w:after="0"/>
+                                  <w:rPr>
+                                    <w:rFonts w:ascii="Aptos" w:eastAsia="Aptos" w:hAnsi="Aptos" w:cs="Aptos"/>
+                                    <w:noProof/>
+                                    <w:color w:val="000000"/>
+                                    <w:sz w:val="20"/>
+                                    <w:szCs w:val="20"/>
+                                  </w:rPr>
+                                </w:pPr>
+                                <w:r>
+                                  <w:rPr>
+                                    <w:rFonts w:ascii="Aptos" w:eastAsia="Aptos" w:hAnsi="Aptos" w:cs="Aptos"/>
+                                    <w:noProof/>
+                                    <w:color w:val="000000"/>
+                                    <w:sz w:val="20"/>
+                                    <w:szCs w:val="20"/>
+                                  </w:rPr>
+                                  <w:t>Sensitivity: COMMERCIALLY CONFIDENTIAL</w:t>
+                                </w:r>
+                              </w:p>
+                            </w:txbxContent>
+                          </wps:txbx>
+                          <wps:bodyPr rot="0" spcFirstLastPara="0" vertOverflow="overflow" horzOverflow="overflow" vert="horz" wrap="none" lIns="0" tIns="0" rIns="254000" bIns="190500" numCol="1" spcCol="0" rtlCol="0" fromWordArt="0" anchor="b" anchorCtr="0" forceAA="0" compatLnSpc="1">
+                            <a:prstTxWarp prst="textNoShape">
+                              <a:avLst/>
+                            </a:prstTxWarp>
+                            <a:spAutoFit/>
+                          </wps:bodyPr>
+                        </wps:wsp>
+                      </a:graphicData>
+                    </a:graphic>
+                  </wp:anchor>
+                </w:drawing>
+              </mc:Choice>
+              <mc:Fallback>
+                <w:pict>
+                  <v:shapetype w14:anchorId="16745DDF" id="_x0000_t202" coordsize="21600,21600" o:spt="202" path="m,l,21600r21600,l21600,xe">
+                    <v:stroke joinstyle="miter"/>
+                    <v:path gradientshapeok="t" o:connecttype="rect"/>
+                  </v:shapetype>
+                  <v:shape id="Text Box 7" o:spid="_x0000_s1029" type="#_x0000_t202" alt="Sensitivity: COMMERCIALLY CONFIDENTIAL" style="position:absolute;margin-left:159.1pt;margin-top:0;width:210.3pt;height:28.15pt;z-index:251663364;visibility:visible;mso-wrap-style:none;mso-wrap-distance-left:0;mso-wrap-distance-top:0;mso-wrap-distance-right:0;mso-wrap-distance-bottom:0;mso-position-horizontal:right;mso-position-horizontal-relative:page;mso-position-vertical:bottom;mso-position-vertical-relative:page;v-text-anchor:bottom" o:gfxdata="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" filled="f" stroked="f">
+                    <v:fill o:detectmouseclick="t"/>
+                    <v:textbox style="mso-fit-shape-to-text:t" inset="0,0,20pt,15pt">
+                      <w:txbxContent>
+                        <w:p>
+                          <w:pPr>
+                            <w:spacing w:after="0"/>
+                            <w:rPr>
+                              <w:rFonts w:ascii="Aptos" w:eastAsia="Aptos" w:hAnsi="Aptos" w:cs="Aptos"/>
+                              <w:noProof/>
+                              <w:color w:val="000000"/>
+                              <w:sz w:val="20"/>
+                              <w:szCs w:val="20"/>
+                            </w:rPr>
+                          </w:pPr>
+                          <w:r>
+                            <w:rPr>
+                              <w:rFonts w:ascii="Aptos" w:eastAsia="Aptos" w:hAnsi="Aptos" w:cs="Aptos"/>
+                              <w:noProof/>
+                              <w:color w:val="000000"/>
+                              <w:sz w:val="20"/>
+                              <w:szCs w:val="20"/>
+                            </w:rPr>
+                            <w:t>Sensitivity: COMMERCIALLY CONFIDENTIAL</w:t>
+                          </w:r>
+                        </w:p>
+                      </w:txbxContent>
+                    </v:textbox>
+                    <w10:wrap anchorx="page" anchory="page"/>
+                  </v:shape>
+                </w:pict>
+              </mc:Fallback>
+            </mc:AlternateContent>
+          </w:r>
         </w:p>
       </w:tc>
     </w:tr>
@@ -3508,7 +6158,7 @@
 </file>
 
 <file path=word/footer3.xml><?xml version="1.0" encoding="utf-8"?>
-<w:ftr xmlns:wpc="http://schemas.microsoft.com/office/word/2010/wordprocessingCanvas" xmlns:cx="http://schemas.microsoft.com/office/drawing/2014/chartex" xmlns:cx1="http://schemas.microsoft.com/office/drawing/2015/9/8/chartex" xmlns:cx2="http://schemas.microsoft.com/office/drawing/2015/10/21/chartex" xmlns:cx3="http://schemas.microsoft.com/office/drawing/2016/5/9/chartex" xmlns:cx4="http://schemas.microsoft.com/office/drawing/2016/5/10/chartex" xmlns:cx5="http://schemas.microsoft.com/office/drawing/2016/5/11/chartex" xmlns:cx6="http://schemas.microsoft.com/office/drawing/2016/5/12/chartex" xmlns:cx7="http://schemas.microsoft.com/office/drawing/2016/5/13/chartex" xmlns:cx8="http://schemas.microsoft.com/office/drawing/2016/5/14/chartex" xmlns:mc="http://schemas.openxmlformats.org/markup-compatibility/2006" xmlns:aink="http://schemas.microsoft.com/office/drawing/2016/ink" xmlns:am3d="http://schemas.microsoft.com/office/drawing/2017/model3d" xmlns:o="urn:schemas-microsoft-com:office:office" xmlns:r="http://schemas.openxmlformats.org/officeDocument/2006/relationships" xmlns:m="http://schemas.openxmlformats.org/officeDocument/2006/math" xmlns:v="urn:schemas-microsoft-com:vml" xmlns:wp14="http://schemas.microsoft.com/office/word/2010/wordprocessingDrawing" xmlns:wp="http://schemas.openxmlformats.org/drawingml/2006/wordprocessingDrawing" xmlns:w10="urn:schemas-microsoft-com:office:word" xmlns:w="http://schemas.openxmlformats.org/wordprocessingml/2006/main" xmlns:w14="http://schemas.microsoft.com/office/word/2010/wordml" xmlns:w15="http://schemas.microsoft.com/office/word/2012/wordml" xmlns:w16cex="http://schemas.microsoft.com/office/word/2018/wordml/cex" xmlns:w16cid="http://schemas.microsoft.com/office/word/2016/wordml/cid" xmlns:w16="http://schemas.microsoft.com/office/word/2018/wordml" xmlns:w16sdtdh="http://schemas.microsoft.com/office/word/2020/wordml/sdtdatahash" xmlns:w16se="http://schemas.microsoft.com/office/word/2015/wordml/symex" xmlns:wpg="http://schemas.microsoft.com/office/word/2010/wordprocessingGroup" xmlns:wpi="http://schemas.microsoft.com/office/word/2010/wordprocessingInk" xmlns:wne="http://schemas.microsoft.com/office/word/2006/wordml" xmlns:wps="http://schemas.microsoft.com/office/word/2010/wordprocessingShape" mc:Ignorable="w14 w15 w16se w16cid w16 w16cex w16sdtdh wp14">
+<w:ftr xmlns:wpc="http://schemas.microsoft.com/office/word/2010/wordprocessingCanvas" xmlns:cx="http://schemas.microsoft.com/office/drawing/2014/chartex" xmlns:cx1="http://schemas.microsoft.com/office/drawing/2015/9/8/chartex" xmlns:cx2="http://schemas.microsoft.com/office/drawing/2015/10/21/chartex" xmlns:cx3="http://schemas.microsoft.com/office/drawing/2016/5/9/chartex" xmlns:cx4="http://schemas.microsoft.com/office/drawing/2016/5/10/chartex" xmlns:cx5="http://schemas.microsoft.com/office/drawing/2016/5/11/chartex" xmlns:cx6="http://schemas.microsoft.com/office/drawing/2016/5/12/chartex" xmlns:cx7="http://schemas.microsoft.com/office/drawing/2016/5/13/chartex" xmlns:cx8="http://schemas.microsoft.com/office/drawing/2016/5/14/chartex" xmlns:mc="http://schemas.openxmlformats.org/markup-compatibility/2006" xmlns:aink="http://schemas.microsoft.com/office/drawing/2016/ink" xmlns:am3d="http://schemas.microsoft.com/office/drawing/2017/model3d" xmlns:o="urn:schemas-microsoft-com:office:office" xmlns:oel="http://schemas.microsoft.com/office/2019/extlst" xmlns:r="http://schemas.openxmlformats.org/officeDocument/2006/relationships" xmlns:m="http://schemas.openxmlformats.org/officeDocument/2006/math" xmlns:v="urn:schemas-microsoft-com:vml" xmlns:wp14="http://schemas.microsoft.com/office/word/2010/wordprocessingDrawing" xmlns:wp="http://schemas.openxmlformats.org/drawingml/2006/wordprocessingDrawing" xmlns:w10="urn:schemas-microsoft-com:office:word" xmlns:w="http://schemas.openxmlformats.org/wordprocessingml/2006/main" xmlns:w14="http://schemas.microsoft.com/office/word/2010/wordml" xmlns:w15="http://schemas.microsoft.com/office/word/2012/wordml" xmlns:w16cex="http://schemas.microsoft.com/office/word/2018/wordml/cex" xmlns:w16cid="http://schemas.microsoft.com/office/word/2016/wordml/cid" xmlns:w16="http://schemas.microsoft.com/office/word/2018/wordml" xmlns:w16du="http://schemas.microsoft.com/office/word/2023/wordml/word16du" xmlns:w16sdtdh="http://schemas.microsoft.com/office/word/2020/wordml/sdtdatahash" xmlns:w16sdtfl="http://schemas.microsoft.com/office/word/2024/wordml/sdtformatlock" xmlns:w16se="http://schemas.microsoft.com/office/word/2015/wordml/symex" xmlns:wpg="http://schemas.microsoft.com/office/word/2010/wordprocessingGroup" xmlns:wpi="http://schemas.microsoft.com/office/word/2010/wordprocessingInk" xmlns:wne="http://schemas.microsoft.com/office/word/2006/wordml" xmlns:wps="http://schemas.microsoft.com/office/word/2010/wordprocessingShape" mc:Ignorable="w14 w15 w16se w16cid w16 w16cex w16sdtdh w16sdtfl w16du wp14">
   <w:p>
     <w:pPr>
       <w:pStyle w:val="Footer"/>
@@ -3521,18 +6171,18 @@
       <mc:AlternateContent>
         <mc:Choice Requires="wps">
           <w:drawing>
-            <wp:anchor distT="0" distB="0" distL="0" distR="0" simplePos="0" relativeHeight="251658244" behindDoc="0" locked="0" layoutInCell="1" allowOverlap="1" wp14:anchorId="00063838" wp14:editId="695AC362">
-              <wp:simplePos x="635" y="635"/>
+            <wp:anchor distT="0" distB="0" distL="0" distR="0" simplePos="0" relativeHeight="251661316" behindDoc="0" locked="0" layoutInCell="1" allowOverlap="1" wp14:anchorId="4CF40AB7" wp14:editId="5046619A">
+              <wp:simplePos x="914400" y="10393680"/>
               <wp:positionH relativeFrom="page">
                 <wp:align>right</wp:align>
               </wp:positionH>
               <wp:positionV relativeFrom="page">
                 <wp:align>bottom</wp:align>
               </wp:positionV>
-              <wp:extent cx="2096770" cy="357505"/>
+              <wp:extent cx="2670810" cy="357505"/>
               <wp:effectExtent l="0" t="0" r="0" b="0"/>
               <wp:wrapNone/>
-              <wp:docPr id="1195292364" name="Text Box 4" descr="Sensitivity : YNV Group Confidential">
+              <wp:docPr id="523987966" name="Text Box 5" descr="Sensitivity: COMMERCIALLY CONFIDENTIAL">
                 <a:extLst xmlns:a="http://schemas.openxmlformats.org/drawingml/2006/main">
                   <a:ext uri="{5AE41FA2-C0FF-4470-9BD4-5FADCA87CBE2}">
                     <aclsh:classification xmlns:aclsh="http://schemas.microsoft.com/office/drawing/2020/classificationShape" classificationOutcomeType="ftr"/>
@@ -3547,7 +6197,7 @@
                     <wps:spPr>
                       <a:xfrm>
                         <a:off x="0" y="0"/>
-                        <a:ext cx="2096770" cy="357505"/>
+                        <a:ext cx="2670810" cy="357505"/>
                       </a:xfrm>
                       <a:prstGeom prst="rect">
                         <a:avLst/>
@@ -3563,7 +6213,7 @@
                           <w:pPr>
                             <w:spacing w:after="0"/>
                             <w:rPr>
-                              <w:rFonts w:ascii="Calibri" w:eastAsia="Calibri" w:hAnsi="Calibri"/>
+                              <w:rFonts w:ascii="Aptos" w:eastAsia="Aptos" w:hAnsi="Aptos" w:cs="Aptos"/>
                               <w:noProof/>
                               <w:color w:val="000000"/>
                               <w:sz w:val="20"/>
@@ -3572,13 +6222,13 @@
                           </w:pPr>
                           <w:r>
                             <w:rPr>
-                              <w:rFonts w:ascii="Calibri" w:eastAsia="Calibri" w:hAnsi="Calibri"/>
+                              <w:rFonts w:ascii="Aptos" w:eastAsia="Aptos" w:hAnsi="Aptos" w:cs="Aptos"/>
                               <w:noProof/>
                               <w:color w:val="000000"/>
                               <w:sz w:val="20"/>
                               <w:szCs w:val="20"/>
                             </w:rPr>
-                            <w:t>Sensitivity : YNV Group Confidential</w:t>
+                            <w:t>Sensitivity: COMMERCIALLY CONFIDENTIAL</w:t>
                           </w:r>
                         </w:p>
                       </w:txbxContent>
@@ -3597,18 +6247,19 @@
         </mc:Choice>
         <mc:Fallback>
           <w:pict>
-            <v:shapetype w14:anchorId="00063838" id="_x0000_t202" coordsize="21600,21600" o:spt="202" path="m,l,21600r21600,l21600,xe">
+            <v:shapetype w14:anchorId="4CF40AB7" id="_x0000_t202" coordsize="21600,21600" o:spt="202" path="m,l,21600r21600,l21600,xe">
               <v:stroke joinstyle="miter"/>
               <v:path gradientshapeok="t" o:connecttype="rect"/>
             </v:shapetype>
-            <v:shape id="Text Box 4" o:spid="_x0000_s1029" type="#_x0000_t202" alt="Sensitivity : YNV Group Confidential" style="position:absolute;margin-left:113.9pt;margin-top:0;width:165.1pt;height:28.15pt;z-index:251658244;visibility:visible;mso-wrap-style:none;mso-wrap-distance-left:0;mso-wrap-distance-top:0;mso-wrap-distance-right:0;mso-wrap-distance-bottom:0;mso-position-horizontal:right;mso-position-horizontal-relative:page;mso-position-vertical:bottom;mso-position-vertical-relative:page;v-text-anchor:bottom" o:gfxdata="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" filled="f" stroked="f">
+            <v:shape id="Text Box 5" o:spid="_x0000_s1030" type="#_x0000_t202" alt="Sensitivity: COMMERCIALLY CONFIDENTIAL" style="position:absolute;margin-left:159.1pt;margin-top:0;width:210.3pt;height:28.15pt;z-index:251661316;visibility:visible;mso-wrap-style:none;mso-wrap-distance-left:0;mso-wrap-distance-top:0;mso-wrap-distance-right:0;mso-wrap-distance-bottom:0;mso-position-horizontal:right;mso-position-horizontal-relative:page;mso-position-vertical:bottom;mso-position-vertical-relative:page;v-text-anchor:bottom" o:gfxdata="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" filled="f" stroked="f">
+              <v:fill o:detectmouseclick="t"/>
               <v:textbox style="mso-fit-shape-to-text:t" inset="0,0,20pt,15pt">
                 <w:txbxContent>
                   <w:p>
                     <w:pPr>
                       <w:spacing w:after="0"/>
                       <w:rPr>
-                        <w:rFonts w:ascii="Calibri" w:eastAsia="Calibri" w:hAnsi="Calibri"/>
+                        <w:rFonts w:ascii="Aptos" w:eastAsia="Aptos" w:hAnsi="Aptos" w:cs="Aptos"/>
                         <w:noProof/>
                         <w:color w:val="000000"/>
                         <w:sz w:val="20"/>
@@ -3617,13 +6268,13 @@
                     </w:pPr>
                     <w:r>
                       <w:rPr>
-                        <w:rFonts w:ascii="Calibri" w:eastAsia="Calibri" w:hAnsi="Calibri"/>
+                        <w:rFonts w:ascii="Aptos" w:eastAsia="Aptos" w:hAnsi="Aptos" w:cs="Aptos"/>
                         <w:noProof/>
                         <w:color w:val="000000"/>
                         <w:sz w:val="20"/>
                         <w:szCs w:val="20"/>
                       </w:rPr>
-                      <w:t>Sensitivity : YNV Group Confidential</w:t>
+                      <w:t>Sensitivity: COMMERCIALLY CONFIDENTIAL</w:t>
                     </w:r>
                   </w:p>
                 </w:txbxContent>
@@ -3639,7 +6290,7 @@
 </file>
 
 <file path=word/footnotes.xml><?xml version="1.0" encoding="utf-8"?>
-<w:footnotes xmlns:wpc="http://schemas.microsoft.com/office/word/2010/wordprocessingCanvas" xmlns:cx="http://schemas.microsoft.com/office/drawing/2014/chartex" xmlns:cx1="http://schemas.microsoft.com/office/drawing/2015/9/8/chartex" xmlns:cx2="http://schemas.microsoft.com/office/drawing/2015/10/21/chartex" xmlns:cx3="http://schemas.microsoft.com/office/drawing/2016/5/9/chartex" xmlns:cx4="http://schemas.microsoft.com/office/drawing/2016/5/10/chartex" xmlns:cx5="http://schemas.microsoft.com/office/drawing/2016/5/11/chartex" xmlns:cx6="http://schemas.microsoft.com/office/drawing/2016/5/12/chartex" xmlns:cx7="http://schemas.microsoft.com/office/drawing/2016/5/13/chartex" xmlns:cx8="http://schemas.microsoft.com/office/drawing/2016/5/14/chartex" xmlns:mc="http://schemas.openxmlformats.org/markup-compatibility/2006" xmlns:aink="http://schemas.microsoft.com/office/drawing/2016/ink" xmlns:am3d="http://schemas.microsoft.com/office/drawing/2017/model3d" xmlns:o="urn:schemas-microsoft-com:office:office" xmlns:r="http://schemas.openxmlformats.org/officeDocument/2006/relationships" xmlns:m="http://schemas.openxmlformats.org/officeDocument/2006/math" xmlns:v="urn:schemas-microsoft-com:vml" xmlns:wp14="http://schemas.microsoft.com/office/word/2010/wordprocessingDrawing" xmlns:wp="http://schemas.openxmlformats.org/drawingml/2006/wordprocessingDrawing" xmlns:w10="urn:schemas-microsoft-com:office:word" xmlns:w="http://schemas.openxmlformats.org/wordprocessingml/2006/main" xmlns:w14="http://schemas.microsoft.com/office/word/2010/wordml" xmlns:w15="http://schemas.microsoft.com/office/word/2012/wordml" xmlns:w16cex="http://schemas.microsoft.com/office/word/2018/wordml/cex" xmlns:w16cid="http://schemas.microsoft.com/office/word/2016/wordml/cid" xmlns:w16="http://schemas.microsoft.com/office/word/2018/wordml" xmlns:w16sdtdh="http://schemas.microsoft.com/office/word/2020/wordml/sdtdatahash" xmlns:w16se="http://schemas.microsoft.com/office/word/2015/wordml/symex" xmlns:wpg="http://schemas.microsoft.com/office/word/2010/wordprocessingGroup" xmlns:wpi="http://schemas.microsoft.com/office/word/2010/wordprocessingInk" xmlns:wne="http://schemas.microsoft.com/office/word/2006/wordml" xmlns:wps="http://schemas.microsoft.com/office/word/2010/wordprocessingShape" mc:Ignorable="w14 w15 w16se w16cid w16 w16cex w16sdtdh wp14">
+<w:footnotes xmlns:wpc="http://schemas.microsoft.com/office/word/2010/wordprocessingCanvas" xmlns:cx="http://schemas.microsoft.com/office/drawing/2014/chartex" xmlns:cx1="http://schemas.microsoft.com/office/drawing/2015/9/8/chartex" xmlns:cx2="http://schemas.microsoft.com/office/drawing/2015/10/21/chartex" xmlns:cx3="http://schemas.microsoft.com/office/drawing/2016/5/9/chartex" xmlns:cx4="http://schemas.microsoft.com/office/drawing/2016/5/10/chartex" xmlns:cx5="http://schemas.microsoft.com/office/drawing/2016/5/11/chartex" xmlns:cx6="http://schemas.microsoft.com/office/drawing/2016/5/12/chartex" xmlns:cx7="http://schemas.microsoft.com/office/drawing/2016/5/13/chartex" xmlns:cx8="http://schemas.microsoft.com/office/drawing/2016/5/14/chartex" xmlns:mc="http://schemas.openxmlformats.org/markup-compatibility/2006" xmlns:aink="http://schemas.microsoft.com/office/drawing/2016/ink" xmlns:am3d="http://schemas.microsoft.com/office/drawing/2017/model3d" xmlns:o="urn:schemas-microsoft-com:office:office" xmlns:oel="http://schemas.microsoft.com/office/2019/extlst" xmlns:r="http://schemas.openxmlformats.org/officeDocument/2006/relationships" xmlns:m="http://schemas.openxmlformats.org/officeDocument/2006/math" xmlns:v="urn:schemas-microsoft-com:vml" xmlns:wp14="http://schemas.microsoft.com/office/word/2010/wordprocessingDrawing" xmlns:wp="http://schemas.openxmlformats.org/drawingml/2006/wordprocessingDrawing" xmlns:w10="urn:schemas-microsoft-com:office:word" xmlns:w="http://schemas.openxmlformats.org/wordprocessingml/2006/main" xmlns:w14="http://schemas.microsoft.com/office/word/2010/wordml" xmlns:w15="http://schemas.microsoft.com/office/word/2012/wordml" xmlns:w16cex="http://schemas.microsoft.com/office/word/2018/wordml/cex" xmlns:w16cid="http://schemas.microsoft.com/office/word/2016/wordml/cid" xmlns:w16="http://schemas.microsoft.com/office/word/2018/wordml" xmlns:w16du="http://schemas.microsoft.com/office/word/2023/wordml/word16du" xmlns:w16sdtdh="http://schemas.microsoft.com/office/word/2020/wordml/sdtdatahash" xmlns:w16sdtfl="http://schemas.microsoft.com/office/word/2024/wordml/sdtformatlock" xmlns:w16se="http://schemas.microsoft.com/office/word/2015/wordml/symex" xmlns:wpg="http://schemas.microsoft.com/office/word/2010/wordprocessingGroup" xmlns:wpi="http://schemas.microsoft.com/office/word/2010/wordprocessingInk" xmlns:wne="http://schemas.microsoft.com/office/word/2006/wordml" xmlns:wps="http://schemas.microsoft.com/office/word/2010/wordprocessingShape" mc:Ignorable="w14 w15 w16se w16cid w16 w16cex w16sdtdh w16sdtfl w16du wp14">
   <w:footnote w:type="separator" w:id="-1">
     <w:p>
       <w:pPr>
@@ -3671,7 +6322,7 @@
 </file>
 
 <file path=word/header1.xml><?xml version="1.0" encoding="utf-8"?>
-<w:hdr xmlns:wpc="http://schemas.microsoft.com/office/word/2010/wordprocessingCanvas" xmlns:cx="http://schemas.microsoft.com/office/drawing/2014/chartex" xmlns:cx1="http://schemas.microsoft.com/office/drawing/2015/9/8/chartex" xmlns:cx2="http://schemas.microsoft.com/office/drawing/2015/10/21/chartex" xmlns:cx3="http://schemas.microsoft.com/office/drawing/2016/5/9/chartex" xmlns:cx4="http://schemas.microsoft.com/office/drawing/2016/5/10/chartex" xmlns:cx5="http://schemas.microsoft.com/office/drawing/2016/5/11/chartex" xmlns:cx6="http://schemas.microsoft.com/office/drawing/2016/5/12/chartex" xmlns:cx7="http://schemas.microsoft.com/office/drawing/2016/5/13/chartex" xmlns:cx8="http://schemas.microsoft.com/office/drawing/2016/5/14/chartex" xmlns:mc="http://schemas.openxmlformats.org/markup-compatibility/2006" xmlns:aink="http://schemas.microsoft.com/office/drawing/2016/ink" xmlns:am3d="http://schemas.microsoft.com/office/drawing/2017/model3d" xmlns:o="urn:schemas-microsoft-com:office:office" xmlns:r="http://schemas.openxmlformats.org/officeDocument/2006/relationships" xmlns:m="http://schemas.openxmlformats.org/officeDocument/2006/math" xmlns:v="urn:schemas-microsoft-com:vml" xmlns:wp14="http://schemas.microsoft.com/office/word/2010/wordprocessingDrawing" xmlns:wp="http://schemas.openxmlformats.org/drawingml/2006/wordprocessingDrawing" xmlns:w10="urn:schemas-microsoft-com:office:word" xmlns:w="http://schemas.openxmlformats.org/wordprocessingml/2006/main" xmlns:w14="http://schemas.microsoft.com/office/word/2010/wordml" xmlns:w15="http://schemas.microsoft.com/office/word/2012/wordml" xmlns:w16cex="http://schemas.microsoft.com/office/word/2018/wordml/cex" xmlns:w16cid="http://schemas.microsoft.com/office/word/2016/wordml/cid" xmlns:w16="http://schemas.microsoft.com/office/word/2018/wordml" xmlns:w16sdtdh="http://schemas.microsoft.com/office/word/2020/wordml/sdtdatahash" xmlns:w16se="http://schemas.microsoft.com/office/word/2015/wordml/symex" xmlns:wpg="http://schemas.microsoft.com/office/word/2010/wordprocessingGroup" xmlns:wpi="http://schemas.microsoft.com/office/word/2010/wordprocessingInk" xmlns:wne="http://schemas.microsoft.com/office/word/2006/wordml" xmlns:wps="http://schemas.microsoft.com/office/word/2010/wordprocessingShape" mc:Ignorable="w14 w15 w16se w16cid w16 w16cex w16sdtdh wp14">
+<w:hdr xmlns:wpc="http://schemas.microsoft.com/office/word/2010/wordprocessingCanvas" xmlns:cx="http://schemas.microsoft.com/office/drawing/2014/chartex" xmlns:cx1="http://schemas.microsoft.com/office/drawing/2015/9/8/chartex" xmlns:cx2="http://schemas.microsoft.com/office/drawing/2015/10/21/chartex" xmlns:cx3="http://schemas.microsoft.com/office/drawing/2016/5/9/chartex" xmlns:cx4="http://schemas.microsoft.com/office/drawing/2016/5/10/chartex" xmlns:cx5="http://schemas.microsoft.com/office/drawing/2016/5/11/chartex" xmlns:cx6="http://schemas.microsoft.com/office/drawing/2016/5/12/chartex" xmlns:cx7="http://schemas.microsoft.com/office/drawing/2016/5/13/chartex" xmlns:cx8="http://schemas.microsoft.com/office/drawing/2016/5/14/chartex" xmlns:mc="http://schemas.openxmlformats.org/markup-compatibility/2006" xmlns:aink="http://schemas.microsoft.com/office/drawing/2016/ink" xmlns:am3d="http://schemas.microsoft.com/office/drawing/2017/model3d" xmlns:o="urn:schemas-microsoft-com:office:office" xmlns:oel="http://schemas.microsoft.com/office/2019/extlst" xmlns:r="http://schemas.openxmlformats.org/officeDocument/2006/relationships" xmlns:m="http://schemas.openxmlformats.org/officeDocument/2006/math" xmlns:v="urn:schemas-microsoft-com:vml" xmlns:wp14="http://schemas.microsoft.com/office/word/2010/wordprocessingDrawing" xmlns:wp="http://schemas.openxmlformats.org/drawingml/2006/wordprocessingDrawing" xmlns:w10="urn:schemas-microsoft-com:office:word" xmlns:w="http://schemas.openxmlformats.org/wordprocessingml/2006/main" xmlns:w14="http://schemas.microsoft.com/office/word/2010/wordml" xmlns:w15="http://schemas.microsoft.com/office/word/2012/wordml" xmlns:w16cex="http://schemas.microsoft.com/office/word/2018/wordml/cex" xmlns:w16cid="http://schemas.microsoft.com/office/word/2016/wordml/cid" xmlns:w16="http://schemas.microsoft.com/office/word/2018/wordml" xmlns:w16du="http://schemas.microsoft.com/office/word/2023/wordml/word16du" xmlns:w16sdtdh="http://schemas.microsoft.com/office/word/2020/wordml/sdtdatahash" xmlns:w16sdtfl="http://schemas.microsoft.com/office/word/2024/wordml/sdtformatlock" xmlns:w16se="http://schemas.microsoft.com/office/word/2015/wordml/symex" xmlns:wpg="http://schemas.microsoft.com/office/word/2010/wordprocessingGroup" xmlns:wpi="http://schemas.microsoft.com/office/word/2010/wordprocessingInk" xmlns:wne="http://schemas.microsoft.com/office/word/2006/wordml" xmlns:wps="http://schemas.microsoft.com/office/word/2010/wordprocessingShape" mc:Ignorable="w14 w15 w16se w16cid w16 w16cex w16sdtdh w16sdtfl w16du wp14">
   <w:p>
     <w:pPr>
       <w:pStyle w:val="Header"/>
@@ -3745,7 +6396,7 @@
 </file>
 
 <file path=word/numbering.xml><?xml version="1.0" encoding="utf-8"?>
-<w:numbering xmlns:wpc="http://schemas.microsoft.com/office/word/2010/wordprocessingCanvas" xmlns:cx="http://schemas.microsoft.com/office/drawing/2014/chartex" xmlns:cx1="http://schemas.microsoft.com/office/drawing/2015/9/8/chartex" xmlns:cx2="http://schemas.microsoft.com/office/drawing/2015/10/21/chartex" xmlns:cx3="http://schemas.microsoft.com/office/drawing/2016/5/9/chartex" xmlns:cx4="http://schemas.microsoft.com/office/drawing/2016/5/10/chartex" xmlns:cx5="http://schemas.microsoft.com/office/drawing/2016/5/11/chartex" xmlns:cx6="http://schemas.microsoft.com/office/drawing/2016/5/12/chartex" xmlns:cx7="http://schemas.microsoft.com/office/drawing/2016/5/13/chartex" xmlns:cx8="http://schemas.microsoft.com/office/drawing/2016/5/14/chartex" xmlns:mc="http://schemas.openxmlformats.org/markup-compatibility/2006" xmlns:aink="http://schemas.microsoft.com/office/drawing/2016/ink" xmlns:am3d="http://schemas.microsoft.com/office/drawing/2017/model3d" xmlns:o="urn:schemas-microsoft-com:office:office" xmlns:r="http://schemas.openxmlformats.org/officeDocument/2006/relationships" xmlns:m="http://schemas.openxmlformats.org/officeDocument/2006/math" xmlns:v="urn:schemas-microsoft-com:vml" xmlns:wp14="http://schemas.microsoft.com/office/word/2010/wordprocessingDrawing" xmlns:wp="http://schemas.openxmlformats.org/drawingml/2006/wordprocessingDrawing" xmlns:w10="urn:schemas-microsoft-com:office:word" xmlns:w="http://schemas.openxmlformats.org/wordprocessingml/2006/main" xmlns:w14="http://schemas.microsoft.com/office/word/2010/wordml" xmlns:w15="http://schemas.microsoft.com/office/word/2012/wordml" xmlns:w16cex="http://schemas.microsoft.com/office/word/2018/wordml/cex" xmlns:w16cid="http://schemas.microsoft.com/office/word/2016/wordml/cid" xmlns:w16="http://schemas.microsoft.com/office/word/2018/wordml" xmlns:w16sdtdh="http://schemas.microsoft.com/office/word/2020/wordml/sdtdatahash" xmlns:w16se="http://schemas.microsoft.com/office/word/2015/wordml/symex" xmlns:wpg="http://schemas.microsoft.com/office/word/2010/wordprocessingGroup" xmlns:wpi="http://schemas.microsoft.com/office/word/2010/wordprocessingInk" xmlns:wne="http://schemas.microsoft.com/office/word/2006/wordml" xmlns:wps="http://schemas.microsoft.com/office/word/2010/wordprocessingShape" mc:Ignorable="w14 w15 w16se w16cid w16 w16cex w16sdtdh wp14">
+<w:numbering xmlns:wpc="http://schemas.microsoft.com/office/word/2010/wordprocessingCanvas" xmlns:cx="http://schemas.microsoft.com/office/drawing/2014/chartex" xmlns:cx1="http://schemas.microsoft.com/office/drawing/2015/9/8/chartex" xmlns:cx2="http://schemas.microsoft.com/office/drawing/2015/10/21/chartex" xmlns:cx3="http://schemas.microsoft.com/office/drawing/2016/5/9/chartex" xmlns:cx4="http://schemas.microsoft.com/office/drawing/2016/5/10/chartex" xmlns:cx5="http://schemas.microsoft.com/office/drawing/2016/5/11/chartex" xmlns:cx6="http://schemas.microsoft.com/office/drawing/2016/5/12/chartex" xmlns:cx7="http://schemas.microsoft.com/office/drawing/2016/5/13/chartex" xmlns:cx8="http://schemas.microsoft.com/office/drawing/2016/5/14/chartex" xmlns:mc="http://schemas.openxmlformats.org/markup-compatibility/2006" xmlns:aink="http://schemas.microsoft.com/office/drawing/2016/ink" xmlns:am3d="http://schemas.microsoft.com/office/drawing/2017/model3d" xmlns:o="urn:schemas-microsoft-com:office:office" xmlns:oel="http://schemas.microsoft.com/office/2019/extlst" xmlns:r="http://schemas.openxmlformats.org/officeDocument/2006/relationships" xmlns:m="http://schemas.openxmlformats.org/officeDocument/2006/math" xmlns:v="urn:schemas-microsoft-com:vml" xmlns:wp14="http://schemas.microsoft.com/office/word/2010/wordprocessingDrawing" xmlns:wp="http://schemas.openxmlformats.org/drawingml/2006/wordprocessingDrawing" xmlns:w10="urn:schemas-microsoft-com:office:word" xmlns:w="http://schemas.openxmlformats.org/wordprocessingml/2006/main" xmlns:w14="http://schemas.microsoft.com/office/word/2010/wordml" xmlns:w15="http://schemas.microsoft.com/office/word/2012/wordml" xmlns:w16cex="http://schemas.microsoft.com/office/word/2018/wordml/cex" xmlns:w16cid="http://schemas.microsoft.com/office/word/2016/wordml/cid" xmlns:w16="http://schemas.microsoft.com/office/word/2018/wordml" xmlns:w16du="http://schemas.microsoft.com/office/word/2023/wordml/word16du" xmlns:w16sdtdh="http://schemas.microsoft.com/office/word/2020/wordml/sdtdatahash" xmlns:w16sdtfl="http://schemas.microsoft.com/office/word/2024/wordml/sdtformatlock" xmlns:w16se="http://schemas.microsoft.com/office/word/2015/wordml/symex" xmlns:wpg="http://schemas.microsoft.com/office/word/2010/wordprocessingGroup" xmlns:wpi="http://schemas.microsoft.com/office/word/2010/wordprocessingInk" xmlns:wne="http://schemas.microsoft.com/office/word/2006/wordml" xmlns:wps="http://schemas.microsoft.com/office/word/2010/wordprocessingShape" mc:Ignorable="w14 w15 w16se w16cid w16 w16cex w16sdtdh w16sdtfl w16du wp14">
   <w:abstractNum w:abstractNumId="0" w15:restartNumberingAfterBreak="0">
     <w:nsid w:val="10694C37"/>
     <w:multiLevelType w:val="multilevel"/>
@@ -4889,34 +7540,34 @@
       </w:rPr>
     </w:lvl>
   </w:abstractNum>
-  <w:num w:numId="1">
+  <w:num w:numId="1" w16cid:durableId="1504860108">
     <w:abstractNumId w:val="8"/>
   </w:num>
-  <w:num w:numId="2">
+  <w:num w:numId="2" w16cid:durableId="2094351208">
     <w:abstractNumId w:val="5"/>
   </w:num>
-  <w:num w:numId="3">
+  <w:num w:numId="3" w16cid:durableId="154807697">
     <w:abstractNumId w:val="6"/>
   </w:num>
-  <w:num w:numId="4">
+  <w:num w:numId="4" w16cid:durableId="620192797">
     <w:abstractNumId w:val="7"/>
   </w:num>
-  <w:num w:numId="5">
+  <w:num w:numId="5" w16cid:durableId="1894923052">
     <w:abstractNumId w:val="2"/>
   </w:num>
-  <w:num w:numId="6">
+  <w:num w:numId="6" w16cid:durableId="1231228466">
     <w:abstractNumId w:val="3"/>
   </w:num>
-  <w:num w:numId="7">
+  <w:num w:numId="7" w16cid:durableId="2120952298">
     <w:abstractNumId w:val="1"/>
   </w:num>
-  <w:num w:numId="8">
+  <w:num w:numId="8" w16cid:durableId="31079297">
     <w:abstractNumId w:val="9"/>
   </w:num>
-  <w:num w:numId="9">
+  <w:num w:numId="9" w16cid:durableId="908346052">
     <w:abstractNumId w:val="0"/>
   </w:num>
-  <w:num w:numId="10">
+  <w:num w:numId="10" w16cid:durableId="1912697784">
     <w:abstractNumId w:val="0"/>
     <w:lvlOverride w:ilvl="0">
       <w:startOverride w:val="1"/>
@@ -4946,10 +7597,10 @@
       <w:startOverride w:val="1"/>
     </w:lvlOverride>
   </w:num>
-  <w:num w:numId="11">
+  <w:num w:numId="11" w16cid:durableId="2076463113">
     <w:abstractNumId w:val="10"/>
   </w:num>
-  <w:num w:numId="12">
+  <w:num w:numId="12" w16cid:durableId="1390151116">
     <w:abstractNumId w:val="4"/>
   </w:num>
   <w:numIdMacAtCleanup w:val="11"/>
@@ -4957,7 +7608,7 @@
 </file>
 
 <file path=word/styles.xml><?xml version="1.0" encoding="utf-8"?>
-<w:styles xmlns:mc="http://schemas.openxmlformats.org/markup-compatibility/2006" xmlns:r="http://schemas.openxmlformats.org/officeDocument/2006/relationships" xmlns:w="http://schemas.openxmlformats.org/wordprocessingml/2006/main" xmlns:w14="http://schemas.microsoft.com/office/word/2010/wordml" xmlns:w15="http://schemas.microsoft.com/office/word/2012/wordml" xmlns:w16cex="http://schemas.microsoft.com/office/word/2018/wordml/cex" xmlns:w16cid="http://schemas.microsoft.com/office/word/2016/wordml/cid" xmlns:w16="http://schemas.microsoft.com/office/word/2018/wordml" xmlns:w16sdtdh="http://schemas.microsoft.com/office/word/2020/wordml/sdtdatahash" xmlns:w16se="http://schemas.microsoft.com/office/word/2015/wordml/symex" mc:Ignorable="w14 w15 w16se w16cid w16 w16cex w16sdtdh">
+<w:styles xmlns:mc="http://schemas.openxmlformats.org/markup-compatibility/2006" xmlns:r="http://schemas.openxmlformats.org/officeDocument/2006/relationships" xmlns:w="http://schemas.openxmlformats.org/wordprocessingml/2006/main" xmlns:w14="http://schemas.microsoft.com/office/word/2010/wordml" xmlns:w15="http://schemas.microsoft.com/office/word/2012/wordml" xmlns:w16cex="http://schemas.microsoft.com/office/word/2018/wordml/cex" xmlns:w16cid="http://schemas.microsoft.com/office/word/2016/wordml/cid" xmlns:w16="http://schemas.microsoft.com/office/word/2018/wordml" xmlns:w16du="http://schemas.microsoft.com/office/word/2023/wordml/word16du" xmlns:w16sdtdh="http://schemas.microsoft.com/office/word/2020/wordml/sdtdatahash" xmlns:w16sdtfl="http://schemas.microsoft.com/office/word/2024/wordml/sdtformatlock" xmlns:w16se="http://schemas.microsoft.com/office/word/2015/wordml/symex" mc:Ignorable="w14 w15 w16se w16cid w16 w16cex w16sdtdh w16sdtfl w16du">
   <w:docDefaults>
     <w:rPrDefault>
       <w:rPr>
@@ -7415,10 +10066,6 @@
 </file>
 
 <file path=customXml/item1.xml><?xml version="1.0" encoding="utf-8"?>
-<b:Sources xmlns:b="http://schemas.openxmlformats.org/officeDocument/2006/bibliography" xmlns="http://schemas.openxmlformats.org/officeDocument/2006/bibliography" SelectedStyle="\APASixthEditionOfficeOnline.xsl" StyleName="APA" Version="6"/>
-</file>
-
-<file path=customXml/item2.xml><?xml version="1.0" encoding="utf-8"?>
 <p:properties xmlns:p="http://schemas.microsoft.com/office/2006/metadata/properties" xmlns:xsi="http://www.w3.org/2001/XMLSchema-instance" xmlns:pc="http://schemas.microsoft.com/office/infopath/2007/PartnerControls">
   <documentManagement>
     <lcf76f155ced4ddcb4097134ff3c332f xmlns="0d91a3e8-d642-437b-a229-e2bce59964d8">
@@ -7428,7 +10075,20 @@
 </p:properties>
 </file>
 
+<file path=customXml/item2.xml><?xml version="1.0" encoding="utf-8"?>
+<b:Sources xmlns:b="http://schemas.openxmlformats.org/officeDocument/2006/bibliography" xmlns="http://schemas.openxmlformats.org/officeDocument/2006/bibliography" SelectedStyle="\APASixthEditionOfficeOnline.xsl" StyleName="APA" Version="6"/>
+</file>
+
 <file path=customXml/item3.xml><?xml version="1.0" encoding="utf-8"?>
+<?mso-contentType ?>
+<FormTemplates xmlns="http://schemas.microsoft.com/sharepoint/v3/contenttype/forms">
+  <Display>DocumentLibraryForm</Display>
+  <Edit>DocumentLibraryForm</Edit>
+  <New>DocumentLibraryForm</New>
+</FormTemplates>
+</file>
+
+<file path=customXml/item4.xml><?xml version="1.0" encoding="utf-8"?>
 <ct:contentTypeSchema xmlns:ct="http://schemas.microsoft.com/office/2006/metadata/contentType" xmlns:ma="http://schemas.microsoft.com/office/2006/metadata/properties/metaAttributes" ct:_="" ma:_="" ma:contentTypeName="Document" ma:contentTypeID="0x010100DA511423795DCF4988993157E725F033" ma:contentTypeVersion="12" ma:contentTypeDescription="Create a new document." ma:contentTypeScope="" ma:versionID="eee47eba76474bc492e6d5b3f018ffee">
   <xsd:schema xmlns:xsd="http://www.w3.org/2001/XMLSchema" xmlns:xs="http://www.w3.org/2001/XMLSchema" xmlns:p="http://schemas.microsoft.com/office/2006/metadata/properties" xmlns:ns2="0d91a3e8-d642-437b-a229-e2bce59964d8" xmlns:ns3="9051d588-882f-438d-8828-3b025d4e6411" targetNamespace="http://schemas.microsoft.com/office/2006/metadata/properties" ma:root="true" ma:fieldsID="87080db1897d21094a309b8c60f80297" ns2:_="" ns3:_="">
     <xsd:import namespace="0d91a3e8-d642-437b-a229-e2bce59964d8"/>
@@ -7639,24 +10299,7 @@
 </ct:contentTypeSchema>
 </file>
 
-<file path=customXml/item4.xml><?xml version="1.0" encoding="utf-8"?>
-<?mso-contentType ?>
-<FormTemplates xmlns="http://schemas.microsoft.com/sharepoint/v3/contenttype/forms">
-  <Display>DocumentLibraryForm</Display>
-  <Edit>DocumentLibraryForm</Edit>
-  <New>DocumentLibraryForm</New>
-</FormTemplates>
-</file>
-
 <file path=customXml/itemProps1.xml><?xml version="1.0" encoding="utf-8"?>
-<ds:datastoreItem xmlns:ds="http://schemas.openxmlformats.org/officeDocument/2006/customXml" ds:itemID="{F6E1ED11-40B9-45B0-BEF9-583937A82480}">
-  <ds:schemaRefs>
-    <ds:schemaRef ds:uri="http://schemas.openxmlformats.org/officeDocument/2006/bibliography"/>
-  </ds:schemaRefs>
-</ds:datastoreItem>
-</file>
-
-<file path=customXml/itemProps2.xml><?xml version="1.0" encoding="utf-8"?>
 <ds:datastoreItem xmlns:ds="http://schemas.openxmlformats.org/officeDocument/2006/customXml" ds:itemID="{3EA55498-A03B-46CF-83BB-624BDFF496A4}">
   <ds:schemaRefs>
     <ds:schemaRef ds:uri="http://schemas.microsoft.com/office/2006/metadata/properties"/>
@@ -7666,7 +10309,23 @@
 </ds:datastoreItem>
 </file>
 
+<file path=customXml/itemProps2.xml><?xml version="1.0" encoding="utf-8"?>
+<ds:datastoreItem xmlns:ds="http://schemas.openxmlformats.org/officeDocument/2006/customXml" ds:itemID="{F6E1ED11-40B9-45B0-BEF9-583937A82480}">
+  <ds:schemaRefs>
+    <ds:schemaRef ds:uri="http://schemas.openxmlformats.org/officeDocument/2006/bibliography"/>
+  </ds:schemaRefs>
+</ds:datastoreItem>
+</file>
+
 <file path=customXml/itemProps3.xml><?xml version="1.0" encoding="utf-8"?>
+<ds:datastoreItem xmlns:ds="http://schemas.openxmlformats.org/officeDocument/2006/customXml" ds:itemID="{0CEB08E7-84EA-4B94-9979-010045FFBB06}">
+  <ds:schemaRefs>
+    <ds:schemaRef ds:uri="http://schemas.microsoft.com/sharepoint/v3/contenttype/forms"/>
+  </ds:schemaRefs>
+</ds:datastoreItem>
+</file>
+
+<file path=customXml/itemProps4.xml><?xml version="1.0" encoding="utf-8"?>
 <ds:datastoreItem xmlns:ds="http://schemas.openxmlformats.org/officeDocument/2006/customXml" ds:itemID="{962F14DE-5E38-4555-87CF-F6B9AD82A6B2}">
   <ds:schemaRefs>
     <ds:schemaRef ds:uri="http://schemas.microsoft.com/office/2006/metadata/contentType"/>
@@ -7685,10 +10344,8 @@
 </ds:datastoreItem>
 </file>
 
-<file path=customXml/itemProps4.xml><?xml version="1.0" encoding="utf-8"?>
-<ds:datastoreItem xmlns:ds="http://schemas.openxmlformats.org/officeDocument/2006/customXml" ds:itemID="{0CEB08E7-84EA-4B94-9979-010045FFBB06}">
-  <ds:schemaRefs>
-    <ds:schemaRef ds:uri="http://schemas.microsoft.com/sharepoint/v3/contenttype/forms"/>
-  </ds:schemaRefs>
-</ds:datastoreItem>
+<file path=docMetadata/LabelInfo.xml><?xml version="1.0" encoding="utf-8"?>
+<clbl:labelList xmlns:clbl="http://schemas.microsoft.com/office/2020/mipLabelMetadata">
+  <clbl:label id="{19ed6838-8934-4c4c-9c0f-f3f7d20a03aa}" enabled="1" method="Privileged" siteId="{ffcea58c-766b-4eea-9684-92cc7cb3c5e9}" contentBits="2" removed="0"/>
+</clbl:labelList>
 </file>